--- a/fuentes/08120000_CF02_DU.docx
+++ b/fuentes/08120000_CF02_DU.docx
@@ -558,7 +558,7 @@
           <w:r>
             <w:fldChar w:fldCharType="separate"/>
           </w:r>
-          <w:hyperlink w:anchor="_Toc235782867" w:history="1">
+          <w:hyperlink w:anchor="_Toc237692042" w:history="1">
             <w:r>
               <w:rPr>
                 <w:rStyle w:val="Hipervnculo"/>
@@ -585,7 +585,7 @@
                 <w:noProof/>
                 <w:webHidden/>
               </w:rPr>
-              <w:instrText xml:space="preserve"> PAGEREF _Toc235782867 \h </w:instrText>
+              <w:instrText xml:space="preserve"> PAGEREF _Toc237692042 \h </w:instrText>
             </w:r>
             <w:r>
               <w:rPr>
@@ -631,7 +631,7 @@
               <w14:ligatures w14:val="none"/>
             </w:rPr>
           </w:pPr>
-          <w:hyperlink w:anchor="_Toc235782868" w:history="1">
+          <w:hyperlink w:anchor="_Toc237692043" w:history="1">
             <w:r>
               <w:rPr>
                 <w:rStyle w:val="Hipervnculo"/>
@@ -658,7 +658,7 @@
                 <w:noProof/>
                 <w:webHidden/>
               </w:rPr>
-              <w:instrText xml:space="preserve"> PAGEREF _Toc235782868 \h </w:instrText>
+              <w:instrText xml:space="preserve"> PAGEREF _Toc237692043 \h </w:instrText>
             </w:r>
             <w:r>
               <w:rPr>
@@ -704,7 +704,7 @@
               <w14:ligatures w14:val="none"/>
             </w:rPr>
           </w:pPr>
-          <w:hyperlink w:anchor="_Toc235782869" w:history="1">
+          <w:hyperlink w:anchor="_Toc237692044" w:history="1">
             <w:r>
               <w:rPr>
                 <w:rStyle w:val="Hipervnculo"/>
@@ -731,7 +731,7 @@
                 <w:noProof/>
                 <w:webHidden/>
               </w:rPr>
-              <w:instrText xml:space="preserve"> PAGEREF _Toc235782869 \h </w:instrText>
+              <w:instrText xml:space="preserve"> PAGEREF _Toc237692044 \h </w:instrText>
             </w:r>
             <w:r>
               <w:rPr>
@@ -777,7 +777,7 @@
               <w14:ligatures w14:val="none"/>
             </w:rPr>
           </w:pPr>
-          <w:hyperlink w:anchor="_Toc235782870" w:history="1">
+          <w:hyperlink w:anchor="_Toc237692045" w:history="1">
             <w:r>
               <w:rPr>
                 <w:rStyle w:val="Hipervnculo"/>
@@ -804,7 +804,7 @@
                 <w:noProof/>
                 <w:webHidden/>
               </w:rPr>
-              <w:instrText xml:space="preserve"> PAGEREF _Toc235782870 \h </w:instrText>
+              <w:instrText xml:space="preserve"> PAGEREF _Toc237692045 \h </w:instrText>
             </w:r>
             <w:r>
               <w:rPr>
@@ -850,7 +850,7 @@
               <w14:ligatures w14:val="none"/>
             </w:rPr>
           </w:pPr>
-          <w:hyperlink w:anchor="_Toc235782871" w:history="1">
+          <w:hyperlink w:anchor="_Toc237692046" w:history="1">
             <w:r>
               <w:rPr>
                 <w:rStyle w:val="Hipervnculo"/>
@@ -877,7 +877,7 @@
                 <w:noProof/>
                 <w:webHidden/>
               </w:rPr>
-              <w:instrText xml:space="preserve"> PAGEREF _Toc235782871 \h </w:instrText>
+              <w:instrText xml:space="preserve"> PAGEREF _Toc237692046 \h </w:instrText>
             </w:r>
             <w:r>
               <w:rPr>
@@ -923,7 +923,7 @@
               <w14:ligatures w14:val="none"/>
             </w:rPr>
           </w:pPr>
-          <w:hyperlink w:anchor="_Toc235782872" w:history="1">
+          <w:hyperlink w:anchor="_Toc237692047" w:history="1">
             <w:r>
               <w:rPr>
                 <w:rStyle w:val="Hipervnculo"/>
@@ -950,7 +950,7 @@
                 <w:noProof/>
                 <w:webHidden/>
               </w:rPr>
-              <w:instrText xml:space="preserve"> PAGEREF _Toc235782872 \h </w:instrText>
+              <w:instrText xml:space="preserve"> PAGEREF _Toc237692047 \h </w:instrText>
             </w:r>
             <w:r>
               <w:rPr>
@@ -996,7 +996,7 @@
               <w14:ligatures w14:val="none"/>
             </w:rPr>
           </w:pPr>
-          <w:hyperlink w:anchor="_Toc235782873" w:history="1">
+          <w:hyperlink w:anchor="_Toc237692048" w:history="1">
             <w:r>
               <w:rPr>
                 <w:rStyle w:val="Hipervnculo"/>
@@ -1023,7 +1023,7 @@
                 <w:noProof/>
                 <w:webHidden/>
               </w:rPr>
-              <w:instrText xml:space="preserve"> PAGEREF _Toc235782873 \h </w:instrText>
+              <w:instrText xml:space="preserve"> PAGEREF _Toc237692048 \h </w:instrText>
             </w:r>
             <w:r>
               <w:rPr>
@@ -1069,7 +1069,7 @@
               <w14:ligatures w14:val="none"/>
             </w:rPr>
           </w:pPr>
-          <w:hyperlink w:anchor="_Toc235782874" w:history="1">
+          <w:hyperlink w:anchor="_Toc237692049" w:history="1">
             <w:r>
               <w:rPr>
                 <w:rStyle w:val="Hipervnculo"/>
@@ -1096,7 +1096,7 @@
                 <w:noProof/>
                 <w:webHidden/>
               </w:rPr>
-              <w:instrText xml:space="preserve"> PAGEREF _Toc235782874 \h </w:instrText>
+              <w:instrText xml:space="preserve"> PAGEREF _Toc237692049 \h </w:instrText>
             </w:r>
             <w:r>
               <w:rPr>
@@ -1142,7 +1142,7 @@
               <w14:ligatures w14:val="none"/>
             </w:rPr>
           </w:pPr>
-          <w:hyperlink w:anchor="_Toc235782875" w:history="1">
+          <w:hyperlink w:anchor="_Toc237692050" w:history="1">
             <w:r>
               <w:rPr>
                 <w:rStyle w:val="Hipervnculo"/>
@@ -1169,7 +1169,7 @@
                 <w:noProof/>
                 <w:webHidden/>
               </w:rPr>
-              <w:instrText xml:space="preserve"> PAGEREF _Toc235782875 \h </w:instrText>
+              <w:instrText xml:space="preserve"> PAGEREF _Toc237692050 \h </w:instrText>
             </w:r>
             <w:r>
               <w:rPr>
@@ -1189,7 +1189,7 @@
                 <w:noProof/>
                 <w:webHidden/>
               </w:rPr>
-              <w:t>15</w:t>
+              <w:t>17</w:t>
             </w:r>
             <w:r>
               <w:rPr>
@@ -1215,7 +1215,7 @@
               <w14:ligatures w14:val="none"/>
             </w:rPr>
           </w:pPr>
-          <w:hyperlink w:anchor="_Toc235782876" w:history="1">
+          <w:hyperlink w:anchor="_Toc237692051" w:history="1">
             <w:r>
               <w:rPr>
                 <w:rStyle w:val="Hipervnculo"/>
@@ -1242,7 +1242,7 @@
                 <w:noProof/>
                 <w:webHidden/>
               </w:rPr>
-              <w:instrText xml:space="preserve"> PAGEREF _Toc235782876 \h </w:instrText>
+              <w:instrText xml:space="preserve"> PAGEREF _Toc237692051 \h </w:instrText>
             </w:r>
             <w:r>
               <w:rPr>
@@ -1262,7 +1262,7 @@
                 <w:noProof/>
                 <w:webHidden/>
               </w:rPr>
-              <w:t>15</w:t>
+              <w:t>17</w:t>
             </w:r>
             <w:r>
               <w:rPr>
@@ -1288,7 +1288,7 @@
               <w14:ligatures w14:val="none"/>
             </w:rPr>
           </w:pPr>
-          <w:hyperlink w:anchor="_Toc235782877" w:history="1">
+          <w:hyperlink w:anchor="_Toc237692052" w:history="1">
             <w:r>
               <w:rPr>
                 <w:rStyle w:val="Hipervnculo"/>
@@ -1315,7 +1315,7 @@
                 <w:noProof/>
                 <w:webHidden/>
               </w:rPr>
-              <w:instrText xml:space="preserve"> PAGEREF _Toc235782877 \h </w:instrText>
+              <w:instrText xml:space="preserve"> PAGEREF _Toc237692052 \h </w:instrText>
             </w:r>
             <w:r>
               <w:rPr>
@@ -1335,7 +1335,7 @@
                 <w:noProof/>
                 <w:webHidden/>
               </w:rPr>
-              <w:t>15</w:t>
+              <w:t>17</w:t>
             </w:r>
             <w:r>
               <w:rPr>
@@ -1361,7 +1361,7 @@
               <w14:ligatures w14:val="none"/>
             </w:rPr>
           </w:pPr>
-          <w:hyperlink w:anchor="_Toc235782878" w:history="1">
+          <w:hyperlink w:anchor="_Toc237692053" w:history="1">
             <w:r>
               <w:rPr>
                 <w:rStyle w:val="Hipervnculo"/>
@@ -1388,7 +1388,7 @@
                 <w:noProof/>
                 <w:webHidden/>
               </w:rPr>
-              <w:instrText xml:space="preserve"> PAGEREF _Toc235782878 \h </w:instrText>
+              <w:instrText xml:space="preserve"> PAGEREF _Toc237692053 \h </w:instrText>
             </w:r>
             <w:r>
               <w:rPr>
@@ -1408,7 +1408,7 @@
                 <w:noProof/>
                 <w:webHidden/>
               </w:rPr>
-              <w:t>16</w:t>
+              <w:t>18</w:t>
             </w:r>
             <w:r>
               <w:rPr>
@@ -1434,7 +1434,7 @@
               <w14:ligatures w14:val="none"/>
             </w:rPr>
           </w:pPr>
-          <w:hyperlink w:anchor="_Toc235782879" w:history="1">
+          <w:hyperlink w:anchor="_Toc237692054" w:history="1">
             <w:r>
               <w:rPr>
                 <w:rStyle w:val="Hipervnculo"/>
@@ -1461,7 +1461,7 @@
                 <w:noProof/>
                 <w:webHidden/>
               </w:rPr>
-              <w:instrText xml:space="preserve"> PAGEREF _Toc235782879 \h </w:instrText>
+              <w:instrText xml:space="preserve"> PAGEREF _Toc237692054 \h </w:instrText>
             </w:r>
             <w:r>
               <w:rPr>
@@ -1481,7 +1481,7 @@
                 <w:noProof/>
                 <w:webHidden/>
               </w:rPr>
-              <w:t>18</w:t>
+              <w:t>20</w:t>
             </w:r>
             <w:r>
               <w:rPr>
@@ -1507,7 +1507,7 @@
               <w14:ligatures w14:val="none"/>
             </w:rPr>
           </w:pPr>
-          <w:hyperlink w:anchor="_Toc235782880" w:history="1">
+          <w:hyperlink w:anchor="_Toc237692055" w:history="1">
             <w:r>
               <w:rPr>
                 <w:rStyle w:val="Hipervnculo"/>
@@ -1534,7 +1534,7 @@
                 <w:noProof/>
                 <w:webHidden/>
               </w:rPr>
-              <w:instrText xml:space="preserve"> PAGEREF _Toc235782880 \h </w:instrText>
+              <w:instrText xml:space="preserve"> PAGEREF _Toc237692055 \h </w:instrText>
             </w:r>
             <w:r>
               <w:rPr>
@@ -1554,7 +1554,7 @@
                 <w:noProof/>
                 <w:webHidden/>
               </w:rPr>
-              <w:t>20</w:t>
+              <w:t>22</w:t>
             </w:r>
             <w:r>
               <w:rPr>
@@ -1580,7 +1580,7 @@
               <w14:ligatures w14:val="none"/>
             </w:rPr>
           </w:pPr>
-          <w:hyperlink w:anchor="_Toc235782881" w:history="1">
+          <w:hyperlink w:anchor="_Toc237692056" w:history="1">
             <w:r>
               <w:rPr>
                 <w:rStyle w:val="Hipervnculo"/>
@@ -1607,7 +1607,7 @@
                 <w:noProof/>
                 <w:webHidden/>
               </w:rPr>
-              <w:instrText xml:space="preserve"> PAGEREF _Toc235782881 \h </w:instrText>
+              <w:instrText xml:space="preserve"> PAGEREF _Toc237692056 \h </w:instrText>
             </w:r>
             <w:r>
               <w:rPr>
@@ -1627,7 +1627,7 @@
                 <w:noProof/>
                 <w:webHidden/>
               </w:rPr>
-              <w:t>23</w:t>
+              <w:t>25</w:t>
             </w:r>
             <w:r>
               <w:rPr>
@@ -1653,7 +1653,7 @@
               <w14:ligatures w14:val="none"/>
             </w:rPr>
           </w:pPr>
-          <w:hyperlink w:anchor="_Toc235782882" w:history="1">
+          <w:hyperlink w:anchor="_Toc237692057" w:history="1">
             <w:r>
               <w:rPr>
                 <w:rStyle w:val="Hipervnculo"/>
@@ -1680,7 +1680,7 @@
                 <w:noProof/>
                 <w:webHidden/>
               </w:rPr>
-              <w:instrText xml:space="preserve"> PAGEREF _Toc235782882 \h </w:instrText>
+              <w:instrText xml:space="preserve"> PAGEREF _Toc237692057 \h </w:instrText>
             </w:r>
             <w:r>
               <w:rPr>
@@ -1700,7 +1700,7 @@
                 <w:noProof/>
                 <w:webHidden/>
               </w:rPr>
-              <w:t>23</w:t>
+              <w:t>25</w:t>
             </w:r>
             <w:r>
               <w:rPr>
@@ -1726,7 +1726,7 @@
               <w14:ligatures w14:val="none"/>
             </w:rPr>
           </w:pPr>
-          <w:hyperlink w:anchor="_Toc235782883" w:history="1">
+          <w:hyperlink w:anchor="_Toc237692058" w:history="1">
             <w:r>
               <w:rPr>
                 <w:rStyle w:val="Hipervnculo"/>
@@ -1753,7 +1753,7 @@
                 <w:noProof/>
                 <w:webHidden/>
               </w:rPr>
-              <w:instrText xml:space="preserve"> PAGEREF _Toc235782883 \h </w:instrText>
+              <w:instrText xml:space="preserve"> PAGEREF _Toc237692058 \h </w:instrText>
             </w:r>
             <w:r>
               <w:rPr>
@@ -1773,7 +1773,7 @@
                 <w:noProof/>
                 <w:webHidden/>
               </w:rPr>
-              <w:t>23</w:t>
+              <w:t>25</w:t>
             </w:r>
             <w:r>
               <w:rPr>
@@ -1799,7 +1799,7 @@
               <w14:ligatures w14:val="none"/>
             </w:rPr>
           </w:pPr>
-          <w:hyperlink w:anchor="_Toc235782884" w:history="1">
+          <w:hyperlink w:anchor="_Toc237692059" w:history="1">
             <w:r>
               <w:rPr>
                 <w:rStyle w:val="Hipervnculo"/>
@@ -1826,7 +1826,7 @@
                 <w:noProof/>
                 <w:webHidden/>
               </w:rPr>
-              <w:instrText xml:space="preserve"> PAGEREF _Toc235782884 \h </w:instrText>
+              <w:instrText xml:space="preserve"> PAGEREF _Toc237692059 \h </w:instrText>
             </w:r>
             <w:r>
               <w:rPr>
@@ -1846,7 +1846,7 @@
                 <w:noProof/>
                 <w:webHidden/>
               </w:rPr>
-              <w:t>25</w:t>
+              <w:t>27</w:t>
             </w:r>
             <w:r>
               <w:rPr>
@@ -1872,7 +1872,7 @@
               <w14:ligatures w14:val="none"/>
             </w:rPr>
           </w:pPr>
-          <w:hyperlink w:anchor="_Toc235782885" w:history="1">
+          <w:hyperlink w:anchor="_Toc237692060" w:history="1">
             <w:r>
               <w:rPr>
                 <w:rStyle w:val="Hipervnculo"/>
@@ -1899,7 +1899,7 @@
                 <w:noProof/>
                 <w:webHidden/>
               </w:rPr>
-              <w:instrText xml:space="preserve"> PAGEREF _Toc235782885 \h </w:instrText>
+              <w:instrText xml:space="preserve"> PAGEREF _Toc237692060 \h </w:instrText>
             </w:r>
             <w:r>
               <w:rPr>
@@ -1919,7 +1919,7 @@
                 <w:noProof/>
                 <w:webHidden/>
               </w:rPr>
-              <w:t>26</w:t>
+              <w:t>28</w:t>
             </w:r>
             <w:r>
               <w:rPr>
@@ -1945,7 +1945,7 @@
               <w14:ligatures w14:val="none"/>
             </w:rPr>
           </w:pPr>
-          <w:hyperlink w:anchor="_Toc235782886" w:history="1">
+          <w:hyperlink w:anchor="_Toc237692061" w:history="1">
             <w:r>
               <w:rPr>
                 <w:rStyle w:val="Hipervnculo"/>
@@ -1972,7 +1972,7 @@
                 <w:noProof/>
                 <w:webHidden/>
               </w:rPr>
-              <w:instrText xml:space="preserve"> PAGEREF _Toc235782886 \h </w:instrText>
+              <w:instrText xml:space="preserve"> PAGEREF _Toc237692061 \h </w:instrText>
             </w:r>
             <w:r>
               <w:rPr>
@@ -1992,7 +1992,7 @@
                 <w:noProof/>
                 <w:webHidden/>
               </w:rPr>
-              <w:t>28</w:t>
+              <w:t>30</w:t>
             </w:r>
             <w:r>
               <w:rPr>
@@ -2018,7 +2018,7 @@
               <w14:ligatures w14:val="none"/>
             </w:rPr>
           </w:pPr>
-          <w:hyperlink w:anchor="_Toc235782887" w:history="1">
+          <w:hyperlink w:anchor="_Toc237692062" w:history="1">
             <w:r>
               <w:rPr>
                 <w:rStyle w:val="Hipervnculo"/>
@@ -2045,7 +2045,7 @@
                 <w:noProof/>
                 <w:webHidden/>
               </w:rPr>
-              <w:instrText xml:space="preserve"> PAGEREF _Toc235782887 \h </w:instrText>
+              <w:instrText xml:space="preserve"> PAGEREF _Toc237692062 \h </w:instrText>
             </w:r>
             <w:r>
               <w:rPr>
@@ -2065,7 +2065,7 @@
                 <w:noProof/>
                 <w:webHidden/>
               </w:rPr>
-              <w:t>30</w:t>
+              <w:t>32</w:t>
             </w:r>
             <w:r>
               <w:rPr>
@@ -2091,7 +2091,7 @@
               <w14:ligatures w14:val="none"/>
             </w:rPr>
           </w:pPr>
-          <w:hyperlink w:anchor="_Toc235782888" w:history="1">
+          <w:hyperlink w:anchor="_Toc237692063" w:history="1">
             <w:r>
               <w:rPr>
                 <w:rStyle w:val="Hipervnculo"/>
@@ -2118,7 +2118,7 @@
                 <w:noProof/>
                 <w:webHidden/>
               </w:rPr>
-              <w:instrText xml:space="preserve"> PAGEREF _Toc235782888 \h </w:instrText>
+              <w:instrText xml:space="preserve"> PAGEREF _Toc237692063 \h </w:instrText>
             </w:r>
             <w:r>
               <w:rPr>
@@ -2138,7 +2138,7 @@
                 <w:noProof/>
                 <w:webHidden/>
               </w:rPr>
-              <w:t>33</w:t>
+              <w:t>35</w:t>
             </w:r>
             <w:r>
               <w:rPr>
@@ -2164,7 +2164,7 @@
               <w14:ligatures w14:val="none"/>
             </w:rPr>
           </w:pPr>
-          <w:hyperlink w:anchor="_Toc235782889" w:history="1">
+          <w:hyperlink w:anchor="_Toc237692064" w:history="1">
             <w:r>
               <w:rPr>
                 <w:rStyle w:val="Hipervnculo"/>
@@ -2191,7 +2191,7 @@
                 <w:noProof/>
                 <w:webHidden/>
               </w:rPr>
-              <w:instrText xml:space="preserve"> PAGEREF _Toc235782889 \h </w:instrText>
+              <w:instrText xml:space="preserve"> PAGEREF _Toc237692064 \h </w:instrText>
             </w:r>
             <w:r>
               <w:rPr>
@@ -2211,7 +2211,7 @@
                 <w:noProof/>
                 <w:webHidden/>
               </w:rPr>
-              <w:t>33</w:t>
+              <w:t>35</w:t>
             </w:r>
             <w:r>
               <w:rPr>
@@ -2237,7 +2237,7 @@
               <w14:ligatures w14:val="none"/>
             </w:rPr>
           </w:pPr>
-          <w:hyperlink w:anchor="_Toc235782890" w:history="1">
+          <w:hyperlink w:anchor="_Toc237692065" w:history="1">
             <w:r>
               <w:rPr>
                 <w:rStyle w:val="Hipervnculo"/>
@@ -2264,7 +2264,7 @@
                 <w:noProof/>
                 <w:webHidden/>
               </w:rPr>
-              <w:instrText xml:space="preserve"> PAGEREF _Toc235782890 \h </w:instrText>
+              <w:instrText xml:space="preserve"> PAGEREF _Toc237692065 \h </w:instrText>
             </w:r>
             <w:r>
               <w:rPr>
@@ -2284,7 +2284,7 @@
                 <w:noProof/>
                 <w:webHidden/>
               </w:rPr>
-              <w:t>35</w:t>
+              <w:t>37</w:t>
             </w:r>
             <w:r>
               <w:rPr>
@@ -2310,7 +2310,7 @@
               <w14:ligatures w14:val="none"/>
             </w:rPr>
           </w:pPr>
-          <w:hyperlink w:anchor="_Toc235782891" w:history="1">
+          <w:hyperlink w:anchor="_Toc237692066" w:history="1">
             <w:r>
               <w:rPr>
                 <w:rStyle w:val="Hipervnculo"/>
@@ -2337,7 +2337,7 @@
                 <w:noProof/>
                 <w:webHidden/>
               </w:rPr>
-              <w:instrText xml:space="preserve"> PAGEREF _Toc235782891 \h </w:instrText>
+              <w:instrText xml:space="preserve"> PAGEREF _Toc237692066 \h </w:instrText>
             </w:r>
             <w:r>
               <w:rPr>
@@ -2357,7 +2357,7 @@
                 <w:noProof/>
                 <w:webHidden/>
               </w:rPr>
-              <w:t>37</w:t>
+              <w:t>39</w:t>
             </w:r>
             <w:r>
               <w:rPr>
@@ -2383,7 +2383,7 @@
               <w14:ligatures w14:val="none"/>
             </w:rPr>
           </w:pPr>
-          <w:hyperlink w:anchor="_Toc235782892" w:history="1">
+          <w:hyperlink w:anchor="_Toc237692067" w:history="1">
             <w:r>
               <w:rPr>
                 <w:rStyle w:val="Hipervnculo"/>
@@ -2410,7 +2410,7 @@
                 <w:noProof/>
                 <w:webHidden/>
               </w:rPr>
-              <w:instrText xml:space="preserve"> PAGEREF _Toc235782892 \h </w:instrText>
+              <w:instrText xml:space="preserve"> PAGEREF _Toc237692067 \h </w:instrText>
             </w:r>
             <w:r>
               <w:rPr>
@@ -2430,7 +2430,7 @@
                 <w:noProof/>
                 <w:webHidden/>
               </w:rPr>
-              <w:t>39</w:t>
+              <w:t>41</w:t>
             </w:r>
             <w:r>
               <w:rPr>
@@ -2456,7 +2456,7 @@
               <w14:ligatures w14:val="none"/>
             </w:rPr>
           </w:pPr>
-          <w:hyperlink w:anchor="_Toc235782893" w:history="1">
+          <w:hyperlink w:anchor="_Toc237692068" w:history="1">
             <w:r>
               <w:rPr>
                 <w:rStyle w:val="Hipervnculo"/>
@@ -2483,7 +2483,7 @@
                 <w:noProof/>
                 <w:webHidden/>
               </w:rPr>
-              <w:instrText xml:space="preserve"> PAGEREF _Toc235782893 \h </w:instrText>
+              <w:instrText xml:space="preserve"> PAGEREF _Toc237692068 \h </w:instrText>
             </w:r>
             <w:r>
               <w:rPr>
@@ -2503,7 +2503,7 @@
                 <w:noProof/>
                 <w:webHidden/>
               </w:rPr>
-              <w:t>40</w:t>
+              <w:t>42</w:t>
             </w:r>
             <w:r>
               <w:rPr>
@@ -2529,7 +2529,7 @@
               <w14:ligatures w14:val="none"/>
             </w:rPr>
           </w:pPr>
-          <w:hyperlink w:anchor="_Toc235782894" w:history="1">
+          <w:hyperlink w:anchor="_Toc237692069" w:history="1">
             <w:r>
               <w:rPr>
                 <w:rStyle w:val="Hipervnculo"/>
@@ -2556,7 +2556,7 @@
                 <w:noProof/>
                 <w:webHidden/>
               </w:rPr>
-              <w:instrText xml:space="preserve"> PAGEREF _Toc235782894 \h </w:instrText>
+              <w:instrText xml:space="preserve"> PAGEREF _Toc237692069 \h </w:instrText>
             </w:r>
             <w:r>
               <w:rPr>
@@ -2576,7 +2576,7 @@
                 <w:noProof/>
                 <w:webHidden/>
               </w:rPr>
-              <w:t>44</w:t>
+              <w:t>48</w:t>
             </w:r>
             <w:r>
               <w:rPr>
@@ -2602,7 +2602,7 @@
               <w14:ligatures w14:val="none"/>
             </w:rPr>
           </w:pPr>
-          <w:hyperlink w:anchor="_Toc235782895" w:history="1">
+          <w:hyperlink w:anchor="_Toc237692070" w:history="1">
             <w:r>
               <w:rPr>
                 <w:rStyle w:val="Hipervnculo"/>
@@ -2629,7 +2629,7 @@
                 <w:noProof/>
                 <w:webHidden/>
               </w:rPr>
-              <w:instrText xml:space="preserve"> PAGEREF _Toc235782895 \h </w:instrText>
+              <w:instrText xml:space="preserve"> PAGEREF _Toc237692070 \h </w:instrText>
             </w:r>
             <w:r>
               <w:rPr>
@@ -2649,7 +2649,7 @@
                 <w:noProof/>
                 <w:webHidden/>
               </w:rPr>
-              <w:t>46</w:t>
+              <w:t>49</w:t>
             </w:r>
             <w:r>
               <w:rPr>
@@ -2675,7 +2675,7 @@
               <w14:ligatures w14:val="none"/>
             </w:rPr>
           </w:pPr>
-          <w:hyperlink w:anchor="_Toc235782896" w:history="1">
+          <w:hyperlink w:anchor="_Toc237692071" w:history="1">
             <w:r>
               <w:rPr>
                 <w:rStyle w:val="Hipervnculo"/>
@@ -2702,7 +2702,7 @@
                 <w:noProof/>
                 <w:webHidden/>
               </w:rPr>
-              <w:instrText xml:space="preserve"> PAGEREF _Toc235782896 \h </w:instrText>
+              <w:instrText xml:space="preserve"> PAGEREF _Toc237692071 \h </w:instrText>
             </w:r>
             <w:r>
               <w:rPr>
@@ -2722,7 +2722,7 @@
                 <w:noProof/>
                 <w:webHidden/>
               </w:rPr>
-              <w:t>49</w:t>
+              <w:t>52</w:t>
             </w:r>
             <w:r>
               <w:rPr>
@@ -2748,7 +2748,7 @@
               <w14:ligatures w14:val="none"/>
             </w:rPr>
           </w:pPr>
-          <w:hyperlink w:anchor="_Toc235782897" w:history="1">
+          <w:hyperlink w:anchor="_Toc237692072" w:history="1">
             <w:r>
               <w:rPr>
                 <w:rStyle w:val="Hipervnculo"/>
@@ -2775,7 +2775,7 @@
                 <w:noProof/>
                 <w:webHidden/>
               </w:rPr>
-              <w:instrText xml:space="preserve"> PAGEREF _Toc235782897 \h </w:instrText>
+              <w:instrText xml:space="preserve"> PAGEREF _Toc237692072 \h </w:instrText>
             </w:r>
             <w:r>
               <w:rPr>
@@ -2795,7 +2795,7 @@
                 <w:noProof/>
                 <w:webHidden/>
               </w:rPr>
-              <w:t>51</w:t>
+              <w:t>54</w:t>
             </w:r>
             <w:r>
               <w:rPr>
@@ -2823,7 +2823,7 @@
       <w:pPr>
         <w:pStyle w:val="Titulosgenerales"/>
       </w:pPr>
-      <w:bookmarkStart w:id="0" w:name="_Toc235782867"/>
+      <w:bookmarkStart w:id="0" w:name="_Toc237692042"/>
       <w:r>
         <w:lastRenderedPageBreak/>
         <w:t>Introducción</w:t>
@@ -2852,7 +2852,7 @@
       <w:pPr>
         <w:pStyle w:val="Ttulo1"/>
       </w:pPr>
-      <w:bookmarkStart w:id="1" w:name="_Toc235782868"/>
+      <w:bookmarkStart w:id="1" w:name="_Toc237692043"/>
       <w:r>
         <w:lastRenderedPageBreak/>
         <w:t>Código de barras</w:t>
@@ -2868,7 +2868,7 @@
       <w:pPr>
         <w:pStyle w:val="Ttulo2"/>
       </w:pPr>
-      <w:bookmarkStart w:id="2" w:name="_Toc235782869"/>
+      <w:bookmarkStart w:id="2" w:name="_Toc237692044"/>
       <w:r>
         <w:t>Concepto</w:t>
       </w:r>
@@ -2893,7 +2893,7 @@
       <w:pPr>
         <w:pStyle w:val="Ttulo2"/>
       </w:pPr>
-      <w:bookmarkStart w:id="3" w:name="_Toc235782870"/>
+      <w:bookmarkStart w:id="3" w:name="_Toc237692045"/>
       <w:r>
         <w:t>Técnicas de interpretación de colores</w:t>
       </w:r>
@@ -2935,9 +2935,9 @@
           <w:lang w:eastAsia="es-CO"/>
         </w:rPr>
         <w:drawing>
-          <wp:inline distT="0" distB="0" distL="0" distR="0" wp14:anchorId="72FACF79" wp14:editId="02A2B988">
-            <wp:extent cx="6332220" cy="2238375"/>
-            <wp:effectExtent l="0" t="0" r="0" b="9525"/>
+          <wp:inline distT="0" distB="0" distL="0" distR="0" wp14:anchorId="72FACF79" wp14:editId="4E7C6CA1">
+            <wp:extent cx="4680000" cy="1656000"/>
+            <wp:effectExtent l="0" t="0" r="6350" b="1905"/>
             <wp:docPr id="1" name="Imagen 1" descr="La figura presenta una infografía sobre técnicas para optimizar la lectura de códigos de barras en procesos logísticos. En el centro se observa una caja con una etiqueta de código de barras, acompañada por cinco recomendaciones: utilizar barras oscuras sobre fondos claros, mantener alto contraste entre barras y fondo, evitar colores metálicos o reflectivos, evitar combinaciones de colores que dificulten la lectura óptica y conservar una impresión uniforme y de buena calidad. En la parte inferior se destaca que estas prácticas favorecen una lectura óptica eficiente y reducen errores en los despachos."/>
             <wp:cNvGraphicFramePr>
               <a:graphicFrameLocks xmlns:a="http://schemas.openxmlformats.org/drawingml/2006/main" noChangeAspect="1"/>
@@ -2958,7 +2958,7 @@
                   <pic:spPr>
                     <a:xfrm>
                       <a:off x="0" y="0"/>
-                      <a:ext cx="6332220" cy="2238375"/>
+                      <a:ext cx="4680000" cy="1656000"/>
                     </a:xfrm>
                     <a:prstGeom prst="rect">
                       <a:avLst/>
@@ -2973,6 +2973,7 @@
     </w:p>
     <w:p>
       <w:pPr>
+        <w:ind w:left="707"/>
         <w:rPr>
           <w:lang w:eastAsia="es-CO"/>
         </w:rPr>
@@ -2989,7 +2990,15 @@
         <w:t>Los códigos de barras deben imprimirse utilizando colores que permitan una adecuada lectura por parte de los escáneres. La diferencia entre el color de las barras y el fondo genera el contraste necesario para que el lector identifique correctamente la información. En ese sentido, se muestran las diferentes combinaciones de colores que se deben tener en cuenta al momento de realizar las impresiones de los códigos de barras:</w:t>
       </w:r>
     </w:p>
-    <w:p/>
+    <w:p>
+      <w:pPr>
+        <w:spacing w:before="0" w:after="160" w:line="259" w:lineRule="auto"/>
+        <w:ind w:firstLine="0"/>
+      </w:pPr>
+      <w:r>
+        <w:br w:type="page"/>
+      </w:r>
+    </w:p>
     <w:p>
       <w:pPr>
         <w:pStyle w:val="Figura"/>
@@ -3012,9 +3021,9 @@
           <w:lang w:eastAsia="es-CO"/>
         </w:rPr>
         <w:drawing>
-          <wp:inline distT="0" distB="0" distL="0" distR="0" wp14:anchorId="60CE2F7A" wp14:editId="58267821">
-            <wp:extent cx="5188689" cy="3457045"/>
-            <wp:effectExtent l="0" t="0" r="0" b="0"/>
+          <wp:inline distT="0" distB="0" distL="0" distR="0" wp14:anchorId="60CE2F7A" wp14:editId="42249AE3">
+            <wp:extent cx="4680000" cy="3117600"/>
+            <wp:effectExtent l="0" t="0" r="6350" b="6985"/>
             <wp:docPr id="4" name="Imagen 4" descr="La figura muestra varios ejemplos de combinaciones de colores legibles para códigos de barras. Organiza dieciséis ejemplos de combinaciones entre el color del código y el fondo. Cada ejemplo muestra un código de barras con su respectiva combinación cromática, permitiendo comparar visualmente el contraste entre ambos colores para identificar opciones que favorecen la lectura óptica en procesos logísticos."/>
             <wp:cNvGraphicFramePr>
               <a:graphicFrameLocks xmlns:a="http://schemas.openxmlformats.org/drawingml/2006/main" noChangeAspect="1"/>
@@ -3035,7 +3044,7 @@
                   <pic:spPr>
                     <a:xfrm>
                       <a:off x="0" y="0"/>
-                      <a:ext cx="5197088" cy="3462641"/>
+                      <a:ext cx="4680000" cy="3117600"/>
                     </a:xfrm>
                     <a:prstGeom prst="rect">
                       <a:avLst/>
@@ -3072,7 +3081,7 @@
       <w:pPr>
         <w:pStyle w:val="Ttulo2"/>
       </w:pPr>
-      <w:bookmarkStart w:id="4" w:name="_Toc235782871"/>
+      <w:bookmarkStart w:id="4" w:name="_Toc237692046"/>
       <w:r>
         <w:t>Composición del código de barras</w:t>
       </w:r>
@@ -3088,6 +3097,7 @@
         <w:t>Generalmente se compone de:</w:t>
       </w:r>
     </w:p>
+    <w:p/>
     <w:p/>
     <w:p>
       <w:pPr>
@@ -3112,9 +3122,9 @@
           <w:lang w:eastAsia="es-CO"/>
         </w:rPr>
         <w:drawing>
-          <wp:inline distT="0" distB="0" distL="0" distR="0" wp14:anchorId="792A830F" wp14:editId="27C5ADFE">
-            <wp:extent cx="5167423" cy="3423703"/>
-            <wp:effectExtent l="0" t="0" r="0" b="5715"/>
+          <wp:inline distT="0" distB="0" distL="0" distR="0" wp14:anchorId="792A830F" wp14:editId="26C31B3C">
+            <wp:extent cx="4680000" cy="3099600"/>
+            <wp:effectExtent l="0" t="0" r="6350" b="5715"/>
             <wp:docPr id="8" name="Imagen 8" descr="La figura muestra la estructura general de un código de barras y los elementos que permiten su correcta lectura e identificación. Además, señala las zonas de inicio y fin, el conjunto de barras y espacios, la numeración visible, el dígito de control y el identificador del producto, explicando la función de cada componente dentro del proceso de codificación. Su propósito es facilitar la comprensión de cómo se organiza la información para identificar productos de manera única y precisa."/>
             <wp:cNvGraphicFramePr>
               <a:graphicFrameLocks xmlns:a="http://schemas.openxmlformats.org/drawingml/2006/main" noChangeAspect="1"/>
@@ -3135,7 +3145,7 @@
                   <pic:spPr>
                     <a:xfrm>
                       <a:off x="0" y="0"/>
-                      <a:ext cx="5180765" cy="3432543"/>
+                      <a:ext cx="4680000" cy="3099600"/>
                     </a:xfrm>
                     <a:prstGeom prst="rect">
                       <a:avLst/>
@@ -3185,8 +3195,9 @@
       <w:pPr>
         <w:pStyle w:val="Ttulo2"/>
       </w:pPr>
-      <w:bookmarkStart w:id="5" w:name="_Toc235782872"/>
-      <w:r>
+      <w:bookmarkStart w:id="5" w:name="_Toc237692047"/>
+      <w:r>
+        <w:lastRenderedPageBreak/>
         <w:t>Tipos de códigos de barras</w:t>
       </w:r>
       <w:bookmarkEnd w:id="5"/>
@@ -3276,14 +3287,17 @@
         </w:numPr>
       </w:pPr>
       <w:r>
+        <w:t>Code 128</w:t>
+      </w:r>
+      <w:r>
+        <w:t xml:space="preserve">. </w:t>
+      </w:r>
+      <w:r>
+        <w:t xml:space="preserve">Código alfanumérico de alta densidad que almacena gran cantidad de información en poco espacio. Favorece la trazabilidad y el </w:t>
+      </w:r>
+      <w:r>
         <w:lastRenderedPageBreak/>
-        <w:t>Code 128</w:t>
-      </w:r>
-      <w:r>
-        <w:t xml:space="preserve">. </w:t>
-      </w:r>
-      <w:r>
-        <w:t>Código alfanumérico de alta densidad que almacena gran cantidad de información en poco espacio. Favorece la trazabilidad y el control logístico. Se utiliza ampliamente en transporte, almacenamiento, distribución y mensajería.</w:t>
+        <w:t>control logístico. Se utiliza ampliamente en transporte, almacenamiento, distribución y mensajería.</w:t>
       </w:r>
       <w:r>
         <w:tab/>
@@ -3348,7 +3362,7 @@
       <w:pPr>
         <w:pStyle w:val="Ttulo2"/>
       </w:pPr>
-      <w:bookmarkStart w:id="6" w:name="_Toc235782873"/>
+      <w:bookmarkStart w:id="6" w:name="_Toc237692048"/>
       <w:r>
         <w:t>Características</w:t>
       </w:r>
@@ -3356,15 +3370,12 @@
     </w:p>
     <w:p>
       <w:r>
-        <w:t xml:space="preserve">Los códigos de barras poseen características que garantizan una identificación rápida, precisa y estandarizada de productos, documentos y unidades logísticas. Su diseño permite la captura automática de información mediante lectores ópticos, favoreciendo la trazabilidad, la reducción de errores y la optimización de procesos como el almacenamiento, la verificación de registros, el control de inventarios y el </w:t>
-      </w:r>
+        <w:t>Los códigos de barras poseen características que garantizan una identificación rápida, precisa y estandarizada de productos, documentos y unidades logísticas. Su diseño permite la captura automática de información mediante lectores ópticos, favoreciendo la trazabilidad, la reducción de errores y la optimización de procesos como el almacenamiento, la verificación de registros, el control de inventarios y el despacho de mercancías. Conocer estas características facilita su correcta implementación y uso en las operaciones logísticas.</w:t>
+      </w:r>
+    </w:p>
+    <w:p>
       <w:r>
         <w:lastRenderedPageBreak/>
-        <w:t>despacho de mercancías. Conocer estas características facilita su correcta implementación y uso en las operaciones logísticas.</w:t>
-      </w:r>
-    </w:p>
-    <w:p>
-      <w:r>
         <w:t>Entre las principales características se destacan:</w:t>
       </w:r>
     </w:p>
@@ -3479,12 +3490,12 @@
     </w:p>
     <w:p>
       <w:r>
+        <w:t>Estas características contribuyen al fortalecimiento de la trazabilidad y al mejoramiento de la productividad logística.</w:t>
+      </w:r>
+    </w:p>
+    <w:p>
+      <w:r>
         <w:lastRenderedPageBreak/>
-        <w:t>Estas características contribuyen al fortalecimiento de la trazabilidad y al mejoramiento de la productividad logística.</w:t>
-      </w:r>
-    </w:p>
-    <w:p>
-      <w:r>
         <w:t>Ejemplo: un operador puede registrar cientos de productos en pocos minutos utilizando un lector de código de barras.</w:t>
       </w:r>
     </w:p>
@@ -3492,7 +3503,7 @@
       <w:pPr>
         <w:pStyle w:val="Ttulo2"/>
       </w:pPr>
-      <w:bookmarkStart w:id="7" w:name="_Toc235782874"/>
+      <w:bookmarkStart w:id="7" w:name="_Toc237692049"/>
       <w:r>
         <w:t>Parámetros de ubicación</w:t>
       </w:r>
@@ -3581,7 +3592,6 @@
         </w:numPr>
       </w:pPr>
       <w:r>
-        <w:lastRenderedPageBreak/>
         <w:t>Orientación adecuada</w:t>
       </w:r>
       <w:r>
@@ -3624,6 +3634,7 @@
         </w:numPr>
       </w:pPr>
       <w:r>
+        <w:lastRenderedPageBreak/>
         <w:t>Protección del código</w:t>
       </w:r>
       <w:r>
@@ -3678,28 +3689,13 @@
     </w:p>
     <w:p>
       <w:r>
-        <w:rPr>
-          <w:highlight w:val="yellow"/>
-        </w:rPr>
-        <w:t>Podcast:</w:t>
-      </w:r>
-    </w:p>
-    <w:p>
-      <w:r>
-        <w:lastRenderedPageBreak/>
-        <w:t xml:space="preserve"> </w:t>
-      </w:r>
-      <w:r>
-        <w:tab/>
-        <w:t xml:space="preserve">A continuación, se invita al siguiente podcast: </w:t>
-      </w:r>
-    </w:p>
-    <w:p>
-      <w:r>
-        <w:t>El código de barras: la identidad de las mercancías en la logística moderna</w:t>
-      </w:r>
-      <w:r>
-        <w:t>.</w:t>
+        <w:t>A continuación, se invita al siguiente p</w:t>
+      </w:r>
+      <w:r>
+        <w:t>ó</w:t>
+      </w:r>
+      <w:r>
+        <w:t xml:space="preserve">dcast: </w:t>
       </w:r>
     </w:p>
     <w:tbl>
@@ -3737,14 +3733,7 @@
                 <w:b/>
                 <w:bCs/>
               </w:rPr>
-              <w:t>La mercancía correcta, el despacho correcto: claves para una operación logística eficiente</w:t>
-            </w:r>
-            <w:r>
-              <w:rPr>
-                <w:b/>
-                <w:bCs/>
-              </w:rPr>
-              <w:t>.</w:t>
+              <w:t>El código de barras: la identidad de las mercancías en la logística moderna.</w:t>
             </w:r>
           </w:p>
         </w:tc>
@@ -3759,24 +3748,281 @@
               <w:rPr>
                 <w:b/>
                 <w:bCs/>
-                <w:highlight w:val="yellow"/>
-              </w:rPr>
-              <w:t>Hombre:</w:t>
+              </w:rPr>
+              <w:lastRenderedPageBreak/>
+              <w:t>Mujer</w:t>
+            </w:r>
+            <w:r>
+              <w:t xml:space="preserve">: </w:t>
+            </w:r>
+            <w:r>
+              <w:t xml:space="preserve">¡Bienvenidos a este espacio formativo! Cuando un producto llega a una bodega, pasa por un centro de distribución o es entregado a un cliente, existe un elemento que permite identificarlo de manera rápida y precisa. </w:t>
+            </w:r>
+          </w:p>
+          <w:p>
+            <w:r>
+              <w:rPr>
+                <w:b/>
+                <w:bCs/>
+              </w:rPr>
+              <w:t>Hombre</w:t>
+            </w:r>
+            <w:r>
+              <w:t xml:space="preserve">: </w:t>
+            </w:r>
+            <w:r>
+              <w:t>Pues hoy hablaremos sobre este, “El código de barras: la identidad de las mercancías en la logística moderna”, una tecnología que ha transformado los procesos logísticos al facilitar la identificación, el registro y el seguimiento de las mercancías a lo largo de toda la cadena de suministro.</w:t>
+            </w:r>
+          </w:p>
+          <w:p>
+            <w:r>
+              <w:rPr>
+                <w:b/>
+                <w:bCs/>
+              </w:rPr>
+              <w:t>Mujer</w:t>
+            </w:r>
+            <w:r>
+              <w:rPr>
+                <w:b/>
+                <w:bCs/>
+              </w:rPr>
+              <w:t>:</w:t>
             </w:r>
             <w:r>
               <w:t xml:space="preserve"> </w:t>
             </w:r>
-          </w:p>
-          <w:p/>
-          <w:p/>
-          <w:p/>
-          <w:p/>
-          <w:p/>
-          <w:p/>
-          <w:p/>
-          <w:p/>
-          <w:p/>
-          <w:p/>
+            <w:r>
+              <w:t>En este episodio conoceremos por qué el código de barras se ha convertido en una herramienta esencial para fortalecer la trazabilidad, optimizar el control de inventarios y mejorar la productividad de las organizaciones. ¡Comencemos!</w:t>
+            </w:r>
+          </w:p>
+          <w:p>
+            <w:r>
+              <w:rPr>
+                <w:b/>
+                <w:bCs/>
+              </w:rPr>
+              <w:t>Hombre</w:t>
+            </w:r>
+            <w:r>
+              <w:t xml:space="preserve">: </w:t>
+            </w:r>
+            <w:r>
+              <w:t>En la actualidad, las operaciones logísticas requieren información precisa y disponible en tiempo real. En este contexto, el código de barras permite identificar de manera única cada producto y garantizar su seguimiento desde la recepción hasta la entrega al cliente.</w:t>
+            </w:r>
+          </w:p>
+          <w:p>
+            <w:r>
+              <w:rPr>
+                <w:b/>
+                <w:bCs/>
+              </w:rPr>
+              <w:t>Mujer</w:t>
+            </w:r>
+            <w:r>
+              <w:rPr>
+                <w:b/>
+                <w:bCs/>
+              </w:rPr>
+              <w:tab/>
+            </w:r>
+            <w:r>
+              <w:t>: U</w:t>
+            </w:r>
+            <w:r>
+              <w:t>no de sus principales beneficios es la reducción de errores. Gracias a la lectura electrónica, las organizaciones registran ingresos, salidas y movimientos internos de mercancías de forma rápida y confiable, evitando los inconvenientes propios del registro manual.</w:t>
+            </w:r>
+          </w:p>
+          <w:p>
+            <w:r>
+              <w:rPr>
+                <w:b/>
+                <w:bCs/>
+              </w:rPr>
+              <w:lastRenderedPageBreak/>
+              <w:t>Hombre</w:t>
+            </w:r>
+            <w:r>
+              <w:t xml:space="preserve">: </w:t>
+            </w:r>
+            <w:r>
+              <w:t>Esto no solo disminuye los tiempos de operación. También mejora la exactitud de los inventarios y facilita el control permanente de la información relacionada con cada producto.</w:t>
+            </w:r>
+          </w:p>
+          <w:p>
+            <w:r>
+              <w:rPr>
+                <w:b/>
+                <w:bCs/>
+              </w:rPr>
+              <w:t>Mujer</w:t>
+            </w:r>
+            <w:r>
+              <w:t xml:space="preserve">: </w:t>
+            </w:r>
+            <w:r>
+              <w:t>Para los emprendedores y las pequeñas empresas, implementar códigos de barras representa una oportunidad para organizar sus procesos logísticos desde las primeras etapas de crecimiento. Un sistema de identificación bien estructurado facilita el control del inventario, mejora la atención al cliente y permite administrar con mayor eficiencia la disponibilidad de los productos.</w:t>
+            </w:r>
+          </w:p>
+          <w:p>
+            <w:r>
+              <w:rPr>
+                <w:b/>
+                <w:bCs/>
+              </w:rPr>
+              <w:t>Hombre</w:t>
+            </w:r>
+            <w:r>
+              <w:t xml:space="preserve">: </w:t>
+            </w:r>
+            <w:r>
+              <w:t>En las empresas de mayor tamaño, esta tecnología resulta indispensable para gestionar miles de referencias de mercancías de manera simultánea. La automatización del registro fortalece la trazabilidad y mejora la coordinación entre las diferentes áreas de la organización.</w:t>
+            </w:r>
+          </w:p>
+          <w:p>
+            <w:r>
+              <w:rPr>
+                <w:b/>
+                <w:bCs/>
+              </w:rPr>
+              <w:t>Mujer</w:t>
+            </w:r>
+            <w:r>
+              <w:t xml:space="preserve">: </w:t>
+            </w:r>
+            <w:r>
+              <w:t>El código de barras también contribuye al fortalecimiento de la seguridad de la información. Al identificar de forma única cada producto, reduce errores en la preparación de pedidos, facilita las auditorías y permite detectar diferencias entre los inventarios físicos y los registros del sistema.</w:t>
+            </w:r>
+          </w:p>
+          <w:p>
+            <w:r>
+              <w:rPr>
+                <w:b/>
+                <w:bCs/>
+              </w:rPr>
+              <w:t>Hombre</w:t>
+            </w:r>
+            <w:r>
+              <w:t xml:space="preserve">: </w:t>
+            </w:r>
+            <w:r>
+              <w:t>Otro aspecto importante es su integración con los sistemas de información utilizados por las organizaciones. Los lectores ópticos capturan los datos y los envían automáticamente a los sistemas de gestión logística, agilizando el monitoreo de las operaciones y apoyando la toma de decisiones.</w:t>
+            </w:r>
+          </w:p>
+          <w:p>
+            <w:r>
+              <w:rPr>
+                <w:b/>
+                <w:bCs/>
+              </w:rPr>
+              <w:lastRenderedPageBreak/>
+              <w:t>Mujer</w:t>
+            </w:r>
+            <w:r>
+              <w:rPr>
+                <w:b/>
+                <w:bCs/>
+              </w:rPr>
+              <w:t>:</w:t>
+            </w:r>
+            <w:r>
+              <w:t xml:space="preserve"> </w:t>
+            </w:r>
+            <w:r>
+              <w:t>Aunque hoy existen tecnologías como los códigos QR y la identificación por radiofrecuencia o RFID, el código de barras continúa siendo una de las soluciones más utilizadas gracias a su facilidad de implementación, su bajo costo y su alta confiabilidad.</w:t>
+            </w:r>
+          </w:p>
+          <w:p>
+            <w:r>
+              <w:rPr>
+                <w:b/>
+                <w:bCs/>
+              </w:rPr>
+              <w:t>Hombre</w:t>
+            </w:r>
+            <w:r>
+              <w:rPr>
+                <w:b/>
+                <w:bCs/>
+              </w:rPr>
+              <w:t>:</w:t>
+            </w:r>
+            <w:r>
+              <w:t xml:space="preserve"> </w:t>
+            </w:r>
+            <w:r>
+              <w:t>Porque en la práctica, la eficiencia logística depende en gran medida de la calidad de la información disponible. Cuando cada mercancía está correctamente identificada durante todo su recorrido, los procesos de control son más precisos, disminuyen los errores operativos y mejora el nivel de servicio ofrecido al cliente.</w:t>
+            </w:r>
+          </w:p>
+          <w:p>
+            <w:r>
+              <w:rPr>
+                <w:b/>
+                <w:bCs/>
+              </w:rPr>
+              <w:t>Mujer</w:t>
+            </w:r>
+            <w:r>
+              <w:tab/>
+            </w:r>
+            <w:r>
+              <w:t xml:space="preserve">: </w:t>
+            </w:r>
+            <w:r>
+              <w:t>Por eso, el código de barras no es simplemente una etiqueta impresa sobre un producto…</w:t>
+            </w:r>
+          </w:p>
+          <w:p>
+            <w:r>
+              <w:rPr>
+                <w:b/>
+                <w:bCs/>
+              </w:rPr>
+              <w:t>Hombre</w:t>
+            </w:r>
+            <w:r>
+              <w:rPr>
+                <w:b/>
+                <w:bCs/>
+              </w:rPr>
+              <w:t>:</w:t>
+            </w:r>
+            <w:r>
+              <w:t xml:space="preserve"> </w:t>
+            </w:r>
+            <w:r>
+              <w:t>…es una herramienta estratégica que permite identificar, registrar y controlar las mercancías de manera rápida, precisa y confiable.</w:t>
+            </w:r>
+          </w:p>
+          <w:p>
+            <w:r>
+              <w:rPr>
+                <w:b/>
+                <w:bCs/>
+              </w:rPr>
+              <w:t>Mujer</w:t>
+            </w:r>
+            <w:r>
+              <w:rPr>
+                <w:b/>
+                <w:bCs/>
+              </w:rPr>
+              <w:tab/>
+            </w:r>
+            <w:r>
+              <w:rPr>
+                <w:b/>
+                <w:bCs/>
+              </w:rPr>
+              <w:t>:</w:t>
+            </w:r>
+            <w:r>
+              <w:t xml:space="preserve"> </w:t>
+            </w:r>
+            <w:r>
+              <w:t>Gracias por acompañarnos, ¡nos escuchamos en un próximo episodio!</w:t>
+            </w:r>
+          </w:p>
           <w:p/>
         </w:tc>
       </w:tr>
@@ -3795,7 +4041,7 @@
       <w:pPr>
         <w:pStyle w:val="Ttulo1"/>
       </w:pPr>
-      <w:bookmarkStart w:id="8" w:name="_Toc235782875"/>
+      <w:bookmarkStart w:id="8" w:name="_Toc237692050"/>
       <w:r>
         <w:lastRenderedPageBreak/>
         <w:t>R</w:t>
@@ -3814,7 +4060,7 @@
       <w:pPr>
         <w:pStyle w:val="Ttulo2"/>
       </w:pPr>
-      <w:bookmarkStart w:id="9" w:name="_Toc235782876"/>
+      <w:bookmarkStart w:id="9" w:name="_Toc237692051"/>
       <w:r>
         <w:t>Concepto</w:t>
       </w:r>
@@ -3863,7 +4109,7 @@
       <w:pPr>
         <w:pStyle w:val="Ttulo2"/>
       </w:pPr>
-      <w:bookmarkStart w:id="10" w:name="_Toc235782877"/>
+      <w:bookmarkStart w:id="10" w:name="_Toc237692052"/>
       <w:r>
         <w:t>Tipos de registros</w:t>
       </w:r>
@@ -3915,7 +4161,7 @@
       <w:pPr>
         <w:pStyle w:val="Ttulo2"/>
       </w:pPr>
-      <w:bookmarkStart w:id="11" w:name="_Toc235782878"/>
+      <w:bookmarkStart w:id="11" w:name="_Toc237692053"/>
       <w:r>
         <w:t>Características</w:t>
       </w:r>
@@ -4225,7 +4471,6 @@
     </w:tbl>
     <w:p>
       <w:r>
-        <w:lastRenderedPageBreak/>
         <w:t>Nota. SENA, (2026).</w:t>
       </w:r>
     </w:p>
@@ -4243,7 +4488,7 @@
       <w:pPr>
         <w:pStyle w:val="Ttulo2"/>
       </w:pPr>
-      <w:bookmarkStart w:id="12" w:name="_Toc235782879"/>
+      <w:bookmarkStart w:id="12" w:name="_Toc237692054"/>
       <w:r>
         <w:t>Técnicas de diligenciamiento</w:t>
       </w:r>
@@ -4707,7 +4952,7 @@
       <w:pPr>
         <w:pStyle w:val="Ttulo2"/>
       </w:pPr>
-      <w:bookmarkStart w:id="13" w:name="_Toc235782880"/>
+      <w:bookmarkStart w:id="13" w:name="_Toc237692055"/>
       <w:r>
         <w:t>Guía de ruta</w:t>
       </w:r>
@@ -4890,7 +5135,7 @@
       <w:pPr>
         <w:pStyle w:val="Ttulo1"/>
       </w:pPr>
-      <w:bookmarkStart w:id="14" w:name="_Toc235782881"/>
+      <w:bookmarkStart w:id="14" w:name="_Toc237692056"/>
       <w:r>
         <w:lastRenderedPageBreak/>
         <w:t>Cargue y descargue de mercancías</w:t>
@@ -4906,7 +5151,7 @@
       <w:pPr>
         <w:pStyle w:val="Ttulo2"/>
       </w:pPr>
-      <w:bookmarkStart w:id="15" w:name="_Toc235782882"/>
+      <w:bookmarkStart w:id="15" w:name="_Toc237692057"/>
       <w:r>
         <w:t>Concepto</w:t>
       </w:r>
@@ -4926,7 +5171,7 @@
       <w:pPr>
         <w:pStyle w:val="Ttulo2"/>
       </w:pPr>
-      <w:bookmarkStart w:id="16" w:name="_Toc235782883"/>
+      <w:bookmarkStart w:id="16" w:name="_Toc237692058"/>
       <w:r>
         <w:t>Zonas de cargue y descargue</w:t>
       </w:r>
@@ -5043,7 +5288,7 @@
       <w:pPr>
         <w:pStyle w:val="Ttulo2"/>
       </w:pPr>
-      <w:bookmarkStart w:id="17" w:name="_Toc235782884"/>
+      <w:bookmarkStart w:id="17" w:name="_Toc237692059"/>
       <w:r>
         <w:t>Puntos de transferencia</w:t>
       </w:r>
@@ -5187,7 +5432,7 @@
       <w:pPr>
         <w:pStyle w:val="Ttulo2"/>
       </w:pPr>
-      <w:bookmarkStart w:id="18" w:name="_Toc235782885"/>
+      <w:bookmarkStart w:id="18" w:name="_Toc237692060"/>
       <w:r>
         <w:t>Técnicas de cargue y descargue</w:t>
       </w:r>
@@ -5389,7 +5634,7 @@
       <w:pPr>
         <w:pStyle w:val="Ttulo2"/>
       </w:pPr>
-      <w:bookmarkStart w:id="19" w:name="_Toc235782886"/>
+      <w:bookmarkStart w:id="19" w:name="_Toc237692061"/>
       <w:r>
         <w:t>Listas de chequeo</w:t>
       </w:r>
@@ -5598,7 +5843,7 @@
       <w:pPr>
         <w:pStyle w:val="Ttulo2"/>
       </w:pPr>
-      <w:bookmarkStart w:id="20" w:name="_Toc235782887"/>
+      <w:bookmarkStart w:id="20" w:name="_Toc237692062"/>
       <w:r>
         <w:t>Técnicas de manipulación del producto</w:t>
       </w:r>
@@ -6128,7 +6373,7 @@
       <w:pPr>
         <w:pStyle w:val="Ttulo1"/>
       </w:pPr>
-      <w:bookmarkStart w:id="21" w:name="_Toc235782888"/>
+      <w:bookmarkStart w:id="21" w:name="_Toc237692063"/>
       <w:r>
         <w:lastRenderedPageBreak/>
         <w:t>Equipos para operaciones logísticas</w:t>
@@ -6144,7 +6389,7 @@
       <w:pPr>
         <w:pStyle w:val="Ttulo2"/>
       </w:pPr>
-      <w:bookmarkStart w:id="22" w:name="_Toc235782889"/>
+      <w:bookmarkStart w:id="22" w:name="_Toc237692064"/>
       <w:r>
         <w:t>Características</w:t>
       </w:r>
@@ -6336,7 +6581,6 @@
               <w:pStyle w:val="TextoTablas"/>
             </w:pPr>
             <w:r>
-              <w:lastRenderedPageBreak/>
               <w:t>Facilidad de maniobra</w:t>
             </w:r>
           </w:p>
@@ -6529,7 +6773,7 @@
       <w:pPr>
         <w:pStyle w:val="Ttulo2"/>
       </w:pPr>
-      <w:bookmarkStart w:id="23" w:name="_Toc235782890"/>
+      <w:bookmarkStart w:id="23" w:name="_Toc237692065"/>
       <w:r>
         <w:t>Clasificación</w:t>
       </w:r>
@@ -6850,7 +7094,7 @@
       <w:pPr>
         <w:pStyle w:val="Ttulo2"/>
       </w:pPr>
-      <w:bookmarkStart w:id="24" w:name="_Toc235782891"/>
+      <w:bookmarkStart w:id="24" w:name="_Toc237692066"/>
       <w:r>
         <w:t>Usos</w:t>
       </w:r>
@@ -7004,7 +7248,7 @@
       <w:pPr>
         <w:pStyle w:val="Ttulo2"/>
       </w:pPr>
-      <w:bookmarkStart w:id="25" w:name="_Toc235782892"/>
+      <w:bookmarkStart w:id="25" w:name="_Toc237692067"/>
       <w:r>
         <w:t>Cuidado de los equipos</w:t>
       </w:r>
@@ -7170,7 +7414,7 @@
       <w:pPr>
         <w:pStyle w:val="Ttulo2"/>
       </w:pPr>
-      <w:bookmarkStart w:id="26" w:name="_Toc235782893"/>
+      <w:bookmarkStart w:id="26" w:name="_Toc237692068"/>
       <w:r>
         <w:t>Procedimiento de manejo</w:t>
       </w:r>
@@ -7210,9 +7454,9 @@
           <w:lang w:eastAsia="es-CO"/>
         </w:rPr>
         <w:drawing>
-          <wp:inline distT="0" distB="0" distL="0" distR="0" wp14:anchorId="3BF087D7" wp14:editId="66201DCC">
-            <wp:extent cx="6332220" cy="2927985"/>
-            <wp:effectExtent l="0" t="0" r="0" b="5715"/>
+          <wp:inline distT="0" distB="0" distL="0" distR="0" wp14:anchorId="3BF087D7" wp14:editId="43881629">
+            <wp:extent cx="4680000" cy="2163600"/>
+            <wp:effectExtent l="0" t="0" r="6350" b="8255"/>
             <wp:docPr id="9" name="Imagen 9" descr="La figura muestra de manera circular el cuidado y el manejo de equipos para operaciones logísticas. Presenta recomendaciones para realizar inspecciones previas, utilizar elementos de protección personal, operar los equipos correctamente, desplazarse de forma segura, manipular la carga con estabilidad, asegurar el equipo al finalizar, reportar novedades y conservar los equipos en buen estado. En el centro se observa un operario utilizando una transpaleta eléctrica para movilizar una estiba con mercancía, representando la aplicación de buenas prácticas que favorecen la seguridad y la eficiencia en las operaciones logísticas."/>
             <wp:cNvGraphicFramePr>
               <a:graphicFrameLocks xmlns:a="http://schemas.openxmlformats.org/drawingml/2006/main" noChangeAspect="1"/>
@@ -7233,7 +7477,7 @@
                   <pic:spPr>
                     <a:xfrm>
                       <a:off x="0" y="0"/>
-                      <a:ext cx="6332220" cy="2927985"/>
+                      <a:ext cx="4680000" cy="2163600"/>
                     </a:xfrm>
                     <a:prstGeom prst="rect">
                       <a:avLst/>
@@ -7247,6 +7491,9 @@
       </w:r>
     </w:p>
     <w:p>
+      <w:pPr>
+        <w:ind w:left="707"/>
+      </w:pPr>
       <w:r>
         <w:t>Nota. SENA, (2026).</w:t>
       </w:r>
@@ -7278,7 +7525,6 @@
     </w:p>
     <w:p>
       <w:r>
-        <w:lastRenderedPageBreak/>
         <w:t>Se invita al aprendiz a profundizar en protección de transacciones financieras y cumplimiento normativo, a través del siguiente artículo (página 28 – 43):</w:t>
       </w:r>
     </w:p>
@@ -7294,27 +7540,7 @@
     </w:p>
     <w:p>
       <w:r>
-        <w:rPr>
-          <w:highlight w:val="yellow"/>
-        </w:rPr>
-        <w:t>P</w:t>
-      </w:r>
-      <w:r>
-        <w:rPr>
-          <w:highlight w:val="yellow"/>
-        </w:rPr>
-        <w:t>ó</w:t>
-      </w:r>
-      <w:r>
-        <w:rPr>
-          <w:highlight w:val="yellow"/>
-        </w:rPr>
-        <w:t>dcast:</w:t>
-      </w:r>
-    </w:p>
-    <w:p>
-      <w:r>
-        <w:t xml:space="preserve"> A continuación, se invita</w:t>
+        <w:t>A continuación, se invita</w:t>
       </w:r>
       <w:r>
         <w:t xml:space="preserve"> </w:t>
@@ -7372,14 +7598,7 @@
                 <w:b/>
                 <w:bCs/>
               </w:rPr>
-              <w:t>La mercancía correcta, el despacho correcto: claves para una operación logística eficiente</w:t>
-            </w:r>
-            <w:r>
-              <w:rPr>
-                <w:b/>
-                <w:bCs/>
-              </w:rPr>
-              <w:t>.</w:t>
+              <w:t>Operaciones seguras de cargue, descargue y manejo de equipos en la logística.</w:t>
             </w:r>
           </w:p>
         </w:tc>
@@ -7394,34 +7613,290 @@
               <w:rPr>
                 <w:b/>
                 <w:bCs/>
-                <w:highlight w:val="yellow"/>
-              </w:rPr>
-              <w:t>Hombre:</w:t>
+              </w:rPr>
+              <w:t>Mujer</w:t>
+            </w:r>
+            <w:r>
+              <w:t xml:space="preserve">: </w:t>
+            </w:r>
+            <w:r>
+              <w:t>Bienvenidos a este espacio formativo. En este episodio hablaremos sobre “Operaciones seguras de cargue, descargue y manejo de equipos en la logística” un aspecto que muchas veces pasa desapercibido, pero que resulta fundamental para que las mercancías lleguen a su destino de forma segura.</w:t>
+            </w:r>
+          </w:p>
+          <w:p>
+            <w:r>
+              <w:rPr>
+                <w:b/>
+                <w:bCs/>
+              </w:rPr>
+              <w:t>Hombre</w:t>
+            </w:r>
+            <w:r>
+              <w:t xml:space="preserve">: </w:t>
+            </w:r>
+            <w:r>
+              <w:t>Así es. Las operaciones de cargue, descargue y manejo de equipos son fundamentales dentro de la cadena logística, porque garantizan el flujo continuo de las mercancías desde su recepción hasta su distribución. Además de mejorar la eficiencia operativa, ayudan a proteger a los trabajadores, preservar los productos y cumplir los estándares de seguridad y calidad.</w:t>
+            </w:r>
+          </w:p>
+          <w:p>
+            <w:r>
+              <w:rPr>
+                <w:b/>
+                <w:bCs/>
+              </w:rPr>
+              <w:t>Mujer</w:t>
+            </w:r>
+            <w:r>
+              <w:rPr>
+                <w:b/>
+                <w:bCs/>
+              </w:rPr>
+              <w:tab/>
+            </w:r>
+            <w:r>
+              <w:rPr>
+                <w:b/>
+                <w:bCs/>
+              </w:rPr>
+              <w:t>:</w:t>
             </w:r>
             <w:r>
               <w:t xml:space="preserve"> </w:t>
             </w:r>
-          </w:p>
-          <w:p/>
-          <w:p/>
-          <w:p/>
-          <w:p/>
-          <w:p/>
-          <w:p/>
-          <w:p/>
-          <w:p/>
-          <w:p/>
-          <w:p/>
-          <w:p/>
-          <w:p/>
-          <w:p/>
-          <w:p/>
-          <w:p/>
-          <w:p/>
-          <w:p/>
-          <w:p/>
-          <w:p/>
-          <w:p/>
+            <w:r>
+              <w:t>Por eso, en este episodio conoceremos por qué estas operaciones son estratégicas y qué prácticas permiten ejecutarlas de manera segura y eficiente. ¡Comencemos!</w:t>
+            </w:r>
+          </w:p>
+          <w:p>
+            <w:r>
+              <w:rPr>
+                <w:b/>
+                <w:bCs/>
+              </w:rPr>
+              <w:t>Hombre</w:t>
+            </w:r>
+            <w:r>
+              <w:t xml:space="preserve">: </w:t>
+            </w:r>
+            <w:r>
+              <w:t xml:space="preserve">El crecimiento del comercio nacional e internacional exige operaciones logísticas cada vez más ágiles. En este contexto, un proceso de cargue y </w:t>
+            </w:r>
+            <w:r>
+              <w:lastRenderedPageBreak/>
+              <w:t>descargue bien planificado puede marcar la diferencia entre una entrega oportuna y un retraso que afecte toda la cadena de suministro.</w:t>
+            </w:r>
+          </w:p>
+          <w:p>
+            <w:r>
+              <w:rPr>
+                <w:b/>
+                <w:bCs/>
+              </w:rPr>
+              <w:t>Mujer</w:t>
+            </w:r>
+            <w:r>
+              <w:t xml:space="preserve">: </w:t>
+            </w:r>
+            <w:r>
+              <w:t>Para lograrlo, estas actividades deben desarrollarse siguiendo procedimientos técnicos que garanticen la estabilidad de la carga y la protección de las mercancías durante su manipulación. Una distribución inadecuada del peso o el uso incorrecto de los equipos puede generar accidentes, daños en los productos y demoras en las entregas.</w:t>
+            </w:r>
+          </w:p>
+          <w:p>
+            <w:r>
+              <w:rPr>
+                <w:b/>
+                <w:bCs/>
+              </w:rPr>
+              <w:t>Hombre</w:t>
+            </w:r>
+            <w:r>
+              <w:rPr>
+                <w:b/>
+                <w:bCs/>
+              </w:rPr>
+              <w:t>:</w:t>
+            </w:r>
+            <w:r>
+              <w:t xml:space="preserve"> </w:t>
+            </w:r>
+            <w:r>
+              <w:t>También cumplen un papel muy importante los puntos de transferencia y las zonas de cargue y descargue. Estos espacios permiten organizar el flujo de mercancías, optimizar los tiempos de operación y facilitar la movilización segura de los productos.</w:t>
+            </w:r>
+          </w:p>
+          <w:p>
+            <w:r>
+              <w:rPr>
+                <w:b/>
+                <w:bCs/>
+              </w:rPr>
+              <w:t>Mujer</w:t>
+            </w:r>
+            <w:r>
+              <w:rPr>
+                <w:b/>
+                <w:bCs/>
+              </w:rPr>
+              <w:tab/>
+            </w:r>
+            <w:r>
+              <w:t xml:space="preserve">: </w:t>
+            </w:r>
+            <w:r>
+              <w:t>Cuando estos espacios están bien planificados, disminuyen las congestiones, mejoran la productividad y favorecen la continuidad de la cadena de suministro.</w:t>
+            </w:r>
+          </w:p>
+          <w:p>
+            <w:r>
+              <w:rPr>
+                <w:b/>
+                <w:bCs/>
+              </w:rPr>
+              <w:t>Hombre</w:t>
+            </w:r>
+            <w:r>
+              <w:t xml:space="preserve">: </w:t>
+            </w:r>
+            <w:r>
+              <w:t>Otro aspecto clave es la utilización de listas de chequeo y guías de ruta. Estos instrumentos permiten verificar las condiciones del vehículo, la documentación, el estado de las mercancías y el cumplimiento de los procedimientos antes de iniciar cada operación.</w:t>
+            </w:r>
+          </w:p>
+          <w:p>
+            <w:r>
+              <w:rPr>
+                <w:b/>
+                <w:bCs/>
+              </w:rPr>
+              <w:t>Mujer</w:t>
+            </w:r>
+            <w:r>
+              <w:rPr>
+                <w:b/>
+                <w:bCs/>
+              </w:rPr>
+              <w:t>:</w:t>
+            </w:r>
+            <w:r>
+              <w:t xml:space="preserve"> </w:t>
+            </w:r>
+            <w:r>
+              <w:t xml:space="preserve">El manejo de equipos logísticos también resulta determinante. Herramientas como los montacargas, las transpaletas, los apiladores y las plataformas </w:t>
+            </w:r>
+            <w:r>
+              <w:lastRenderedPageBreak/>
+              <w:t>elevadoras facilitan el desplazamiento de mercancías pesadas y aumentan la productividad.</w:t>
+            </w:r>
+          </w:p>
+          <w:p>
+            <w:r>
+              <w:rPr>
+                <w:b/>
+                <w:bCs/>
+              </w:rPr>
+              <w:t>Hombre</w:t>
+            </w:r>
+            <w:r>
+              <w:rPr>
+                <w:b/>
+                <w:bCs/>
+              </w:rPr>
+              <w:t>:</w:t>
+            </w:r>
+            <w:r>
+              <w:t xml:space="preserve"> </w:t>
+            </w:r>
+            <w:r>
+              <w:t>Sin embargo, su utilización exige capacitación, inspecciones periódicas y el cumplimiento de procedimientos de operación segura. Además, el mantenimiento preventivo permite detectar oportunamente fallas antes de que se conviertan en un riesgo.</w:t>
+            </w:r>
+          </w:p>
+          <w:p>
+            <w:r>
+              <w:rPr>
+                <w:b/>
+                <w:bCs/>
+              </w:rPr>
+              <w:t>Mujer</w:t>
+            </w:r>
+            <w:r>
+              <w:rPr>
+                <w:b/>
+                <w:bCs/>
+              </w:rPr>
+              <w:tab/>
+            </w:r>
+            <w:r>
+              <w:t xml:space="preserve">: </w:t>
+            </w:r>
+            <w:r>
+              <w:t>Y es que la seguridad también depende del compromiso de quienes participan en la operación. El uso adecuado de los elementos de protección personal, el respeto por la capacidad de carga de los equipos y la aplicación de técnicas correctas para el levantamiento y movilización de mercancías ayudan a disminuir la accidentalidad.</w:t>
+            </w:r>
+          </w:p>
+          <w:p>
+            <w:r>
+              <w:rPr>
+                <w:b/>
+                <w:bCs/>
+              </w:rPr>
+              <w:t>Hombre</w:t>
+            </w:r>
+            <w:r>
+              <w:t xml:space="preserve">: </w:t>
+            </w:r>
+            <w:r>
+              <w:t>Por eso, en un entorno donde las organizaciones buscan entregas oportunas y procesos cada vez más eficientes, la integración entre procedimientos seguros de cargue y descargue y el manejo responsable de los equipos logísticos se convierte en un verdadero factor diferenciador.</w:t>
+            </w:r>
+          </w:p>
+          <w:p>
+            <w:r>
+              <w:rPr>
+                <w:b/>
+                <w:bCs/>
+              </w:rPr>
+              <w:t>Mujer</w:t>
+            </w:r>
+            <w:r>
+              <w:t xml:space="preserve">: </w:t>
+            </w:r>
+            <w:r>
+              <w:t>Porque, en definitiva, la eficiencia logística no depende únicamente de la tecnología disponible…</w:t>
+            </w:r>
+          </w:p>
+          <w:p>
+            <w:r>
+              <w:rPr>
+                <w:b/>
+                <w:bCs/>
+              </w:rPr>
+              <w:t>Hombre</w:t>
+            </w:r>
+            <w:r>
+              <w:rPr>
+                <w:b/>
+                <w:bCs/>
+              </w:rPr>
+              <w:t>:</w:t>
+            </w:r>
+            <w:r>
+              <w:t xml:space="preserve"> </w:t>
+            </w:r>
+            <w:r>
+              <w:t>…también requiere procedimientos estandarizados, personal capacitado, controles permanentes y una cultura de seguridad que acompañe cada etapa de la cadena de suministro.</w:t>
+            </w:r>
+          </w:p>
+          <w:p>
+            <w:r>
+              <w:lastRenderedPageBreak/>
+              <w:t>Mujer</w:t>
+            </w:r>
+            <w:r>
+              <w:tab/>
+            </w:r>
+            <w:r>
+              <w:t>: G</w:t>
+            </w:r>
+            <w:r>
+              <w:t>racias por acompañarnos, ¡nos escuchamos en un próximo episodio!</w:t>
+            </w:r>
+          </w:p>
         </w:tc>
       </w:tr>
     </w:tbl>
@@ -7438,7 +7913,7 @@
           <w:u w:val="single"/>
         </w:rPr>
       </w:pPr>
-      <w:bookmarkStart w:id="27" w:name="_Toc235782894"/>
+      <w:bookmarkStart w:id="27" w:name="_Toc237692069"/>
       <w:r>
         <w:lastRenderedPageBreak/>
         <w:t>Síntesis</w:t>
@@ -7451,14 +7926,6 @@
     <w:p>
       <w:r>
         <w:t>El componente formativo Verificación de registros y control de despachos aborda los procesos relacionados con la identificación de mercancías, el diligenciamiento de registros logísticos y la ejecución de operaciones de cargue, descargue y despacho, apoyados en el uso adecuado de equipos para la manipulación de productos. Asimismo, desarrolla los fundamentos necesarios para fortalecer la trazabilidad, el control operativo y la seguridad durante las actividades logísticas, contribuyendo a la eficiencia de la cadena de suministro y al cumplimiento de los procedimientos establecidos por las organizaciones.</w:t>
-      </w:r>
-    </w:p>
-    <w:p>
-      <w:r>
-        <w:rPr>
-          <w:highlight w:val="yellow"/>
-        </w:rPr>
-        <w:t>Texto alternativo:</w:t>
       </w:r>
     </w:p>
     <w:p>
@@ -7470,12 +7937,11 @@
         <w:rPr>
           <w:noProof/>
         </w:rPr>
-        <w:lastRenderedPageBreak/>
         <w:drawing>
-          <wp:inline distT="0" distB="0" distL="0" distR="0" wp14:anchorId="3B0FC18A" wp14:editId="67EEE42B">
+          <wp:inline distT="0" distB="0" distL="0" distR="0" wp14:anchorId="3B0FC18A" wp14:editId="26CD5905">
             <wp:extent cx="6332220" cy="4147820"/>
             <wp:effectExtent l="0" t="0" r="0" b="5080"/>
-            <wp:docPr id="10" name="Imagen 10"/>
+            <wp:docPr id="10" name="Imagen 10" descr="La estructura jerárquica, muestra el componente formativo Verificación de registros y control de despachos; integrando los principales contenidos relacionados con la identificación mediante códigos de barras, la gestión de registros logísticos, las operaciones de cargue y descargue de mercancías y el uso de equipos para operaciones logísticas. Además, organiza aspectos como conceptos, características, clasificación, técnicas, procedimientos, listas de chequeo, guía de ruta, manipulación de productos y parámetros necesarios para garantizar la trazabilidad, el control y la eficiencia de los procesos logísticos."/>
             <wp:cNvGraphicFramePr>
               <a:graphicFrameLocks xmlns:a="http://schemas.openxmlformats.org/drawingml/2006/main" noChangeAspect="1"/>
             </wp:cNvGraphicFramePr>
@@ -7483,7 +7949,7 @@
               <a:graphicData uri="http://schemas.openxmlformats.org/drawingml/2006/picture">
                 <pic:pic xmlns:pic="http://schemas.openxmlformats.org/drawingml/2006/picture">
                   <pic:nvPicPr>
-                    <pic:cNvPr id="1" name=""/>
+                    <pic:cNvPr id="10" name="Imagen 10" descr="La estructura jerárquica, muestra el componente formativo Verificación de registros y control de despachos; integrando los principales contenidos relacionados con la identificación mediante códigos de barras, la gestión de registros logísticos, las operaciones de cargue y descargue de mercancías y el uso de equipos para operaciones logísticas. Además, organiza aspectos como conceptos, características, clasificación, técnicas, procedimientos, listas de chequeo, guía de ruta, manipulación de productos y parámetros necesarios para garantizar la trazabilidad, el control y la eficiencia de los procesos logísticos."/>
                     <pic:cNvPicPr/>
                   </pic:nvPicPr>
                   <pic:blipFill>
@@ -7508,12 +7974,11 @@
         </w:drawing>
       </w:r>
     </w:p>
-    <w:p/>
     <w:p>
       <w:pPr>
         <w:pStyle w:val="Titulosgenerales"/>
       </w:pPr>
-      <w:bookmarkStart w:id="28" w:name="_Toc235782895"/>
+      <w:bookmarkStart w:id="28" w:name="_Toc237692070"/>
       <w:r>
         <w:lastRenderedPageBreak/>
         <w:t>Glosario</w:t>
@@ -7825,7 +8290,7 @@
       <w:pPr>
         <w:pStyle w:val="Titulosgenerales"/>
       </w:pPr>
-      <w:bookmarkStart w:id="29" w:name="_Toc235782896"/>
+      <w:bookmarkStart w:id="29" w:name="_Toc237692071"/>
       <w:r>
         <w:lastRenderedPageBreak/>
         <w:t>Referencias bibliográficas</w:t>
@@ -7928,7 +8393,7 @@
       <w:pPr>
         <w:pStyle w:val="Titulosgenerales"/>
       </w:pPr>
-      <w:bookmarkStart w:id="30" w:name="_Toc235782897"/>
+      <w:bookmarkStart w:id="30" w:name="_Toc237692072"/>
       <w:r>
         <w:lastRenderedPageBreak/>
         <w:t>Créditos</w:t>
@@ -8035,11 +8500,15 @@
             <w:pPr>
               <w:pStyle w:val="TextoTablas"/>
               <w:rPr>
+                <w:sz w:val="28"/>
+                <w:szCs w:val="28"/>
                 <w:lang w:val="es-CO"/>
               </w:rPr>
             </w:pPr>
             <w:r>
               <w:rPr>
+                <w:sz w:val="28"/>
+                <w:szCs w:val="28"/>
                 <w:lang w:val="es-CO"/>
               </w:rPr>
               <w:t>Claudia Johanna Gómez Pérez</w:t>
@@ -8054,11 +8523,15 @@
             <w:pPr>
               <w:pStyle w:val="TextoTablas"/>
               <w:rPr>
+                <w:sz w:val="28"/>
+                <w:szCs w:val="28"/>
                 <w:lang w:val="es-CO"/>
               </w:rPr>
             </w:pPr>
             <w:r>
               <w:rPr>
+                <w:sz w:val="28"/>
+                <w:szCs w:val="28"/>
                 <w:lang w:val="es-CO"/>
               </w:rPr>
               <w:t>Profesional G06. Responsable Ecosistema Virtual de Recursos Educativos Digitales</w:t>
@@ -8073,11 +8546,15 @@
             <w:pPr>
               <w:pStyle w:val="TextoTablas"/>
               <w:rPr>
+                <w:sz w:val="28"/>
+                <w:szCs w:val="28"/>
                 <w:lang w:val="es-CO"/>
               </w:rPr>
             </w:pPr>
             <w:r>
               <w:rPr>
+                <w:sz w:val="28"/>
+                <w:szCs w:val="28"/>
                 <w:lang w:val="es-CO"/>
               </w:rPr>
               <w:t>Centro Agroturístico - Regional Santander</w:t>
@@ -8094,11 +8571,15 @@
             <w:pPr>
               <w:pStyle w:val="TextoTablas"/>
               <w:rPr>
+                <w:sz w:val="28"/>
+                <w:szCs w:val="28"/>
                 <w:lang w:val="es-CO"/>
               </w:rPr>
             </w:pPr>
             <w:r>
               <w:rPr>
+                <w:sz w:val="28"/>
+                <w:szCs w:val="28"/>
                 <w:lang w:val="es-CO"/>
               </w:rPr>
               <w:t>Miguel de Jesús Paredes Maestre</w:t>
@@ -8113,14 +8594,18 @@
             <w:pPr>
               <w:pStyle w:val="TextoTablas"/>
               <w:rPr>
+                <w:sz w:val="28"/>
+                <w:szCs w:val="28"/>
                 <w:lang w:val="es-CO"/>
               </w:rPr>
             </w:pPr>
             <w:r>
               <w:rPr>
+                <w:sz w:val="28"/>
+                <w:szCs w:val="28"/>
                 <w:lang w:val="es-CO"/>
               </w:rPr>
-              <w:t>Responsable de la línea de producción</w:t>
+              <w:t>Responsable de línea de producción</w:t>
             </w:r>
           </w:p>
         </w:tc>
@@ -8132,26 +8617,18 @@
             <w:pPr>
               <w:pStyle w:val="TextoTablas"/>
               <w:rPr>
+                <w:sz w:val="28"/>
+                <w:szCs w:val="28"/>
                 <w:lang w:val="es-CO"/>
               </w:rPr>
             </w:pPr>
             <w:r>
               <w:rPr>
+                <w:sz w:val="28"/>
+                <w:szCs w:val="28"/>
                 <w:lang w:val="es-CO"/>
               </w:rPr>
-              <w:t>Centro de Comercio y Servicios</w:t>
-            </w:r>
-            <w:r>
-              <w:rPr>
-                <w:lang w:val="es-CO"/>
-              </w:rPr>
-              <w:t xml:space="preserve"> -</w:t>
-            </w:r>
-            <w:r>
-              <w:rPr>
-                <w:lang w:val="es-CO"/>
-              </w:rPr>
-              <w:t xml:space="preserve"> Regional Atlántico</w:t>
+              <w:t>Centro de Comercio y Servicios - Regional Atlántico</w:t>
             </w:r>
           </w:p>
         </w:tc>
@@ -8168,9 +8645,19 @@
             <w:pPr>
               <w:pStyle w:val="TextoTablas"/>
               <w:rPr>
+                <w:sz w:val="28"/>
+                <w:szCs w:val="28"/>
                 <w:lang w:val="es-CO"/>
               </w:rPr>
             </w:pPr>
+            <w:r>
+              <w:rPr>
+                <w:sz w:val="28"/>
+                <w:szCs w:val="28"/>
+                <w:lang w:val="es-CO"/>
+              </w:rPr>
+              <w:t xml:space="preserve">Sergio Quintero Guzmán  </w:t>
+            </w:r>
           </w:p>
         </w:tc>
         <w:tc>
@@ -8181,9 +8668,19 @@
             <w:pPr>
               <w:pStyle w:val="TextoTablas"/>
               <w:rPr>
+                <w:sz w:val="28"/>
+                <w:szCs w:val="28"/>
                 <w:lang w:val="es-CO"/>
               </w:rPr>
             </w:pPr>
+            <w:r>
+              <w:rPr>
+                <w:rFonts w:eastAsia="Calibri" w:cs="Calibri"/>
+                <w:sz w:val="28"/>
+                <w:szCs w:val="28"/>
+              </w:rPr>
+              <w:t>Experto Temático Logística</w:t>
+            </w:r>
           </w:p>
         </w:tc>
         <w:tc>
@@ -8194,9 +8691,19 @@
             <w:pPr>
               <w:pStyle w:val="TextoTablas"/>
               <w:rPr>
+                <w:sz w:val="28"/>
+                <w:szCs w:val="28"/>
                 <w:lang w:val="es-CO"/>
               </w:rPr>
             </w:pPr>
+            <w:r>
+              <w:rPr>
+                <w:sz w:val="28"/>
+                <w:szCs w:val="28"/>
+                <w:lang w:val="es-CO"/>
+              </w:rPr>
+              <w:t>Centro de Comercio y Servicios - Regional Atlántico</w:t>
+            </w:r>
           </w:p>
         </w:tc>
       </w:tr>
@@ -8209,9 +8716,19 @@
             <w:pPr>
               <w:pStyle w:val="TextoTablas"/>
               <w:rPr>
+                <w:sz w:val="28"/>
+                <w:szCs w:val="28"/>
                 <w:lang w:val="es-CO"/>
               </w:rPr>
             </w:pPr>
+            <w:r>
+              <w:rPr>
+                <w:sz w:val="28"/>
+                <w:szCs w:val="28"/>
+                <w:lang w:val="es-CO"/>
+              </w:rPr>
+              <w:t>Jair Coll Gallardo</w:t>
+            </w:r>
           </w:p>
         </w:tc>
         <w:tc>
@@ -8222,9 +8739,19 @@
             <w:pPr>
               <w:pStyle w:val="TextoTablas"/>
               <w:rPr>
+                <w:sz w:val="28"/>
+                <w:szCs w:val="28"/>
                 <w:lang w:val="es-CO"/>
               </w:rPr>
             </w:pPr>
+            <w:r>
+              <w:rPr>
+                <w:rFonts w:eastAsia="Calibri" w:cs="Calibri"/>
+                <w:sz w:val="28"/>
+                <w:szCs w:val="28"/>
+              </w:rPr>
+              <w:t>Evaluador instruccional</w:t>
+            </w:r>
           </w:p>
         </w:tc>
         <w:tc>
@@ -8235,9 +8762,19 @@
             <w:pPr>
               <w:pStyle w:val="TextoTablas"/>
               <w:rPr>
+                <w:sz w:val="28"/>
+                <w:szCs w:val="28"/>
                 <w:lang w:val="es-CO"/>
               </w:rPr>
             </w:pPr>
+            <w:r>
+              <w:rPr>
+                <w:sz w:val="28"/>
+                <w:szCs w:val="28"/>
+                <w:lang w:val="es-CO"/>
+              </w:rPr>
+              <w:t>Centro de Comercio y Servicios - Regional Atlántico</w:t>
+            </w:r>
           </w:p>
         </w:tc>
       </w:tr>
@@ -8253,9 +8790,19 @@
             <w:pPr>
               <w:pStyle w:val="TextoTablas"/>
               <w:rPr>
+                <w:sz w:val="28"/>
+                <w:szCs w:val="28"/>
                 <w:lang w:val="es-CO"/>
               </w:rPr>
             </w:pPr>
+            <w:r>
+              <w:rPr>
+                <w:sz w:val="28"/>
+                <w:szCs w:val="28"/>
+                <w:lang w:val="es-CO"/>
+              </w:rPr>
+              <w:t>Carmen Alicia Martínez Torres</w:t>
+            </w:r>
           </w:p>
         </w:tc>
         <w:tc>
@@ -8266,9 +8813,35 @@
             <w:pPr>
               <w:pStyle w:val="TextoTablas"/>
               <w:rPr>
+                <w:sz w:val="28"/>
+                <w:szCs w:val="28"/>
                 <w:lang w:val="es-CO"/>
               </w:rPr>
             </w:pPr>
+            <w:r>
+              <w:rPr>
+                <w:sz w:val="28"/>
+                <w:szCs w:val="28"/>
+                <w:lang w:val="es-CO"/>
+              </w:rPr>
+              <w:t>Diseñador</w:t>
+            </w:r>
+            <w:r>
+              <w:rPr>
+                <w:sz w:val="28"/>
+                <w:szCs w:val="28"/>
+                <w:lang w:val="es-CO"/>
+              </w:rPr>
+              <w:t xml:space="preserve">a </w:t>
+            </w:r>
+            <w:r>
+              <w:rPr>
+                <w:sz w:val="28"/>
+                <w:szCs w:val="28"/>
+                <w:lang w:val="es-CO"/>
+              </w:rPr>
+              <w:t>de contenidos digitales</w:t>
+            </w:r>
           </w:p>
         </w:tc>
         <w:tc>
@@ -8279,9 +8852,19 @@
             <w:pPr>
               <w:pStyle w:val="TextoTablas"/>
               <w:rPr>
+                <w:sz w:val="28"/>
+                <w:szCs w:val="28"/>
                 <w:lang w:val="es-CO"/>
               </w:rPr>
             </w:pPr>
+            <w:r>
+              <w:rPr>
+                <w:sz w:val="28"/>
+                <w:szCs w:val="28"/>
+                <w:lang w:val="es-CO"/>
+              </w:rPr>
+              <w:t>Centro de Comercio y Servicios - Regional Atlántico</w:t>
+            </w:r>
           </w:p>
         </w:tc>
       </w:tr>
@@ -8294,9 +8877,19 @@
             <w:pPr>
               <w:pStyle w:val="TextoTablas"/>
               <w:rPr>
+                <w:sz w:val="28"/>
+                <w:szCs w:val="28"/>
                 <w:lang w:val="es-CO"/>
               </w:rPr>
             </w:pPr>
+            <w:r>
+              <w:rPr>
+                <w:rFonts w:eastAsia="Calibri" w:cs="Calibri"/>
+                <w:sz w:val="28"/>
+                <w:szCs w:val="28"/>
+              </w:rPr>
+              <w:t>Álvaro Guillermo Araújo Angarita</w:t>
+            </w:r>
           </w:p>
         </w:tc>
         <w:tc>
@@ -8307,9 +8900,39 @@
             <w:pPr>
               <w:pStyle w:val="TextoTablas"/>
               <w:rPr>
+                <w:sz w:val="28"/>
+                <w:szCs w:val="28"/>
                 <w:lang w:val="es-CO"/>
               </w:rPr>
             </w:pPr>
+            <w:r>
+              <w:rPr>
+                <w:sz w:val="28"/>
+                <w:szCs w:val="28"/>
+                <w:lang w:val="es-CO"/>
+              </w:rPr>
+              <w:t xml:space="preserve">Desarrollador </w:t>
+            </w:r>
+            <w:r>
+              <w:rPr>
+                <w:rStyle w:val="Extranjerismo"/>
+                <w:sz w:val="28"/>
+                <w:szCs w:val="28"/>
+                <w:lang w:val="es-CO"/>
+              </w:rPr>
+              <w:t xml:space="preserve">full </w:t>
+            </w:r>
+            <w:proofErr w:type="spellStart"/>
+            <w:r>
+              <w:rPr>
+                <w:rStyle w:val="Extranjerismo"/>
+                <w:sz w:val="28"/>
+                <w:szCs w:val="28"/>
+                <w:lang w:val="es-CO"/>
+              </w:rPr>
+              <w:t>stack</w:t>
+            </w:r>
+            <w:proofErr w:type="spellEnd"/>
           </w:p>
         </w:tc>
         <w:tc>
@@ -8320,9 +8943,19 @@
             <w:pPr>
               <w:pStyle w:val="TextoTablas"/>
               <w:rPr>
+                <w:sz w:val="28"/>
+                <w:szCs w:val="28"/>
                 <w:lang w:val="es-CO"/>
               </w:rPr>
             </w:pPr>
+            <w:r>
+              <w:rPr>
+                <w:sz w:val="28"/>
+                <w:szCs w:val="28"/>
+                <w:lang w:val="es-CO"/>
+              </w:rPr>
+              <w:t>Centro de Comercio y Servicios - Regional Atlántico</w:t>
+            </w:r>
           </w:p>
         </w:tc>
       </w:tr>
@@ -8337,7 +8970,19 @@
           <w:p>
             <w:pPr>
               <w:pStyle w:val="TextoTablas"/>
+              <w:rPr>
+                <w:sz w:val="28"/>
+                <w:szCs w:val="28"/>
+              </w:rPr>
             </w:pPr>
+            <w:r>
+              <w:rPr>
+                <w:rFonts w:eastAsia="Calibri" w:cs="Calibri"/>
+                <w:sz w:val="28"/>
+                <w:szCs w:val="28"/>
+              </w:rPr>
+              <w:t>Alexander Rafael Acosta Bedoya</w:t>
+            </w:r>
           </w:p>
         </w:tc>
         <w:tc>
@@ -8348,9 +8993,20 @@
             <w:pPr>
               <w:pStyle w:val="TextoTablas"/>
               <w:rPr>
+                <w:sz w:val="28"/>
+                <w:szCs w:val="28"/>
                 <w:lang w:val="es-CO"/>
               </w:rPr>
             </w:pPr>
+            <w:r>
+              <w:rPr>
+                <w:rFonts w:eastAsia="Calibri" w:cs="Calibri"/>
+                <w:sz w:val="28"/>
+                <w:szCs w:val="28"/>
+                <w:lang w:val="es-ES"/>
+              </w:rPr>
+              <w:t>Animador y productor audiovisual</w:t>
+            </w:r>
           </w:p>
         </w:tc>
         <w:tc>
@@ -8361,9 +9017,19 @@
             <w:pPr>
               <w:pStyle w:val="TextoTablas"/>
               <w:rPr>
+                <w:sz w:val="28"/>
+                <w:szCs w:val="28"/>
                 <w:lang w:val="es-CO"/>
               </w:rPr>
             </w:pPr>
+            <w:r>
+              <w:rPr>
+                <w:sz w:val="28"/>
+                <w:szCs w:val="28"/>
+                <w:lang w:val="es-CO"/>
+              </w:rPr>
+              <w:t>Centro de Comercio y Servicios - Regional Atlántico</w:t>
+            </w:r>
           </w:p>
         </w:tc>
       </w:tr>
@@ -8375,7 +9041,19 @@
           <w:p>
             <w:pPr>
               <w:pStyle w:val="TextoTablas"/>
+              <w:rPr>
+                <w:sz w:val="28"/>
+                <w:szCs w:val="28"/>
+              </w:rPr>
             </w:pPr>
+            <w:r>
+              <w:rPr>
+                <w:rFonts w:eastAsia="Calibri" w:cs="Calibri"/>
+                <w:sz w:val="28"/>
+                <w:szCs w:val="28"/>
+              </w:rPr>
+              <w:t>Nelson Iván Vera Briceño</w:t>
+            </w:r>
           </w:p>
         </w:tc>
         <w:tc>
@@ -8386,9 +9064,20 @@
             <w:pPr>
               <w:pStyle w:val="TextoTablas"/>
               <w:rPr>
+                <w:sz w:val="28"/>
+                <w:szCs w:val="28"/>
                 <w:lang w:val="es-CO"/>
               </w:rPr>
             </w:pPr>
+            <w:r>
+              <w:rPr>
+                <w:rFonts w:eastAsia="Calibri" w:cs="Calibri"/>
+                <w:sz w:val="28"/>
+                <w:szCs w:val="28"/>
+                <w:lang w:val="es-ES"/>
+              </w:rPr>
+              <w:t>Animador y productor audiovisual</w:t>
+            </w:r>
           </w:p>
         </w:tc>
         <w:tc>
@@ -8399,9 +9088,19 @@
             <w:pPr>
               <w:pStyle w:val="TextoTablas"/>
               <w:rPr>
+                <w:sz w:val="28"/>
+                <w:szCs w:val="28"/>
                 <w:lang w:val="es-CO"/>
               </w:rPr>
             </w:pPr>
+            <w:r>
+              <w:rPr>
+                <w:sz w:val="28"/>
+                <w:szCs w:val="28"/>
+                <w:lang w:val="es-CO"/>
+              </w:rPr>
+              <w:t>Centro de Comercio y Servicios - Regional Atlántico</w:t>
+            </w:r>
           </w:p>
         </w:tc>
       </w:tr>
@@ -8416,7 +9115,19 @@
           <w:p>
             <w:pPr>
               <w:pStyle w:val="TextoTablas"/>
+              <w:rPr>
+                <w:sz w:val="28"/>
+                <w:szCs w:val="28"/>
+              </w:rPr>
             </w:pPr>
+            <w:r>
+              <w:rPr>
+                <w:rFonts w:eastAsia="Calibri" w:cs="Calibri"/>
+                <w:sz w:val="28"/>
+                <w:szCs w:val="28"/>
+              </w:rPr>
+              <w:t>Luz Karime Amaya Cabra</w:t>
+            </w:r>
           </w:p>
         </w:tc>
         <w:tc>
@@ -8427,9 +9138,35 @@
             <w:pPr>
               <w:pStyle w:val="TextoTablas"/>
               <w:rPr>
+                <w:sz w:val="28"/>
+                <w:szCs w:val="28"/>
                 <w:lang w:val="es-CO"/>
               </w:rPr>
             </w:pPr>
+            <w:r>
+              <w:rPr>
+                <w:rFonts w:eastAsia="Calibri" w:cs="Calibri"/>
+                <w:sz w:val="28"/>
+                <w:szCs w:val="28"/>
+              </w:rPr>
+              <w:t>Evaluador</w:t>
+            </w:r>
+            <w:r>
+              <w:rPr>
+                <w:rFonts w:eastAsia="Calibri" w:cs="Calibri"/>
+                <w:sz w:val="28"/>
+                <w:szCs w:val="28"/>
+              </w:rPr>
+              <w:t>a</w:t>
+            </w:r>
+            <w:r>
+              <w:rPr>
+                <w:rFonts w:eastAsia="Calibri" w:cs="Calibri"/>
+                <w:sz w:val="28"/>
+                <w:szCs w:val="28"/>
+              </w:rPr>
+              <w:t xml:space="preserve"> de contenidos inclusivos y accesibles</w:t>
+            </w:r>
           </w:p>
         </w:tc>
         <w:tc>
@@ -8440,9 +9177,19 @@
             <w:pPr>
               <w:pStyle w:val="TextoTablas"/>
               <w:rPr>
+                <w:sz w:val="28"/>
+                <w:szCs w:val="28"/>
                 <w:lang w:val="es-CO"/>
               </w:rPr>
             </w:pPr>
+            <w:r>
+              <w:rPr>
+                <w:sz w:val="28"/>
+                <w:szCs w:val="28"/>
+                <w:lang w:val="es-CO"/>
+              </w:rPr>
+              <w:t>Centro de Comercio y Servicios - Regional Atlántico</w:t>
+            </w:r>
           </w:p>
         </w:tc>
       </w:tr>
@@ -8455,9 +9202,20 @@
             <w:pPr>
               <w:pStyle w:val="TextoTablas"/>
               <w:rPr>
+                <w:sz w:val="28"/>
+                <w:szCs w:val="28"/>
                 <w:lang w:val="es-CO"/>
               </w:rPr>
             </w:pPr>
+            <w:r>
+              <w:rPr>
+                <w:rFonts w:eastAsia="Calibri" w:cs="Calibri"/>
+                <w:sz w:val="28"/>
+                <w:szCs w:val="28"/>
+              </w:rPr>
+              <w:lastRenderedPageBreak/>
+              <w:t>Laura Daniela Burgos Rueda</w:t>
+            </w:r>
           </w:p>
         </w:tc>
         <w:tc>
@@ -8468,9 +9226,19 @@
             <w:pPr>
               <w:pStyle w:val="TextoTablas"/>
               <w:rPr>
+                <w:sz w:val="28"/>
+                <w:szCs w:val="28"/>
                 <w:lang w:val="es-CO"/>
               </w:rPr>
             </w:pPr>
+            <w:r>
+              <w:rPr>
+                <w:rFonts w:eastAsia="Calibri" w:cs="Calibri"/>
+                <w:sz w:val="28"/>
+                <w:szCs w:val="28"/>
+              </w:rPr>
+              <w:t>Evaluadora de contenidos inclusivos y accesibles</w:t>
+            </w:r>
           </w:p>
         </w:tc>
         <w:tc>
@@ -8481,9 +9249,19 @@
             <w:pPr>
               <w:pStyle w:val="TextoTablas"/>
               <w:rPr>
+                <w:sz w:val="28"/>
+                <w:szCs w:val="28"/>
                 <w:lang w:val="es-CO"/>
               </w:rPr>
             </w:pPr>
+            <w:r>
+              <w:rPr>
+                <w:sz w:val="28"/>
+                <w:szCs w:val="28"/>
+                <w:lang w:val="es-CO"/>
+              </w:rPr>
+              <w:t>Centro de Comercio y Servicios - Regional Atlántico</w:t>
+            </w:r>
           </w:p>
         </w:tc>
       </w:tr>
@@ -8499,9 +9277,19 @@
             <w:pPr>
               <w:pStyle w:val="TextoTablas"/>
               <w:rPr>
+                <w:sz w:val="28"/>
+                <w:szCs w:val="28"/>
                 <w:lang w:val="es-CO"/>
               </w:rPr>
             </w:pPr>
+            <w:r>
+              <w:rPr>
+                <w:rFonts w:eastAsia="Calibri" w:cs="Calibri"/>
+                <w:sz w:val="28"/>
+                <w:szCs w:val="28"/>
+              </w:rPr>
+              <w:t>Jonathan Adié Villafañe</w:t>
+            </w:r>
           </w:p>
         </w:tc>
         <w:tc>
@@ -8512,9 +9300,19 @@
             <w:pPr>
               <w:pStyle w:val="TextoTablas"/>
               <w:rPr>
+                <w:sz w:val="28"/>
+                <w:szCs w:val="28"/>
                 <w:lang w:val="es-CO"/>
               </w:rPr>
             </w:pPr>
+            <w:r>
+              <w:rPr>
+                <w:rFonts w:eastAsia="Calibri" w:cs="Calibri"/>
+                <w:sz w:val="28"/>
+                <w:szCs w:val="28"/>
+              </w:rPr>
+              <w:t>Validador y vinculador de recursos educativos digitales</w:t>
+            </w:r>
           </w:p>
         </w:tc>
         <w:tc>
@@ -8525,9 +9323,19 @@
             <w:pPr>
               <w:pStyle w:val="TextoTablas"/>
               <w:rPr>
+                <w:sz w:val="28"/>
+                <w:szCs w:val="28"/>
                 <w:lang w:val="es-CO"/>
               </w:rPr>
             </w:pPr>
+            <w:r>
+              <w:rPr>
+                <w:sz w:val="28"/>
+                <w:szCs w:val="28"/>
+                <w:lang w:val="es-CO"/>
+              </w:rPr>
+              <w:t>Centro de Comercio y Servicios - Regional Atlántico</w:t>
+            </w:r>
           </w:p>
         </w:tc>
       </w:tr>
@@ -8540,9 +9348,19 @@
             <w:pPr>
               <w:pStyle w:val="TextoTablas"/>
               <w:rPr>
+                <w:sz w:val="28"/>
+                <w:szCs w:val="28"/>
                 <w:lang w:val="es-CO"/>
               </w:rPr>
             </w:pPr>
+            <w:r>
+              <w:rPr>
+                <w:rFonts w:eastAsia="Calibri" w:cs="Calibri"/>
+                <w:sz w:val="28"/>
+                <w:szCs w:val="28"/>
+              </w:rPr>
+              <w:t>Karine Isabel Ospino Fritz</w:t>
+            </w:r>
           </w:p>
         </w:tc>
         <w:tc>
@@ -8553,9 +9371,35 @@
             <w:pPr>
               <w:pStyle w:val="TextoTablas"/>
               <w:rPr>
+                <w:sz w:val="28"/>
+                <w:szCs w:val="28"/>
                 <w:lang w:val="es-CO"/>
               </w:rPr>
             </w:pPr>
+            <w:r>
+              <w:rPr>
+                <w:rFonts w:eastAsia="Calibri" w:cs="Calibri"/>
+                <w:sz w:val="28"/>
+                <w:szCs w:val="28"/>
+              </w:rPr>
+              <w:t>Validador</w:t>
+            </w:r>
+            <w:r>
+              <w:rPr>
+                <w:rFonts w:eastAsia="Calibri" w:cs="Calibri"/>
+                <w:sz w:val="28"/>
+                <w:szCs w:val="28"/>
+              </w:rPr>
+              <w:t>a</w:t>
+            </w:r>
+            <w:r>
+              <w:rPr>
+                <w:rFonts w:eastAsia="Calibri" w:cs="Calibri"/>
+                <w:sz w:val="28"/>
+                <w:szCs w:val="28"/>
+              </w:rPr>
+              <w:t xml:space="preserve"> y vinculador de recursos educativos digitales</w:t>
+            </w:r>
           </w:p>
         </w:tc>
         <w:tc>
@@ -8566,223 +9410,19 @@
             <w:pPr>
               <w:pStyle w:val="TextoTablas"/>
               <w:rPr>
+                <w:sz w:val="28"/>
+                <w:szCs w:val="28"/>
                 <w:lang w:val="es-CO"/>
               </w:rPr>
             </w:pPr>
-          </w:p>
-        </w:tc>
-      </w:tr>
-      <w:tr>
-        <w:trPr>
-          <w:cnfStyle w:val="000000100000" w:firstRow="0" w:lastRow="0" w:firstColumn="0" w:lastColumn="0" w:oddVBand="0" w:evenVBand="0" w:oddHBand="1" w:evenHBand="0" w:firstRowFirstColumn="0" w:firstRowLastColumn="0" w:lastRowFirstColumn="0" w:lastRowLastColumn="0"/>
-        </w:trPr>
-        <w:tc>
-          <w:tcPr>
-            <w:tcW w:w="2830" w:type="dxa"/>
-          </w:tcPr>
-          <w:p>
-            <w:pPr>
-              <w:pStyle w:val="TextoTablas"/>
-              <w:rPr>
+            <w:r>
+              <w:rPr>
+                <w:sz w:val="28"/>
+                <w:szCs w:val="28"/>
                 <w:lang w:val="es-CO"/>
               </w:rPr>
-            </w:pPr>
-          </w:p>
-        </w:tc>
-        <w:tc>
-          <w:tcPr>
-            <w:tcW w:w="3261" w:type="dxa"/>
-          </w:tcPr>
-          <w:p>
-            <w:pPr>
-              <w:pStyle w:val="TextoTablas"/>
-              <w:rPr>
-                <w:lang w:val="es-CO"/>
-              </w:rPr>
-            </w:pPr>
-          </w:p>
-        </w:tc>
-        <w:tc>
-          <w:tcPr>
-            <w:tcW w:w="3969" w:type="dxa"/>
-          </w:tcPr>
-          <w:p>
-            <w:pPr>
-              <w:pStyle w:val="TextoTablas"/>
-              <w:rPr>
-                <w:lang w:val="es-CO"/>
-              </w:rPr>
-            </w:pPr>
-          </w:p>
-        </w:tc>
-      </w:tr>
-      <w:tr>
-        <w:tc>
-          <w:tcPr>
-            <w:tcW w:w="2830" w:type="dxa"/>
-          </w:tcPr>
-          <w:p>
-            <w:pPr>
-              <w:pStyle w:val="TextoTablas"/>
-              <w:rPr>
-                <w:lang w:val="es-CO"/>
-              </w:rPr>
-            </w:pPr>
-          </w:p>
-        </w:tc>
-        <w:tc>
-          <w:tcPr>
-            <w:tcW w:w="3261" w:type="dxa"/>
-          </w:tcPr>
-          <w:p>
-            <w:pPr>
-              <w:pStyle w:val="TextoTablas"/>
-              <w:rPr>
-                <w:lang w:val="es-CO"/>
-              </w:rPr>
-            </w:pPr>
-          </w:p>
-        </w:tc>
-        <w:tc>
-          <w:tcPr>
-            <w:tcW w:w="3969" w:type="dxa"/>
-          </w:tcPr>
-          <w:p>
-            <w:pPr>
-              <w:pStyle w:val="TextoTablas"/>
-              <w:rPr>
-                <w:lang w:val="es-CO"/>
-              </w:rPr>
-            </w:pPr>
-          </w:p>
-        </w:tc>
-      </w:tr>
-      <w:tr>
-        <w:trPr>
-          <w:cnfStyle w:val="000000100000" w:firstRow="0" w:lastRow="0" w:firstColumn="0" w:lastColumn="0" w:oddVBand="0" w:evenVBand="0" w:oddHBand="1" w:evenHBand="0" w:firstRowFirstColumn="0" w:firstRowLastColumn="0" w:lastRowFirstColumn="0" w:lastRowLastColumn="0"/>
-        </w:trPr>
-        <w:tc>
-          <w:tcPr>
-            <w:tcW w:w="2830" w:type="dxa"/>
-          </w:tcPr>
-          <w:p>
-            <w:pPr>
-              <w:pStyle w:val="TextoTablas"/>
-              <w:rPr>
-                <w:lang w:val="es-CO"/>
-              </w:rPr>
-            </w:pPr>
-          </w:p>
-        </w:tc>
-        <w:tc>
-          <w:tcPr>
-            <w:tcW w:w="3261" w:type="dxa"/>
-          </w:tcPr>
-          <w:p>
-            <w:pPr>
-              <w:pStyle w:val="TextoTablas"/>
-              <w:rPr>
-                <w:lang w:val="es-CO"/>
-              </w:rPr>
-            </w:pPr>
-          </w:p>
-        </w:tc>
-        <w:tc>
-          <w:tcPr>
-            <w:tcW w:w="3969" w:type="dxa"/>
-          </w:tcPr>
-          <w:p>
-            <w:pPr>
-              <w:pStyle w:val="TextoTablas"/>
-              <w:rPr>
-                <w:lang w:val="es-CO"/>
-              </w:rPr>
-            </w:pPr>
-          </w:p>
-        </w:tc>
-      </w:tr>
-      <w:tr>
-        <w:tc>
-          <w:tcPr>
-            <w:tcW w:w="2830" w:type="dxa"/>
-          </w:tcPr>
-          <w:p>
-            <w:pPr>
-              <w:pStyle w:val="TextoTablas"/>
-              <w:rPr>
-                <w:lang w:val="es-CO"/>
-              </w:rPr>
-            </w:pPr>
-          </w:p>
-        </w:tc>
-        <w:tc>
-          <w:tcPr>
-            <w:tcW w:w="3261" w:type="dxa"/>
-          </w:tcPr>
-          <w:p>
-            <w:pPr>
-              <w:pStyle w:val="TextoTablas"/>
-              <w:rPr>
-                <w:lang w:val="es-CO"/>
-              </w:rPr>
-            </w:pPr>
-          </w:p>
-        </w:tc>
-        <w:tc>
-          <w:tcPr>
-            <w:tcW w:w="3969" w:type="dxa"/>
-          </w:tcPr>
-          <w:p>
-            <w:pPr>
-              <w:pStyle w:val="TextoTablas"/>
-              <w:rPr>
-                <w:lang w:val="es-CO"/>
-              </w:rPr>
-            </w:pPr>
-          </w:p>
-        </w:tc>
-      </w:tr>
-      <w:tr>
-        <w:trPr>
-          <w:cnfStyle w:val="000000100000" w:firstRow="0" w:lastRow="0" w:firstColumn="0" w:lastColumn="0" w:oddVBand="0" w:evenVBand="0" w:oddHBand="1" w:evenHBand="0" w:firstRowFirstColumn="0" w:firstRowLastColumn="0" w:lastRowFirstColumn="0" w:lastRowLastColumn="0"/>
-        </w:trPr>
-        <w:tc>
-          <w:tcPr>
-            <w:tcW w:w="2830" w:type="dxa"/>
-          </w:tcPr>
-          <w:p>
-            <w:pPr>
-              <w:pStyle w:val="TextoTablas"/>
-              <w:rPr>
-                <w:lang w:val="es-CO"/>
-              </w:rPr>
-            </w:pPr>
-          </w:p>
-        </w:tc>
-        <w:tc>
-          <w:tcPr>
-            <w:tcW w:w="3261" w:type="dxa"/>
-          </w:tcPr>
-          <w:p>
-            <w:pPr>
-              <w:pStyle w:val="TextoTablas"/>
-              <w:rPr>
-                <w:lang w:val="es-CO"/>
-              </w:rPr>
-            </w:pPr>
-          </w:p>
-        </w:tc>
-        <w:tc>
-          <w:tcPr>
-            <w:tcW w:w="3969" w:type="dxa"/>
-          </w:tcPr>
-          <w:p>
-            <w:pPr>
-              <w:pStyle w:val="TextoTablas"/>
-              <w:rPr>
-                <w:lang w:val="es-CO"/>
-              </w:rPr>
-            </w:pPr>
+              <w:t>Centro de Comercio y Servicios - Regional Atlántico</w:t>
+            </w:r>
           </w:p>
         </w:tc>
       </w:tr>
@@ -14839,14 +15479,7 @@
 </file>
 
 <file path=customXml/item1.xml><?xml version="1.0" encoding="utf-8"?>
-<p:properties xmlns:p="http://schemas.microsoft.com/office/2006/metadata/properties" xmlns:xsi="http://www.w3.org/2001/XMLSchema-instance" xmlns:pc="http://schemas.microsoft.com/office/infopath/2007/PartnerControls">
-  <documentManagement>
-    <TaxCatchAll xmlns="67a0edcd-0de5-43ed-8c27-e32f38a00c91" xsi:nil="true"/>
-    <lcf76f155ced4ddcb4097134ff3c332f xmlns="42760c81-fd8e-4d59-8953-7cdb9f38b14f">
-      <Terms xmlns="http://schemas.microsoft.com/office/infopath/2007/PartnerControls"/>
-    </lcf76f155ced4ddcb4097134ff3c332f>
-  </documentManagement>
-</p:properties>
+<b:Sources xmlns:b="http://schemas.openxmlformats.org/officeDocument/2006/bibliography" xmlns="http://schemas.openxmlformats.org/officeDocument/2006/bibliography" SelectedStyle="\APASixthEditionOfficeOnline.xsl" StyleName="APA" Version="6"/>
 </file>
 
 <file path=customXml/item2.xml><?xml version="1.0" encoding="utf-8"?>
@@ -14859,7 +15492,14 @@
 </file>
 
 <file path=customXml/item3.xml><?xml version="1.0" encoding="utf-8"?>
-<b:Sources xmlns:b="http://schemas.openxmlformats.org/officeDocument/2006/bibliography" xmlns="http://schemas.openxmlformats.org/officeDocument/2006/bibliography" SelectedStyle="\APASixthEditionOfficeOnline.xsl" StyleName="APA" Version="6"/>
+<p:properties xmlns:p="http://schemas.microsoft.com/office/2006/metadata/properties" xmlns:xsi="http://www.w3.org/2001/XMLSchema-instance" xmlns:pc="http://schemas.microsoft.com/office/infopath/2007/PartnerControls">
+  <documentManagement>
+    <TaxCatchAll xmlns="67a0edcd-0de5-43ed-8c27-e32f38a00c91" xsi:nil="true"/>
+    <lcf76f155ced4ddcb4097134ff3c332f xmlns="42760c81-fd8e-4d59-8953-7cdb9f38b14f">
+      <Terms xmlns="http://schemas.microsoft.com/office/infopath/2007/PartnerControls"/>
+    </lcf76f155ced4ddcb4097134ff3c332f>
+  </documentManagement>
+</p:properties>
 </file>
 
 <file path=customXml/item4.xml><?xml version="1.0" encoding="utf-8"?>
@@ -15064,12 +15704,9 @@
 </file>
 
 <file path=customXml/itemProps1.xml><?xml version="1.0" encoding="utf-8"?>
-<ds:datastoreItem xmlns:ds="http://schemas.openxmlformats.org/officeDocument/2006/customXml" ds:itemID="{1279454D-02BE-4A9C-A117-DCD1573E2608}">
+<ds:datastoreItem xmlns:ds="http://schemas.openxmlformats.org/officeDocument/2006/customXml" ds:itemID="{EAE431FD-7059-4C09-804B-C9D69EB7B213}">
   <ds:schemaRefs>
-    <ds:schemaRef ds:uri="http://schemas.microsoft.com/office/2006/metadata/properties"/>
-    <ds:schemaRef ds:uri="http://schemas.microsoft.com/office/infopath/2007/PartnerControls"/>
-    <ds:schemaRef ds:uri="13c90a0b-73bc-4dc0-be5f-28d77b615beb"/>
-    <ds:schemaRef ds:uri="13c93bba-48ce-428c-bfe5-88b42c19b028"/>
+    <ds:schemaRef ds:uri="http://schemas.openxmlformats.org/officeDocument/2006/bibliography"/>
   </ds:schemaRefs>
 </ds:datastoreItem>
 </file>
@@ -15083,13 +15720,31 @@
 </file>
 
 <file path=customXml/itemProps3.xml><?xml version="1.0" encoding="utf-8"?>
-<ds:datastoreItem xmlns:ds="http://schemas.openxmlformats.org/officeDocument/2006/customXml" ds:itemID="{EAE431FD-7059-4C09-804B-C9D69EB7B213}">
+<ds:datastoreItem xmlns:ds="http://schemas.openxmlformats.org/officeDocument/2006/customXml" ds:itemID="{1279454D-02BE-4A9C-A117-DCD1573E2608}">
   <ds:schemaRefs>
-    <ds:schemaRef ds:uri="http://schemas.openxmlformats.org/officeDocument/2006/bibliography"/>
+    <ds:schemaRef ds:uri="http://schemas.microsoft.com/office/2006/metadata/properties"/>
+    <ds:schemaRef ds:uri="http://schemas.microsoft.com/office/infopath/2007/PartnerControls"/>
+    <ds:schemaRef ds:uri="67a0edcd-0de5-43ed-8c27-e32f38a00c91"/>
+    <ds:schemaRef ds:uri="42760c81-fd8e-4d59-8953-7cdb9f38b14f"/>
   </ds:schemaRefs>
 </ds:datastoreItem>
 </file>
 
 <file path=customXml/itemProps4.xml><?xml version="1.0" encoding="utf-8"?>
-<ds:datastoreItem xmlns:ds="http://schemas.openxmlformats.org/officeDocument/2006/customXml" ds:itemID="{D55B3367-010C-4CDD-9162-6BBD75CF7CF5}"/>
+<ds:datastoreItem xmlns:ds="http://schemas.openxmlformats.org/officeDocument/2006/customXml" ds:itemID="{D55B3367-010C-4CDD-9162-6BBD75CF7CF5}">
+  <ds:schemaRefs>
+    <ds:schemaRef ds:uri="http://schemas.microsoft.com/office/2006/metadata/contentType"/>
+    <ds:schemaRef ds:uri="http://schemas.microsoft.com/office/2006/metadata/properties/metaAttributes"/>
+    <ds:schemaRef ds:uri="http://www.w3.org/2001/XMLSchema"/>
+    <ds:schemaRef ds:uri="http://schemas.microsoft.com/office/2006/metadata/properties"/>
+    <ds:schemaRef ds:uri="42760c81-fd8e-4d59-8953-7cdb9f38b14f"/>
+    <ds:schemaRef ds:uri="67a0edcd-0de5-43ed-8c27-e32f38a00c91"/>
+    <ds:schemaRef ds:uri="http://schemas.microsoft.com/office/2006/documentManagement/types"/>
+    <ds:schemaRef ds:uri="http://schemas.microsoft.com/office/infopath/2007/PartnerControls"/>
+    <ds:schemaRef ds:uri="http://schemas.openxmlformats.org/package/2006/metadata/core-properties"/>
+    <ds:schemaRef ds:uri="http://purl.org/dc/elements/1.1/"/>
+    <ds:schemaRef ds:uri="http://purl.org/dc/terms/"/>
+    <ds:schemaRef ds:uri="http://schemas.microsoft.com/internal/obd"/>
+  </ds:schemaRefs>
+</ds:datastoreItem>
 </file>
--- a/fuentes/08120000_CF02_DU.docx
+++ b/fuentes/08120000_CF02_DU.docx
@@ -558,7 +558,7 @@
           <w:r>
             <w:fldChar w:fldCharType="separate"/>
           </w:r>
-          <w:hyperlink w:anchor="_Toc237692042" w:history="1">
+          <w:hyperlink w:anchor="_Toc238715931" w:history="1">
             <w:r>
               <w:rPr>
                 <w:rStyle w:val="Hipervnculo"/>
@@ -585,7 +585,7 @@
                 <w:noProof/>
                 <w:webHidden/>
               </w:rPr>
-              <w:instrText xml:space="preserve"> PAGEREF _Toc237692042 \h </w:instrText>
+              <w:instrText xml:space="preserve"> PAGEREF _Toc238715931 \h </w:instrText>
             </w:r>
             <w:r>
               <w:rPr>
@@ -631,7 +631,7 @@
               <w14:ligatures w14:val="none"/>
             </w:rPr>
           </w:pPr>
-          <w:hyperlink w:anchor="_Toc237692043" w:history="1">
+          <w:hyperlink w:anchor="_Toc238715932" w:history="1">
             <w:r>
               <w:rPr>
                 <w:rStyle w:val="Hipervnculo"/>
@@ -658,7 +658,7 @@
                 <w:noProof/>
                 <w:webHidden/>
               </w:rPr>
-              <w:instrText xml:space="preserve"> PAGEREF _Toc237692043 \h </w:instrText>
+              <w:instrText xml:space="preserve"> PAGEREF _Toc238715932 \h </w:instrText>
             </w:r>
             <w:r>
               <w:rPr>
@@ -704,7 +704,7 @@
               <w14:ligatures w14:val="none"/>
             </w:rPr>
           </w:pPr>
-          <w:hyperlink w:anchor="_Toc237692044" w:history="1">
+          <w:hyperlink w:anchor="_Toc238715933" w:history="1">
             <w:r>
               <w:rPr>
                 <w:rStyle w:val="Hipervnculo"/>
@@ -731,7 +731,7 @@
                 <w:noProof/>
                 <w:webHidden/>
               </w:rPr>
-              <w:instrText xml:space="preserve"> PAGEREF _Toc237692044 \h </w:instrText>
+              <w:instrText xml:space="preserve"> PAGEREF _Toc238715933 \h </w:instrText>
             </w:r>
             <w:r>
               <w:rPr>
@@ -777,7 +777,7 @@
               <w14:ligatures w14:val="none"/>
             </w:rPr>
           </w:pPr>
-          <w:hyperlink w:anchor="_Toc237692045" w:history="1">
+          <w:hyperlink w:anchor="_Toc238715934" w:history="1">
             <w:r>
               <w:rPr>
                 <w:rStyle w:val="Hipervnculo"/>
@@ -804,7 +804,7 @@
                 <w:noProof/>
                 <w:webHidden/>
               </w:rPr>
-              <w:instrText xml:space="preserve"> PAGEREF _Toc237692045 \h </w:instrText>
+              <w:instrText xml:space="preserve"> PAGEREF _Toc238715934 \h </w:instrText>
             </w:r>
             <w:r>
               <w:rPr>
@@ -850,7 +850,7 @@
               <w14:ligatures w14:val="none"/>
             </w:rPr>
           </w:pPr>
-          <w:hyperlink w:anchor="_Toc237692046" w:history="1">
+          <w:hyperlink w:anchor="_Toc238715935" w:history="1">
             <w:r>
               <w:rPr>
                 <w:rStyle w:val="Hipervnculo"/>
@@ -877,7 +877,7 @@
                 <w:noProof/>
                 <w:webHidden/>
               </w:rPr>
-              <w:instrText xml:space="preserve"> PAGEREF _Toc237692046 \h </w:instrText>
+              <w:instrText xml:space="preserve"> PAGEREF _Toc238715935 \h </w:instrText>
             </w:r>
             <w:r>
               <w:rPr>
@@ -923,7 +923,7 @@
               <w14:ligatures w14:val="none"/>
             </w:rPr>
           </w:pPr>
-          <w:hyperlink w:anchor="_Toc237692047" w:history="1">
+          <w:hyperlink w:anchor="_Toc238715936" w:history="1">
             <w:r>
               <w:rPr>
                 <w:rStyle w:val="Hipervnculo"/>
@@ -950,7 +950,7 @@
                 <w:noProof/>
                 <w:webHidden/>
               </w:rPr>
-              <w:instrText xml:space="preserve"> PAGEREF _Toc237692047 \h </w:instrText>
+              <w:instrText xml:space="preserve"> PAGEREF _Toc238715936 \h </w:instrText>
             </w:r>
             <w:r>
               <w:rPr>
@@ -996,7 +996,7 @@
               <w14:ligatures w14:val="none"/>
             </w:rPr>
           </w:pPr>
-          <w:hyperlink w:anchor="_Toc237692048" w:history="1">
+          <w:hyperlink w:anchor="_Toc238715937" w:history="1">
             <w:r>
               <w:rPr>
                 <w:rStyle w:val="Hipervnculo"/>
@@ -1023,7 +1023,7 @@
                 <w:noProof/>
                 <w:webHidden/>
               </w:rPr>
-              <w:instrText xml:space="preserve"> PAGEREF _Toc237692048 \h </w:instrText>
+              <w:instrText xml:space="preserve"> PAGEREF _Toc238715937 \h </w:instrText>
             </w:r>
             <w:r>
               <w:rPr>
@@ -1069,7 +1069,7 @@
               <w14:ligatures w14:val="none"/>
             </w:rPr>
           </w:pPr>
-          <w:hyperlink w:anchor="_Toc237692049" w:history="1">
+          <w:hyperlink w:anchor="_Toc238715938" w:history="1">
             <w:r>
               <w:rPr>
                 <w:rStyle w:val="Hipervnculo"/>
@@ -1096,7 +1096,7 @@
                 <w:noProof/>
                 <w:webHidden/>
               </w:rPr>
-              <w:instrText xml:space="preserve"> PAGEREF _Toc237692049 \h </w:instrText>
+              <w:instrText xml:space="preserve"> PAGEREF _Toc238715938 \h </w:instrText>
             </w:r>
             <w:r>
               <w:rPr>
@@ -1142,7 +1142,7 @@
               <w14:ligatures w14:val="none"/>
             </w:rPr>
           </w:pPr>
-          <w:hyperlink w:anchor="_Toc237692050" w:history="1">
+          <w:hyperlink w:anchor="_Toc238715939" w:history="1">
             <w:r>
               <w:rPr>
                 <w:rStyle w:val="Hipervnculo"/>
@@ -1169,7 +1169,7 @@
                 <w:noProof/>
                 <w:webHidden/>
               </w:rPr>
-              <w:instrText xml:space="preserve"> PAGEREF _Toc237692050 \h </w:instrText>
+              <w:instrText xml:space="preserve"> PAGEREF _Toc238715939 \h </w:instrText>
             </w:r>
             <w:r>
               <w:rPr>
@@ -1215,7 +1215,7 @@
               <w14:ligatures w14:val="none"/>
             </w:rPr>
           </w:pPr>
-          <w:hyperlink w:anchor="_Toc237692051" w:history="1">
+          <w:hyperlink w:anchor="_Toc238715940" w:history="1">
             <w:r>
               <w:rPr>
                 <w:rStyle w:val="Hipervnculo"/>
@@ -1242,7 +1242,7 @@
                 <w:noProof/>
                 <w:webHidden/>
               </w:rPr>
-              <w:instrText xml:space="preserve"> PAGEREF _Toc237692051 \h </w:instrText>
+              <w:instrText xml:space="preserve"> PAGEREF _Toc238715940 \h </w:instrText>
             </w:r>
             <w:r>
               <w:rPr>
@@ -1288,7 +1288,7 @@
               <w14:ligatures w14:val="none"/>
             </w:rPr>
           </w:pPr>
-          <w:hyperlink w:anchor="_Toc237692052" w:history="1">
+          <w:hyperlink w:anchor="_Toc238715941" w:history="1">
             <w:r>
               <w:rPr>
                 <w:rStyle w:val="Hipervnculo"/>
@@ -1315,7 +1315,7 @@
                 <w:noProof/>
                 <w:webHidden/>
               </w:rPr>
-              <w:instrText xml:space="preserve"> PAGEREF _Toc237692052 \h </w:instrText>
+              <w:instrText xml:space="preserve"> PAGEREF _Toc238715941 \h </w:instrText>
             </w:r>
             <w:r>
               <w:rPr>
@@ -1361,7 +1361,7 @@
               <w14:ligatures w14:val="none"/>
             </w:rPr>
           </w:pPr>
-          <w:hyperlink w:anchor="_Toc237692053" w:history="1">
+          <w:hyperlink w:anchor="_Toc238715942" w:history="1">
             <w:r>
               <w:rPr>
                 <w:rStyle w:val="Hipervnculo"/>
@@ -1388,7 +1388,7 @@
                 <w:noProof/>
                 <w:webHidden/>
               </w:rPr>
-              <w:instrText xml:space="preserve"> PAGEREF _Toc237692053 \h </w:instrText>
+              <w:instrText xml:space="preserve"> PAGEREF _Toc238715942 \h </w:instrText>
             </w:r>
             <w:r>
               <w:rPr>
@@ -1434,7 +1434,7 @@
               <w14:ligatures w14:val="none"/>
             </w:rPr>
           </w:pPr>
-          <w:hyperlink w:anchor="_Toc237692054" w:history="1">
+          <w:hyperlink w:anchor="_Toc238715943" w:history="1">
             <w:r>
               <w:rPr>
                 <w:rStyle w:val="Hipervnculo"/>
@@ -1461,7 +1461,7 @@
                 <w:noProof/>
                 <w:webHidden/>
               </w:rPr>
-              <w:instrText xml:space="preserve"> PAGEREF _Toc237692054 \h </w:instrText>
+              <w:instrText xml:space="preserve"> PAGEREF _Toc238715943 \h </w:instrText>
             </w:r>
             <w:r>
               <w:rPr>
@@ -1507,7 +1507,7 @@
               <w14:ligatures w14:val="none"/>
             </w:rPr>
           </w:pPr>
-          <w:hyperlink w:anchor="_Toc237692055" w:history="1">
+          <w:hyperlink w:anchor="_Toc238715944" w:history="1">
             <w:r>
               <w:rPr>
                 <w:rStyle w:val="Hipervnculo"/>
@@ -1534,7 +1534,7 @@
                 <w:noProof/>
                 <w:webHidden/>
               </w:rPr>
-              <w:instrText xml:space="preserve"> PAGEREF _Toc237692055 \h </w:instrText>
+              <w:instrText xml:space="preserve"> PAGEREF _Toc238715944 \h </w:instrText>
             </w:r>
             <w:r>
               <w:rPr>
@@ -1580,7 +1580,7 @@
               <w14:ligatures w14:val="none"/>
             </w:rPr>
           </w:pPr>
-          <w:hyperlink w:anchor="_Toc237692056" w:history="1">
+          <w:hyperlink w:anchor="_Toc238715945" w:history="1">
             <w:r>
               <w:rPr>
                 <w:rStyle w:val="Hipervnculo"/>
@@ -1607,7 +1607,7 @@
                 <w:noProof/>
                 <w:webHidden/>
               </w:rPr>
-              <w:instrText xml:space="preserve"> PAGEREF _Toc237692056 \h </w:instrText>
+              <w:instrText xml:space="preserve"> PAGEREF _Toc238715945 \h </w:instrText>
             </w:r>
             <w:r>
               <w:rPr>
@@ -1653,7 +1653,7 @@
               <w14:ligatures w14:val="none"/>
             </w:rPr>
           </w:pPr>
-          <w:hyperlink w:anchor="_Toc237692057" w:history="1">
+          <w:hyperlink w:anchor="_Toc238715946" w:history="1">
             <w:r>
               <w:rPr>
                 <w:rStyle w:val="Hipervnculo"/>
@@ -1680,7 +1680,7 @@
                 <w:noProof/>
                 <w:webHidden/>
               </w:rPr>
-              <w:instrText xml:space="preserve"> PAGEREF _Toc237692057 \h </w:instrText>
+              <w:instrText xml:space="preserve"> PAGEREF _Toc238715946 \h </w:instrText>
             </w:r>
             <w:r>
               <w:rPr>
@@ -1726,7 +1726,7 @@
               <w14:ligatures w14:val="none"/>
             </w:rPr>
           </w:pPr>
-          <w:hyperlink w:anchor="_Toc237692058" w:history="1">
+          <w:hyperlink w:anchor="_Toc238715947" w:history="1">
             <w:r>
               <w:rPr>
                 <w:rStyle w:val="Hipervnculo"/>
@@ -1753,7 +1753,7 @@
                 <w:noProof/>
                 <w:webHidden/>
               </w:rPr>
-              <w:instrText xml:space="preserve"> PAGEREF _Toc237692058 \h </w:instrText>
+              <w:instrText xml:space="preserve"> PAGEREF _Toc238715947 \h </w:instrText>
             </w:r>
             <w:r>
               <w:rPr>
@@ -1799,7 +1799,7 @@
               <w14:ligatures w14:val="none"/>
             </w:rPr>
           </w:pPr>
-          <w:hyperlink w:anchor="_Toc237692059" w:history="1">
+          <w:hyperlink w:anchor="_Toc238715948" w:history="1">
             <w:r>
               <w:rPr>
                 <w:rStyle w:val="Hipervnculo"/>
@@ -1826,7 +1826,7 @@
                 <w:noProof/>
                 <w:webHidden/>
               </w:rPr>
-              <w:instrText xml:space="preserve"> PAGEREF _Toc237692059 \h </w:instrText>
+              <w:instrText xml:space="preserve"> PAGEREF _Toc238715948 \h </w:instrText>
             </w:r>
             <w:r>
               <w:rPr>
@@ -1872,7 +1872,7 @@
               <w14:ligatures w14:val="none"/>
             </w:rPr>
           </w:pPr>
-          <w:hyperlink w:anchor="_Toc237692060" w:history="1">
+          <w:hyperlink w:anchor="_Toc238715949" w:history="1">
             <w:r>
               <w:rPr>
                 <w:rStyle w:val="Hipervnculo"/>
@@ -1899,7 +1899,7 @@
                 <w:noProof/>
                 <w:webHidden/>
               </w:rPr>
-              <w:instrText xml:space="preserve"> PAGEREF _Toc237692060 \h </w:instrText>
+              <w:instrText xml:space="preserve"> PAGEREF _Toc238715949 \h </w:instrText>
             </w:r>
             <w:r>
               <w:rPr>
@@ -1945,7 +1945,7 @@
               <w14:ligatures w14:val="none"/>
             </w:rPr>
           </w:pPr>
-          <w:hyperlink w:anchor="_Toc237692061" w:history="1">
+          <w:hyperlink w:anchor="_Toc238715950" w:history="1">
             <w:r>
               <w:rPr>
                 <w:rStyle w:val="Hipervnculo"/>
@@ -1972,7 +1972,7 @@
                 <w:noProof/>
                 <w:webHidden/>
               </w:rPr>
-              <w:instrText xml:space="preserve"> PAGEREF _Toc237692061 \h </w:instrText>
+              <w:instrText xml:space="preserve"> PAGEREF _Toc238715950 \h </w:instrText>
             </w:r>
             <w:r>
               <w:rPr>
@@ -2018,7 +2018,7 @@
               <w14:ligatures w14:val="none"/>
             </w:rPr>
           </w:pPr>
-          <w:hyperlink w:anchor="_Toc237692062" w:history="1">
+          <w:hyperlink w:anchor="_Toc238715951" w:history="1">
             <w:r>
               <w:rPr>
                 <w:rStyle w:val="Hipervnculo"/>
@@ -2045,7 +2045,7 @@
                 <w:noProof/>
                 <w:webHidden/>
               </w:rPr>
-              <w:instrText xml:space="preserve"> PAGEREF _Toc237692062 \h </w:instrText>
+              <w:instrText xml:space="preserve"> PAGEREF _Toc238715951 \h </w:instrText>
             </w:r>
             <w:r>
               <w:rPr>
@@ -2091,7 +2091,7 @@
               <w14:ligatures w14:val="none"/>
             </w:rPr>
           </w:pPr>
-          <w:hyperlink w:anchor="_Toc237692063" w:history="1">
+          <w:hyperlink w:anchor="_Toc238715952" w:history="1">
             <w:r>
               <w:rPr>
                 <w:rStyle w:val="Hipervnculo"/>
@@ -2118,7 +2118,7 @@
                 <w:noProof/>
                 <w:webHidden/>
               </w:rPr>
-              <w:instrText xml:space="preserve"> PAGEREF _Toc237692063 \h </w:instrText>
+              <w:instrText xml:space="preserve"> PAGEREF _Toc238715952 \h </w:instrText>
             </w:r>
             <w:r>
               <w:rPr>
@@ -2164,7 +2164,7 @@
               <w14:ligatures w14:val="none"/>
             </w:rPr>
           </w:pPr>
-          <w:hyperlink w:anchor="_Toc237692064" w:history="1">
+          <w:hyperlink w:anchor="_Toc238715953" w:history="1">
             <w:r>
               <w:rPr>
                 <w:rStyle w:val="Hipervnculo"/>
@@ -2191,7 +2191,7 @@
                 <w:noProof/>
                 <w:webHidden/>
               </w:rPr>
-              <w:instrText xml:space="preserve"> PAGEREF _Toc237692064 \h </w:instrText>
+              <w:instrText xml:space="preserve"> PAGEREF _Toc238715953 \h </w:instrText>
             </w:r>
             <w:r>
               <w:rPr>
@@ -2237,7 +2237,7 @@
               <w14:ligatures w14:val="none"/>
             </w:rPr>
           </w:pPr>
-          <w:hyperlink w:anchor="_Toc237692065" w:history="1">
+          <w:hyperlink w:anchor="_Toc238715954" w:history="1">
             <w:r>
               <w:rPr>
                 <w:rStyle w:val="Hipervnculo"/>
@@ -2264,7 +2264,7 @@
                 <w:noProof/>
                 <w:webHidden/>
               </w:rPr>
-              <w:instrText xml:space="preserve"> PAGEREF _Toc237692065 \h </w:instrText>
+              <w:instrText xml:space="preserve"> PAGEREF _Toc238715954 \h </w:instrText>
             </w:r>
             <w:r>
               <w:rPr>
@@ -2310,7 +2310,7 @@
               <w14:ligatures w14:val="none"/>
             </w:rPr>
           </w:pPr>
-          <w:hyperlink w:anchor="_Toc237692066" w:history="1">
+          <w:hyperlink w:anchor="_Toc238715955" w:history="1">
             <w:r>
               <w:rPr>
                 <w:rStyle w:val="Hipervnculo"/>
@@ -2337,7 +2337,7 @@
                 <w:noProof/>
                 <w:webHidden/>
               </w:rPr>
-              <w:instrText xml:space="preserve"> PAGEREF _Toc237692066 \h </w:instrText>
+              <w:instrText xml:space="preserve"> PAGEREF _Toc238715955 \h </w:instrText>
             </w:r>
             <w:r>
               <w:rPr>
@@ -2383,7 +2383,7 @@
               <w14:ligatures w14:val="none"/>
             </w:rPr>
           </w:pPr>
-          <w:hyperlink w:anchor="_Toc237692067" w:history="1">
+          <w:hyperlink w:anchor="_Toc238715956" w:history="1">
             <w:r>
               <w:rPr>
                 <w:rStyle w:val="Hipervnculo"/>
@@ -2410,7 +2410,7 @@
                 <w:noProof/>
                 <w:webHidden/>
               </w:rPr>
-              <w:instrText xml:space="preserve"> PAGEREF _Toc237692067 \h </w:instrText>
+              <w:instrText xml:space="preserve"> PAGEREF _Toc238715956 \h </w:instrText>
             </w:r>
             <w:r>
               <w:rPr>
@@ -2456,7 +2456,7 @@
               <w14:ligatures w14:val="none"/>
             </w:rPr>
           </w:pPr>
-          <w:hyperlink w:anchor="_Toc237692068" w:history="1">
+          <w:hyperlink w:anchor="_Toc238715957" w:history="1">
             <w:r>
               <w:rPr>
                 <w:rStyle w:val="Hipervnculo"/>
@@ -2483,7 +2483,7 @@
                 <w:noProof/>
                 <w:webHidden/>
               </w:rPr>
-              <w:instrText xml:space="preserve"> PAGEREF _Toc237692068 \h </w:instrText>
+              <w:instrText xml:space="preserve"> PAGEREF _Toc238715957 \h </w:instrText>
             </w:r>
             <w:r>
               <w:rPr>
@@ -2529,7 +2529,7 @@
               <w14:ligatures w14:val="none"/>
             </w:rPr>
           </w:pPr>
-          <w:hyperlink w:anchor="_Toc237692069" w:history="1">
+          <w:hyperlink w:anchor="_Toc238715958" w:history="1">
             <w:r>
               <w:rPr>
                 <w:rStyle w:val="Hipervnculo"/>
@@ -2556,7 +2556,7 @@
                 <w:noProof/>
                 <w:webHidden/>
               </w:rPr>
-              <w:instrText xml:space="preserve"> PAGEREF _Toc237692069 \h </w:instrText>
+              <w:instrText xml:space="preserve"> PAGEREF _Toc238715958 \h </w:instrText>
             </w:r>
             <w:r>
               <w:rPr>
@@ -2576,7 +2576,7 @@
                 <w:noProof/>
                 <w:webHidden/>
               </w:rPr>
-              <w:t>48</w:t>
+              <w:t>47</w:t>
             </w:r>
             <w:r>
               <w:rPr>
@@ -2602,7 +2602,7 @@
               <w14:ligatures w14:val="none"/>
             </w:rPr>
           </w:pPr>
-          <w:hyperlink w:anchor="_Toc237692070" w:history="1">
+          <w:hyperlink w:anchor="_Toc238715959" w:history="1">
             <w:r>
               <w:rPr>
                 <w:rStyle w:val="Hipervnculo"/>
@@ -2629,7 +2629,7 @@
                 <w:noProof/>
                 <w:webHidden/>
               </w:rPr>
-              <w:instrText xml:space="preserve"> PAGEREF _Toc237692070 \h </w:instrText>
+              <w:instrText xml:space="preserve"> PAGEREF _Toc238715959 \h </w:instrText>
             </w:r>
             <w:r>
               <w:rPr>
@@ -2649,7 +2649,7 @@
                 <w:noProof/>
                 <w:webHidden/>
               </w:rPr>
-              <w:t>49</w:t>
+              <w:t>48</w:t>
             </w:r>
             <w:r>
               <w:rPr>
@@ -2675,7 +2675,7 @@
               <w14:ligatures w14:val="none"/>
             </w:rPr>
           </w:pPr>
-          <w:hyperlink w:anchor="_Toc237692071" w:history="1">
+          <w:hyperlink w:anchor="_Toc238715960" w:history="1">
             <w:r>
               <w:rPr>
                 <w:rStyle w:val="Hipervnculo"/>
@@ -2702,7 +2702,7 @@
                 <w:noProof/>
                 <w:webHidden/>
               </w:rPr>
-              <w:instrText xml:space="preserve"> PAGEREF _Toc237692071 \h </w:instrText>
+              <w:instrText xml:space="preserve"> PAGEREF _Toc238715960 \h </w:instrText>
             </w:r>
             <w:r>
               <w:rPr>
@@ -2722,7 +2722,7 @@
                 <w:noProof/>
                 <w:webHidden/>
               </w:rPr>
-              <w:t>52</w:t>
+              <w:t>51</w:t>
             </w:r>
             <w:r>
               <w:rPr>
@@ -2748,7 +2748,7 @@
               <w14:ligatures w14:val="none"/>
             </w:rPr>
           </w:pPr>
-          <w:hyperlink w:anchor="_Toc237692072" w:history="1">
+          <w:hyperlink w:anchor="_Toc238715961" w:history="1">
             <w:r>
               <w:rPr>
                 <w:rStyle w:val="Hipervnculo"/>
@@ -2775,7 +2775,7 @@
                 <w:noProof/>
                 <w:webHidden/>
               </w:rPr>
-              <w:instrText xml:space="preserve"> PAGEREF _Toc237692072 \h </w:instrText>
+              <w:instrText xml:space="preserve"> PAGEREF _Toc238715961 \h </w:instrText>
             </w:r>
             <w:r>
               <w:rPr>
@@ -2795,7 +2795,7 @@
                 <w:noProof/>
                 <w:webHidden/>
               </w:rPr>
-              <w:t>54</w:t>
+              <w:t>53</w:t>
             </w:r>
             <w:r>
               <w:rPr>
@@ -2823,7 +2823,7 @@
       <w:pPr>
         <w:pStyle w:val="Titulosgenerales"/>
       </w:pPr>
-      <w:bookmarkStart w:id="0" w:name="_Toc237692042"/>
+      <w:bookmarkStart w:id="0" w:name="_Toc238715931"/>
       <w:r>
         <w:lastRenderedPageBreak/>
         <w:t>Introducción</w:t>
@@ -2852,7 +2852,7 @@
       <w:pPr>
         <w:pStyle w:val="Ttulo1"/>
       </w:pPr>
-      <w:bookmarkStart w:id="1" w:name="_Toc237692043"/>
+      <w:bookmarkStart w:id="1" w:name="_Toc238715932"/>
       <w:r>
         <w:lastRenderedPageBreak/>
         <w:t>Código de barras</w:t>
@@ -2868,7 +2868,7 @@
       <w:pPr>
         <w:pStyle w:val="Ttulo2"/>
       </w:pPr>
-      <w:bookmarkStart w:id="2" w:name="_Toc237692044"/>
+      <w:bookmarkStart w:id="2" w:name="_Toc238715933"/>
       <w:r>
         <w:t>Concepto</w:t>
       </w:r>
@@ -2893,7 +2893,7 @@
       <w:pPr>
         <w:pStyle w:val="Ttulo2"/>
       </w:pPr>
-      <w:bookmarkStart w:id="3" w:name="_Toc237692045"/>
+      <w:bookmarkStart w:id="3" w:name="_Toc238715934"/>
       <w:r>
         <w:t>Técnicas de interpretación de colores</w:t>
       </w:r>
@@ -2935,7 +2935,7 @@
           <w:lang w:eastAsia="es-CO"/>
         </w:rPr>
         <w:drawing>
-          <wp:inline distT="0" distB="0" distL="0" distR="0" wp14:anchorId="72FACF79" wp14:editId="4E7C6CA1">
+          <wp:inline distT="0" distB="0" distL="0" distR="0" wp14:anchorId="72FACF79" wp14:editId="76A94AA6">
             <wp:extent cx="4680000" cy="1656000"/>
             <wp:effectExtent l="0" t="0" r="6350" b="1905"/>
             <wp:docPr id="1" name="Imagen 1" descr="La figura presenta una infografía sobre técnicas para optimizar la lectura de códigos de barras en procesos logísticos. En el centro se observa una caja con una etiqueta de código de barras, acompañada por cinco recomendaciones: utilizar barras oscuras sobre fondos claros, mantener alto contraste entre barras y fondo, evitar colores metálicos o reflectivos, evitar combinaciones de colores que dificulten la lectura óptica y conservar una impresión uniforme y de buena calidad. En la parte inferior se destaca que estas prácticas favorecen una lectura óptica eficiente y reducen errores en los despachos."/>
@@ -3021,7 +3021,7 @@
           <w:lang w:eastAsia="es-CO"/>
         </w:rPr>
         <w:drawing>
-          <wp:inline distT="0" distB="0" distL="0" distR="0" wp14:anchorId="60CE2F7A" wp14:editId="42249AE3">
+          <wp:inline distT="0" distB="0" distL="0" distR="0" wp14:anchorId="60CE2F7A" wp14:editId="10A753C2">
             <wp:extent cx="4680000" cy="3117600"/>
             <wp:effectExtent l="0" t="0" r="6350" b="6985"/>
             <wp:docPr id="4" name="Imagen 4" descr="La figura muestra varios ejemplos de combinaciones de colores legibles para códigos de barras. Organiza dieciséis ejemplos de combinaciones entre el color del código y el fondo. Cada ejemplo muestra un código de barras con su respectiva combinación cromática, permitiendo comparar visualmente el contraste entre ambos colores para identificar opciones que favorecen la lectura óptica en procesos logísticos."/>
@@ -3081,7 +3081,7 @@
       <w:pPr>
         <w:pStyle w:val="Ttulo2"/>
       </w:pPr>
-      <w:bookmarkStart w:id="4" w:name="_Toc237692046"/>
+      <w:bookmarkStart w:id="4" w:name="_Toc238715935"/>
       <w:r>
         <w:t>Composición del código de barras</w:t>
       </w:r>
@@ -3122,7 +3122,7 @@
           <w:lang w:eastAsia="es-CO"/>
         </w:rPr>
         <w:drawing>
-          <wp:inline distT="0" distB="0" distL="0" distR="0" wp14:anchorId="792A830F" wp14:editId="26C31B3C">
+          <wp:inline distT="0" distB="0" distL="0" distR="0" wp14:anchorId="792A830F" wp14:editId="7E44E9A7">
             <wp:extent cx="4680000" cy="3099600"/>
             <wp:effectExtent l="0" t="0" r="6350" b="5715"/>
             <wp:docPr id="8" name="Imagen 8" descr="La figura muestra la estructura general de un código de barras y los elementos que permiten su correcta lectura e identificación. Además, señala las zonas de inicio y fin, el conjunto de barras y espacios, la numeración visible, el dígito de control y el identificador del producto, explicando la función de cada componente dentro del proceso de codificación. Su propósito es facilitar la comprensión de cómo se organiza la información para identificar productos de manera única y precisa."/>
@@ -3159,6 +3159,9 @@
       </w:r>
     </w:p>
     <w:p>
+      <w:pPr>
+        <w:ind w:left="707"/>
+      </w:pPr>
       <w:r>
         <w:t>Nota. SENA, (2026)</w:t>
       </w:r>
@@ -3195,7 +3198,7 @@
       <w:pPr>
         <w:pStyle w:val="Ttulo2"/>
       </w:pPr>
-      <w:bookmarkStart w:id="5" w:name="_Toc237692047"/>
+      <w:bookmarkStart w:id="5" w:name="_Toc238715936"/>
       <w:r>
         <w:lastRenderedPageBreak/>
         <w:t>Tipos de códigos de barras</w:t>
@@ -3362,7 +3365,7 @@
       <w:pPr>
         <w:pStyle w:val="Ttulo2"/>
       </w:pPr>
-      <w:bookmarkStart w:id="6" w:name="_Toc237692048"/>
+      <w:bookmarkStart w:id="6" w:name="_Toc238715937"/>
       <w:r>
         <w:t>Características</w:t>
       </w:r>
@@ -3503,7 +3506,7 @@
       <w:pPr>
         <w:pStyle w:val="Ttulo2"/>
       </w:pPr>
-      <w:bookmarkStart w:id="7" w:name="_Toc237692049"/>
+      <w:bookmarkStart w:id="7" w:name="_Toc238715938"/>
       <w:r>
         <w:t>Parámetros de ubicación</w:t>
       </w:r>
@@ -3753,10 +3756,7 @@
               <w:t>Mujer</w:t>
             </w:r>
             <w:r>
-              <w:t xml:space="preserve">: </w:t>
-            </w:r>
-            <w:r>
-              <w:t xml:space="preserve">¡Bienvenidos a este espacio formativo! Cuando un producto llega a una bodega, pasa por un centro de distribución o es entregado a un cliente, existe un elemento que permite identificarlo de manera rápida y precisa. </w:t>
+              <w:t xml:space="preserve">: ¡Bienvenidos a este espacio formativo! Cuando un producto llega a una bodega, pasa por un centro de distribución o es entregado a un cliente, existe un elemento que permite identificarlo de manera rápida y precisa. </w:t>
             </w:r>
           </w:p>
           <w:p>
@@ -3768,10 +3768,7 @@
               <w:t>Hombre</w:t>
             </w:r>
             <w:r>
-              <w:t xml:space="preserve">: </w:t>
-            </w:r>
-            <w:r>
-              <w:t>Pues hoy hablaremos sobre este, “El código de barras: la identidad de las mercancías en la logística moderna”, una tecnología que ha transformado los procesos logísticos al facilitar la identificación, el registro y el seguimiento de las mercancías a lo largo de toda la cadena de suministro.</w:t>
+              <w:t>: Pues hoy hablaremos sobre este, “El código de barras: la identidad de las mercancías en la logística moderna”, una tecnología que ha transformado los procesos logísticos al facilitar la identificación, el registro y el seguimiento de las mercancías a lo largo de toda la cadena de suministro.</w:t>
             </w:r>
           </w:p>
           <w:p>
@@ -3780,20 +3777,22 @@
                 <w:b/>
                 <w:bCs/>
               </w:rPr>
-              <w:t>Mujer</w:t>
-            </w:r>
+              <w:t>Mujer:</w:t>
+            </w:r>
+            <w:r>
+              <w:t xml:space="preserve"> En este episodio conoceremos por qué el código de barras se ha convertido en una herramienta esencial para fortalecer la trazabilidad, optimizar el control de inventarios y mejorar la productividad de las organizaciones. ¡Comencemos!</w:t>
+            </w:r>
+          </w:p>
+          <w:p>
             <w:r>
               <w:rPr>
                 <w:b/>
                 <w:bCs/>
               </w:rPr>
-              <w:t>:</w:t>
-            </w:r>
-            <w:r>
-              <w:t xml:space="preserve"> </w:t>
-            </w:r>
-            <w:r>
-              <w:t>En este episodio conoceremos por qué el código de barras se ha convertido en una herramienta esencial para fortalecer la trazabilidad, optimizar el control de inventarios y mejorar la productividad de las organizaciones. ¡Comencemos!</w:t>
+              <w:t>Hombre</w:t>
+            </w:r>
+            <w:r>
+              <w:t>: En la actualidad, las operaciones logísticas requieren información precisa y disponible en tiempo real. En este contexto, el código de barras permite identificar de manera única cada producto y garantizar su seguimiento desde la recepción hasta la entrega al cliente.</w:t>
             </w:r>
           </w:p>
           <w:p>
@@ -3802,35 +3801,17 @@
                 <w:b/>
                 <w:bCs/>
               </w:rPr>
-              <w:t>Hombre</w:t>
-            </w:r>
-            <w:r>
-              <w:t xml:space="preserve">: </w:t>
-            </w:r>
-            <w:r>
-              <w:t>En la actualidad, las operaciones logísticas requieren información precisa y disponible en tiempo real. En este contexto, el código de barras permite identificar de manera única cada producto y garantizar su seguimiento desde la recepción hasta la entrega al cliente.</w:t>
-            </w:r>
-          </w:p>
-          <w:p>
+              <w:t>Mujer</w:t>
+            </w:r>
             <w:r>
               <w:rPr>
                 <w:b/>
                 <w:bCs/>
               </w:rPr>
-              <w:t>Mujer</w:t>
-            </w:r>
-            <w:r>
-              <w:rPr>
-                <w:b/>
-                <w:bCs/>
-              </w:rPr>
               <w:tab/>
             </w:r>
             <w:r>
-              <w:t>: U</w:t>
-            </w:r>
-            <w:r>
-              <w:t>no de sus principales beneficios es la reducción de errores. Gracias a la lectura electrónica, las organizaciones registran ingresos, salidas y movimientos internos de mercancías de forma rápida y confiable, evitando los inconvenientes propios del registro manual.</w:t>
+              <w:t>: Uno de sus principales beneficios es la reducción de errores. Gracias a la lectura electrónica, las organizaciones registran ingresos, salidas y movimientos internos de mercancías de forma rápida y confiable, evitando los inconvenientes propios del registro manual.</w:t>
             </w:r>
           </w:p>
           <w:p>
@@ -4041,7 +4022,7 @@
       <w:pPr>
         <w:pStyle w:val="Ttulo1"/>
       </w:pPr>
-      <w:bookmarkStart w:id="8" w:name="_Toc237692050"/>
+      <w:bookmarkStart w:id="8" w:name="_Toc238715939"/>
       <w:r>
         <w:lastRenderedPageBreak/>
         <w:t>R</w:t>
@@ -4060,7 +4041,7 @@
       <w:pPr>
         <w:pStyle w:val="Ttulo2"/>
       </w:pPr>
-      <w:bookmarkStart w:id="9" w:name="_Toc237692051"/>
+      <w:bookmarkStart w:id="9" w:name="_Toc238715940"/>
       <w:r>
         <w:t>Concepto</w:t>
       </w:r>
@@ -4109,7 +4090,7 @@
       <w:pPr>
         <w:pStyle w:val="Ttulo2"/>
       </w:pPr>
-      <w:bookmarkStart w:id="10" w:name="_Toc237692052"/>
+      <w:bookmarkStart w:id="10" w:name="_Toc238715941"/>
       <w:r>
         <w:t>Tipos de registros</w:t>
       </w:r>
@@ -4149,7 +4130,19 @@
         <w:t xml:space="preserve">Documento se encuentra en la carpeta Anexos. </w:t>
       </w:r>
       <w:r>
-        <w:t>Ejemplo_formato_recibo_registro_mercancia.pdf</w:t>
+        <w:t>Ejemplo_formato_registro</w:t>
+      </w:r>
+      <w:r>
+        <w:t>_de_recepcion_de</w:t>
+      </w:r>
+      <w:r>
+        <w:t>_mercancia</w:t>
+      </w:r>
+      <w:r>
+        <w:t>s</w:t>
+      </w:r>
+      <w:r>
+        <w:t>.pdf</w:t>
       </w:r>
     </w:p>
     <w:p>
@@ -4161,7 +4154,7 @@
       <w:pPr>
         <w:pStyle w:val="Ttulo2"/>
       </w:pPr>
-      <w:bookmarkStart w:id="11" w:name="_Toc237692053"/>
+      <w:bookmarkStart w:id="11" w:name="_Toc238715942"/>
       <w:r>
         <w:t>Características</w:t>
       </w:r>
@@ -4471,6 +4464,7 @@
     </w:tbl>
     <w:p>
       <w:r>
+        <w:lastRenderedPageBreak/>
         <w:t>Nota. SENA, (2026).</w:t>
       </w:r>
     </w:p>
@@ -4480,6 +4474,69 @@
       </w:r>
     </w:p>
     <w:p>
+      <w:pPr>
+        <w:pStyle w:val="Figura"/>
+      </w:pPr>
+      <w:r>
+        <w:t>Evidencia de recibo</w:t>
+      </w:r>
+    </w:p>
+    <w:p>
+      <w:pPr>
+        <w:jc w:val="center"/>
+        <w:rPr>
+          <w:lang w:eastAsia="es-CO"/>
+        </w:rPr>
+      </w:pPr>
+      <w:r>
+        <w:rPr>
+          <w:noProof/>
+          <w:lang w:eastAsia="es-CO"/>
+        </w:rPr>
+        <w:drawing>
+          <wp:inline distT="0" distB="0" distL="0" distR="0" wp14:anchorId="3BC42125" wp14:editId="40B13393">
+            <wp:extent cx="4680000" cy="1936800"/>
+            <wp:effectExtent l="0" t="0" r="6350" b="6350"/>
+            <wp:docPr id="2" name="Imagen 2" descr="La figura muestra una guía de envío de la empresa Servientrega utilizada para identificar, transportar, rastrear y entregar un paquete. El documento se encuentra organizado en diferentes secciones que reúnen información general del envío, como los datos del remitente y del destinatario, las características del paquete, los códigos de identificación y seguimiento, los detalles del servicio y los datos relacionados con la entrega. Además, contiene elementos gráficos como códigos de barras, un código QR, logotipos y espacios destinados al registro y validación de la recepción."/>
+            <wp:cNvGraphicFramePr>
+              <a:graphicFrameLocks xmlns:a="http://schemas.openxmlformats.org/drawingml/2006/main" noChangeAspect="1"/>
+            </wp:cNvGraphicFramePr>
+            <a:graphic xmlns:a="http://schemas.openxmlformats.org/drawingml/2006/main">
+              <a:graphicData uri="http://schemas.openxmlformats.org/drawingml/2006/picture">
+                <pic:pic xmlns:pic="http://schemas.openxmlformats.org/drawingml/2006/picture">
+                  <pic:nvPicPr>
+                    <pic:cNvPr id="2" name="Imagen 2" descr="La figura muestra una guía de envío de la empresa Servientrega utilizada para identificar, transportar, rastrear y entregar un paquete. El documento se encuentra organizado en diferentes secciones que reúnen información general del envío, como los datos del remitente y del destinatario, las características del paquete, los códigos de identificación y seguimiento, los detalles del servicio y los datos relacionados con la entrega. Además, contiene elementos gráficos como códigos de barras, un código QR, logotipos y espacios destinados al registro y validación de la recepción."/>
+                    <pic:cNvPicPr/>
+                  </pic:nvPicPr>
+                  <pic:blipFill>
+                    <a:blip r:embed="rId18" cstate="print">
+                      <a:extLst>
+                        <a:ext uri="{28A0092B-C50C-407E-A947-70E740481C1C}">
+                          <a14:useLocalDpi xmlns:a14="http://schemas.microsoft.com/office/drawing/2010/main" val="0"/>
+                        </a:ext>
+                      </a:extLst>
+                    </a:blip>
+                    <a:stretch>
+                      <a:fillRect/>
+                    </a:stretch>
+                  </pic:blipFill>
+                  <pic:spPr>
+                    <a:xfrm>
+                      <a:off x="0" y="0"/>
+                      <a:ext cx="4680000" cy="1936800"/>
+                    </a:xfrm>
+                    <a:prstGeom prst="rect">
+                      <a:avLst/>
+                    </a:prstGeom>
+                  </pic:spPr>
+                </pic:pic>
+              </a:graphicData>
+            </a:graphic>
+          </wp:inline>
+        </w:drawing>
+      </w:r>
+    </w:p>
+    <w:p>
       <w:r>
         <w:t xml:space="preserve">Ejemplo: un registro diligenciado de manera completa permite identificar rápidamente el recorrido de una mercancía dentro de la organización. </w:t>
       </w:r>
@@ -4488,7 +4545,7 @@
       <w:pPr>
         <w:pStyle w:val="Ttulo2"/>
       </w:pPr>
-      <w:bookmarkStart w:id="12" w:name="_Toc237692054"/>
+      <w:bookmarkStart w:id="12" w:name="_Toc238715943"/>
       <w:r>
         <w:t>Técnicas de diligenciamiento</w:t>
       </w:r>
@@ -4501,6 +4558,7 @@
     </w:p>
     <w:p>
       <w:r>
+        <w:lastRenderedPageBreak/>
         <w:t>Algunas recomendaciones para su elaboración son:</w:t>
       </w:r>
     </w:p>
@@ -4629,7 +4687,6 @@
               <w:pStyle w:val="TextoTablas"/>
             </w:pPr>
             <w:r>
-              <w:lastRenderedPageBreak/>
               <w:t>Verificar los datos antes del registro</w:t>
             </w:r>
           </w:p>
@@ -4812,6 +4869,7 @@
               <w:pStyle w:val="TextoTablas"/>
             </w:pPr>
             <w:r>
+              <w:lastRenderedPageBreak/>
               <w:t>Emplear códigos y formatos normalizados</w:t>
             </w:r>
           </w:p>
@@ -4903,7 +4961,6 @@
               <w:pStyle w:val="TextoTablas"/>
             </w:pPr>
             <w:r>
-              <w:lastRenderedPageBreak/>
               <w:t>Verificar y firmar el registro</w:t>
             </w:r>
           </w:p>
@@ -4952,7 +5009,7 @@
       <w:pPr>
         <w:pStyle w:val="Ttulo2"/>
       </w:pPr>
-      <w:bookmarkStart w:id="13" w:name="_Toc237692055"/>
+      <w:bookmarkStart w:id="13" w:name="_Toc238715944"/>
       <w:r>
         <w:t>Guía de ruta</w:t>
       </w:r>
@@ -4960,7 +5017,11 @@
     </w:p>
     <w:p>
       <w:r>
-        <w:t>La guía de ruta es un documento utilizado para planificar, controlar y hacer seguimiento al recorrido de las mercancías durante su transporte y entrega. Contiene información relacionada con el origen, destino, productos transportados, responsable de la entrega y observaciones de la operación. Este documento facilita la coordinación entre las áreas de almacenamiento, transporte y distribución, permitiendo verificar el cumplimiento de las entregas y mantener la trazabilidad de la mercancía. Generalmente una guía de ruta incluye:</w:t>
+        <w:t xml:space="preserve">La guía de ruta es un documento utilizado para planificar, controlar y hacer seguimiento al recorrido de las mercancías durante su transporte y entrega. Contiene información relacionada con el origen, destino, productos transportados, responsable de la entrega y observaciones de la operación. Este documento facilita la coordinación entre las áreas de almacenamiento, transporte y distribución, permitiendo verificar el </w:t>
+      </w:r>
+      <w:r>
+        <w:lastRenderedPageBreak/>
+        <w:t>cumplimiento de las entregas y mantener la trazabilidad de la mercancía. Generalmente una guía de ruta incluye:</w:t>
       </w:r>
     </w:p>
     <w:p>
@@ -4999,7 +5060,6 @@
           <w:b/>
           <w:bCs/>
         </w:rPr>
-        <w:lastRenderedPageBreak/>
         <w:t>Datos del remitente</w:t>
       </w:r>
       <w:r>
@@ -5075,6 +5135,7 @@
           <w:b/>
           <w:bCs/>
         </w:rPr>
+        <w:lastRenderedPageBreak/>
         <w:t>Firma de recibido</w:t>
       </w:r>
       <w:r>
@@ -5096,7 +5157,7 @@
       </w:r>
     </w:p>
     <w:p>
-      <w:hyperlink r:id="rId18" w:history="1">
+      <w:hyperlink r:id="rId19" w:history="1">
         <w:r>
           <w:rPr>
             <w:rStyle w:val="Hipervnculo"/>
@@ -5107,13 +5168,12 @@
     </w:p>
     <w:p>
       <w:r>
-        <w:lastRenderedPageBreak/>
         <w:t>Se invita al aprendiz a profundizar en lo relacionado a registros logísticos, a través del siguiente artículo (página 195–202)</w:t>
       </w:r>
       <w:r>
         <w:t xml:space="preserve">. </w:t>
       </w:r>
-      <w:hyperlink r:id="rId19" w:history="1">
+      <w:hyperlink r:id="rId20" w:history="1">
         <w:r>
           <w:rPr>
             <w:rStyle w:val="Hipervnculo"/>
@@ -5135,7 +5195,7 @@
       <w:pPr>
         <w:pStyle w:val="Ttulo1"/>
       </w:pPr>
-      <w:bookmarkStart w:id="14" w:name="_Toc237692056"/>
+      <w:bookmarkStart w:id="14" w:name="_Toc238715945"/>
       <w:r>
         <w:lastRenderedPageBreak/>
         <w:t>Cargue y descargue de mercancías</w:t>
@@ -5151,7 +5211,7 @@
       <w:pPr>
         <w:pStyle w:val="Ttulo2"/>
       </w:pPr>
-      <w:bookmarkStart w:id="15" w:name="_Toc237692057"/>
+      <w:bookmarkStart w:id="15" w:name="_Toc238715946"/>
       <w:r>
         <w:t>Concepto</w:t>
       </w:r>
@@ -5171,7 +5231,7 @@
       <w:pPr>
         <w:pStyle w:val="Ttulo2"/>
       </w:pPr>
-      <w:bookmarkStart w:id="16" w:name="_Toc237692058"/>
+      <w:bookmarkStart w:id="16" w:name="_Toc238715947"/>
       <w:r>
         <w:t>Zonas de cargue y descargue</w:t>
       </w:r>
@@ -5288,7 +5348,7 @@
       <w:pPr>
         <w:pStyle w:val="Ttulo2"/>
       </w:pPr>
-      <w:bookmarkStart w:id="17" w:name="_Toc237692059"/>
+      <w:bookmarkStart w:id="17" w:name="_Toc238715948"/>
       <w:r>
         <w:t>Puntos de transferencia</w:t>
       </w:r>
@@ -5432,7 +5492,7 @@
       <w:pPr>
         <w:pStyle w:val="Ttulo2"/>
       </w:pPr>
-      <w:bookmarkStart w:id="18" w:name="_Toc237692060"/>
+      <w:bookmarkStart w:id="18" w:name="_Toc238715949"/>
       <w:r>
         <w:t>Técnicas de cargue y descargue</w:t>
       </w:r>
@@ -5634,7 +5694,7 @@
       <w:pPr>
         <w:pStyle w:val="Ttulo2"/>
       </w:pPr>
-      <w:bookmarkStart w:id="19" w:name="_Toc237692061"/>
+      <w:bookmarkStart w:id="19" w:name="_Toc238715950"/>
       <w:r>
         <w:t>Listas de chequeo</w:t>
       </w:r>
@@ -5843,7 +5903,7 @@
       <w:pPr>
         <w:pStyle w:val="Ttulo2"/>
       </w:pPr>
-      <w:bookmarkStart w:id="20" w:name="_Toc237692062"/>
+      <w:bookmarkStart w:id="20" w:name="_Toc238715951"/>
       <w:r>
         <w:t>Técnicas de manipulación del producto</w:t>
       </w:r>
@@ -6331,7 +6391,7 @@
       </w:r>
     </w:p>
     <w:p>
-      <w:hyperlink r:id="rId20" w:history="1">
+      <w:hyperlink r:id="rId21" w:history="1">
         <w:r>
           <w:rPr>
             <w:rStyle w:val="Hipervnculo"/>
@@ -6346,7 +6406,7 @@
       </w:r>
     </w:p>
     <w:p>
-      <w:hyperlink r:id="rId21" w:history="1">
+      <w:hyperlink r:id="rId22" w:history="1">
         <w:r>
           <w:rPr>
             <w:rStyle w:val="Hipervnculo"/>
@@ -6373,7 +6433,7 @@
       <w:pPr>
         <w:pStyle w:val="Ttulo1"/>
       </w:pPr>
-      <w:bookmarkStart w:id="21" w:name="_Toc237692063"/>
+      <w:bookmarkStart w:id="21" w:name="_Toc238715952"/>
       <w:r>
         <w:lastRenderedPageBreak/>
         <w:t>Equipos para operaciones logísticas</w:t>
@@ -6389,7 +6449,7 @@
       <w:pPr>
         <w:pStyle w:val="Ttulo2"/>
       </w:pPr>
-      <w:bookmarkStart w:id="22" w:name="_Toc237692064"/>
+      <w:bookmarkStart w:id="22" w:name="_Toc238715953"/>
       <w:r>
         <w:t>Características</w:t>
       </w:r>
@@ -6581,6 +6641,7 @@
               <w:pStyle w:val="TextoTablas"/>
             </w:pPr>
             <w:r>
+              <w:lastRenderedPageBreak/>
               <w:t>Facilidad de maniobra</w:t>
             </w:r>
           </w:p>
@@ -6773,7 +6834,7 @@
       <w:pPr>
         <w:pStyle w:val="Ttulo2"/>
       </w:pPr>
-      <w:bookmarkStart w:id="23" w:name="_Toc237692065"/>
+      <w:bookmarkStart w:id="23" w:name="_Toc238715954"/>
       <w:r>
         <w:t>Clasificación</w:t>
       </w:r>
@@ -6805,6 +6866,13 @@
       </w:r>
     </w:p>
     <w:p>
+      <w:pPr>
+        <w:pStyle w:val="Prrafodelista"/>
+        <w:numPr>
+          <w:ilvl w:val="0"/>
+          <w:numId w:val="38"/>
+        </w:numPr>
+      </w:pPr>
       <w:r>
         <w:rPr>
           <w:b/>
@@ -6824,6 +6892,13 @@
       </w:r>
     </w:p>
     <w:p>
+      <w:pPr>
+        <w:pStyle w:val="Prrafodelista"/>
+        <w:numPr>
+          <w:ilvl w:val="0"/>
+          <w:numId w:val="38"/>
+        </w:numPr>
+      </w:pPr>
       <w:r>
         <w:rPr>
           <w:b/>
@@ -6846,6 +6921,13 @@
       </w:r>
     </w:p>
     <w:p>
+      <w:pPr>
+        <w:pStyle w:val="Prrafodelista"/>
+        <w:numPr>
+          <w:ilvl w:val="0"/>
+          <w:numId w:val="38"/>
+        </w:numPr>
+      </w:pPr>
       <w:r>
         <w:rPr>
           <w:b/>
@@ -6857,7 +6939,11 @@
         <w:t xml:space="preserve">. </w:t>
       </w:r>
       <w:r>
-        <w:t>Transportan mercancías de forma continua entre diferentes procesos o áreas de la operación logística, mejorando el flujo de materiales, reduciendo la manipulación manual y aumentando la eficiencia operativa.</w:t>
+        <w:t xml:space="preserve">Transportan mercancías de forma continua entre diferentes procesos o áreas de la operación logística, mejorando el flujo de </w:t>
+      </w:r>
+      <w:r>
+        <w:lastRenderedPageBreak/>
+        <w:t>materiales, reduciendo la manipulación manual y aumentando la eficiencia operativa.</w:t>
       </w:r>
     </w:p>
     <w:p>
@@ -6872,7 +6958,6 @@
           <w:b/>
           <w:bCs/>
         </w:rPr>
-        <w:lastRenderedPageBreak/>
         <w:t>Equipos para elevación y apilamiento</w:t>
       </w:r>
     </w:p>
@@ -6888,6 +6973,13 @@
       </w:r>
     </w:p>
     <w:p>
+      <w:pPr>
+        <w:pStyle w:val="Prrafodelista"/>
+        <w:numPr>
+          <w:ilvl w:val="0"/>
+          <w:numId w:val="39"/>
+        </w:numPr>
+      </w:pPr>
       <w:r>
         <w:rPr>
           <w:b/>
@@ -6907,6 +6999,13 @@
       </w:r>
     </w:p>
     <w:p>
+      <w:pPr>
+        <w:pStyle w:val="Prrafodelista"/>
+        <w:numPr>
+          <w:ilvl w:val="0"/>
+          <w:numId w:val="39"/>
+        </w:numPr>
+      </w:pPr>
       <w:r>
         <w:rPr>
           <w:b/>
@@ -6926,6 +7025,13 @@
       </w:r>
     </w:p>
     <w:p>
+      <w:pPr>
+        <w:pStyle w:val="Prrafodelista"/>
+        <w:numPr>
+          <w:ilvl w:val="0"/>
+          <w:numId w:val="39"/>
+        </w:numPr>
+      </w:pPr>
       <w:r>
         <w:rPr>
           <w:b/>
@@ -6945,6 +7051,13 @@
       </w:r>
     </w:p>
     <w:p>
+      <w:pPr>
+        <w:pStyle w:val="Prrafodelista"/>
+        <w:numPr>
+          <w:ilvl w:val="0"/>
+          <w:numId w:val="39"/>
+        </w:numPr>
+      </w:pPr>
       <w:r>
         <w:rPr>
           <w:b/>
@@ -6970,11 +7083,8 @@
     </w:p>
     <w:p>
       <w:r>
-        <w:t xml:space="preserve">Por otro lado, seleccionar el equipo adecuado para una operación logística es una decisión que influye directamente en la eficiencia, la seguridad y el correcto manejo de </w:t>
-      </w:r>
-      <w:r>
         <w:lastRenderedPageBreak/>
-        <w:t>las mercancías. La elección debe responder a las necesidades específicas de cada proceso, donde los aspectos que se deben tener en cuenta son los siguientes:</w:t>
+        <w:t>Por otro lado, seleccionar el equipo adecuado para una operación logística es una decisión que influye directamente en la eficiencia, la seguridad y el correcto manejo de las mercancías. La elección debe responder a las necesidades específicas de cada proceso, donde los aspectos que se deben tener en cuenta son los siguientes:</w:t>
       </w:r>
     </w:p>
     <w:p>
@@ -7094,7 +7204,7 @@
       <w:pPr>
         <w:pStyle w:val="Ttulo2"/>
       </w:pPr>
-      <w:bookmarkStart w:id="24" w:name="_Toc237692066"/>
+      <w:bookmarkStart w:id="24" w:name="_Toc238715955"/>
       <w:r>
         <w:t>Usos</w:t>
       </w:r>
@@ -7102,12 +7212,15 @@
     </w:p>
     <w:p>
       <w:r>
-        <w:t>Se utilizan para facilitar el movimiento, la elevación, el transporte y el almacenamiento de mercancías a lo largo de la cadena logística. Su empleo permite optimizar los procesos de recepción, cargue, descargue, almacenamiento y despacho, reduciendo el esfuerzo físico, los tiempos de operación y el riesgo de daños en los productos. Además, contribuyen a mejorar la productividad, fortalecer las condiciones de seguridad y garantizar un flujo continuo y eficiente de las mercancías dentro de centros de distribución, bodegas y demás instalaciones logísticas.</w:t>
-      </w:r>
-    </w:p>
-    <w:p>
+        <w:t xml:space="preserve">Se utilizan para facilitar el movimiento, la elevación, el transporte y el almacenamiento de mercancías a lo largo de la cadena logística. Su empleo permite optimizar los procesos de recepción, cargue, descargue, almacenamiento y despacho, reduciendo el esfuerzo físico, los tiempos de operación y el riesgo de daños en los productos. Además, contribuyen a mejorar la productividad, fortalecer las condiciones </w:t>
+      </w:r>
       <w:r>
         <w:lastRenderedPageBreak/>
+        <w:t>de seguridad y garantizar un flujo continuo y eficiente de las mercancías dentro de centros de distribución, bodegas y demás instalaciones logísticas.</w:t>
+      </w:r>
+    </w:p>
+    <w:p>
+      <w:r>
         <w:t>Sus principales usos incluyen:</w:t>
       </w:r>
     </w:p>
@@ -7203,15 +7316,21 @@
       </w:r>
     </w:p>
     <w:p>
-      <w:r>
-        <w:rPr>
-          <w:b/>
-          <w:bCs/>
-        </w:rPr>
+      <w:pPr>
+        <w:pStyle w:val="Prrafodelista"/>
+        <w:numPr>
+          <w:ilvl w:val="0"/>
+          <w:numId w:val="35"/>
+        </w:numPr>
+      </w:pPr>
+      <w:r>
         <w:t>Preparación de pedidos</w:t>
       </w:r>
       <w:r>
-        <w:t xml:space="preserve">. </w:t>
+        <w:t>.</w:t>
+      </w:r>
+      <w:r>
+        <w:t xml:space="preserve"> </w:t>
       </w:r>
       <w:r>
         <w:t>Agiliza la recolección, clasificación y traslado de los productos requeridos para cada pedido, mejorando la precisión del proceso y reduciendo los tiempos de alistamiento.</w:t>
@@ -7248,7 +7367,7 @@
       <w:pPr>
         <w:pStyle w:val="Ttulo2"/>
       </w:pPr>
-      <w:bookmarkStart w:id="25" w:name="_Toc237692067"/>
+      <w:bookmarkStart w:id="25" w:name="_Toc238715956"/>
       <w:r>
         <w:t>Cuidado de los equipos</w:t>
       </w:r>
@@ -7414,7 +7533,7 @@
       <w:pPr>
         <w:pStyle w:val="Ttulo2"/>
       </w:pPr>
-      <w:bookmarkStart w:id="26" w:name="_Toc237692068"/>
+      <w:bookmarkStart w:id="26" w:name="_Toc238715957"/>
       <w:r>
         <w:t>Procedimiento de manejo</w:t>
       </w:r>
@@ -7454,7 +7573,7 @@
           <w:lang w:eastAsia="es-CO"/>
         </w:rPr>
         <w:drawing>
-          <wp:inline distT="0" distB="0" distL="0" distR="0" wp14:anchorId="3BF087D7" wp14:editId="43881629">
+          <wp:inline distT="0" distB="0" distL="0" distR="0" wp14:anchorId="3BF087D7" wp14:editId="34C4A401">
             <wp:extent cx="4680000" cy="2163600"/>
             <wp:effectExtent l="0" t="0" r="6350" b="8255"/>
             <wp:docPr id="9" name="Imagen 9" descr="La figura muestra de manera circular el cuidado y el manejo de equipos para operaciones logísticas. Presenta recomendaciones para realizar inspecciones previas, utilizar elementos de protección personal, operar los equipos correctamente, desplazarse de forma segura, manipular la carga con estabilidad, asegurar el equipo al finalizar, reportar novedades y conservar los equipos en buen estado. En el centro se observa un operario utilizando una transpaleta eléctrica para movilizar una estiba con mercancía, representando la aplicación de buenas prácticas que favorecen la seguridad y la eficiencia en las operaciones logísticas."/>
@@ -7469,7 +7588,7 @@
                     <pic:cNvPicPr/>
                   </pic:nvPicPr>
                   <pic:blipFill>
-                    <a:blip r:embed="rId22"/>
+                    <a:blip r:embed="rId23"/>
                     <a:stretch>
                       <a:fillRect/>
                     </a:stretch>
@@ -7514,7 +7633,7 @@
       </w:r>
     </w:p>
     <w:p>
-      <w:hyperlink r:id="rId23" w:history="1">
+      <w:hyperlink r:id="rId24" w:history="1">
         <w:r>
           <w:rPr>
             <w:rStyle w:val="Hipervnculo"/>
@@ -7529,7 +7648,7 @@
       </w:r>
     </w:p>
     <w:p>
-      <w:hyperlink r:id="rId24" w:history="1">
+      <w:hyperlink r:id="rId25" w:history="1">
         <w:r>
           <w:rPr>
             <w:rStyle w:val="Hipervnculo"/>
@@ -7556,11 +7675,6 @@
       </w:r>
       <w:r>
         <w:t xml:space="preserve"> </w:t>
-      </w:r>
-    </w:p>
-    <w:p>
-      <w:r>
-        <w:t>Operaciones seguras de cargue, descargue y manejo de equipos en la logística.</w:t>
       </w:r>
     </w:p>
     <w:tbl>
@@ -7617,10 +7731,7 @@
               <w:t>Mujer</w:t>
             </w:r>
             <w:r>
-              <w:t xml:space="preserve">: </w:t>
-            </w:r>
-            <w:r>
-              <w:t>Bienvenidos a este espacio formativo. En este episodio hablaremos sobre “Operaciones seguras de cargue, descargue y manejo de equipos en la logística” un aspecto que muchas veces pasa desapercibido, pero que resulta fundamental para que las mercancías lleguen a su destino de forma segura.</w:t>
+              <w:t>: Bienvenidos a este espacio formativo. En este episodio hablaremos sobre “Operaciones seguras de cargue, descargue y manejo de equipos en la logística” un aspecto que muchas veces pasa desapercibido, pero que resulta fundamental para que las mercancías lleguen a su destino de forma segura.</w:t>
             </w:r>
           </w:p>
           <w:p>
@@ -7632,10 +7743,7 @@
               <w:t>Hombre</w:t>
             </w:r>
             <w:r>
-              <w:t xml:space="preserve">: </w:t>
-            </w:r>
-            <w:r>
-              <w:t>Así es. Las operaciones de cargue, descargue y manejo de equipos son fundamentales dentro de la cadena logística, porque garantizan el flujo continuo de las mercancías desde su recepción hasta su distribución. Además de mejorar la eficiencia operativa, ayudan a proteger a los trabajadores, preservar los productos y cumplir los estándares de seguridad y calidad.</w:t>
+              <w:t>: Así es. Las operaciones de cargue, descargue y manejo de equipos son fundamentales dentro de la cadena logística, porque garantizan el flujo continuo de las mercancías desde su recepción hasta su distribución. Además de mejorar la eficiencia operativa, ayudan a proteger a los trabajadores, preservar los productos y cumplir los estándares de seguridad y calidad.</w:t>
             </w:r>
           </w:p>
           <w:p>
@@ -7652,19 +7760,22 @@
                 <w:bCs/>
               </w:rPr>
               <w:tab/>
-            </w:r>
+              <w:t>:</w:t>
+            </w:r>
+            <w:r>
+              <w:t xml:space="preserve"> Por eso, en este episodio conoceremos por qué estas operaciones son estratégicas y qué prácticas permiten ejecutarlas de manera segura y eficiente. ¡Comencemos!</w:t>
+            </w:r>
+          </w:p>
+          <w:p>
             <w:r>
               <w:rPr>
                 <w:b/>
                 <w:bCs/>
               </w:rPr>
-              <w:t>:</w:t>
-            </w:r>
-            <w:r>
-              <w:t xml:space="preserve"> </w:t>
-            </w:r>
-            <w:r>
-              <w:t>Por eso, en este episodio conoceremos por qué estas operaciones son estratégicas y qué prácticas permiten ejecutarlas de manera segura y eficiente. ¡Comencemos!</w:t>
+              <w:t>Hombre</w:t>
+            </w:r>
+            <w:r>
+              <w:t>: El crecimiento del comercio nacional e internacional exige operaciones logísticas cada vez más ágiles. En este contexto, un proceso de cargue y descargue bien planificado puede marcar la diferencia entre una entrega oportuna y un retraso que afecte toda la cadena de suministro.</w:t>
             </w:r>
           </w:p>
           <w:p>
@@ -7673,17 +7784,11 @@
                 <w:b/>
                 <w:bCs/>
               </w:rPr>
-              <w:t>Hombre</w:t>
-            </w:r>
-            <w:r>
-              <w:t xml:space="preserve">: </w:t>
-            </w:r>
-            <w:r>
-              <w:t xml:space="preserve">El crecimiento del comercio nacional e internacional exige operaciones logísticas cada vez más ágiles. En este contexto, un proceso de cargue y </w:t>
-            </w:r>
-            <w:r>
               <w:lastRenderedPageBreak/>
-              <w:t>descargue bien planificado puede marcar la diferencia entre una entrega oportuna y un retraso que afecte toda la cadena de suministro.</w:t>
+              <w:t>Mujer</w:t>
+            </w:r>
+            <w:r>
+              <w:t>: Para lograrlo, estas actividades deben desarrollarse siguiendo procedimientos técnicos que garanticen la estabilidad de la carga y la protección de las mercancías durante su manipulación. Una distribución inadecuada del peso o el uso incorrecto de los equipos puede generar accidentes, daños en los productos y demoras en las entregas.</w:t>
             </w:r>
           </w:p>
           <w:p>
@@ -7692,13 +7797,10 @@
                 <w:b/>
                 <w:bCs/>
               </w:rPr>
-              <w:t>Mujer</w:t>
-            </w:r>
-            <w:r>
-              <w:t xml:space="preserve">: </w:t>
-            </w:r>
-            <w:r>
-              <w:t>Para lograrlo, estas actividades deben desarrollarse siguiendo procedimientos técnicos que garanticen la estabilidad de la carga y la protección de las mercancías durante su manipulación. Una distribución inadecuada del peso o el uso incorrecto de los equipos puede generar accidentes, daños en los productos y demoras en las entregas.</w:t>
+              <w:t>Hombre:</w:t>
+            </w:r>
+            <w:r>
+              <w:t xml:space="preserve"> También cumplen un papel muy importante los puntos de transferencia y las zonas de cargue y descargue. Estos espacios permiten organizar el flujo de mercancías, optimizar los tiempos de operación y facilitar la movilización segura de los productos.</w:t>
             </w:r>
           </w:p>
           <w:p>
@@ -7707,20 +7809,17 @@
                 <w:b/>
                 <w:bCs/>
               </w:rPr>
-              <w:t>Hombre</w:t>
+              <w:t>Mujer</w:t>
             </w:r>
             <w:r>
               <w:rPr>
                 <w:b/>
                 <w:bCs/>
               </w:rPr>
-              <w:t>:</w:t>
-            </w:r>
-            <w:r>
-              <w:t xml:space="preserve"> </w:t>
-            </w:r>
-            <w:r>
-              <w:t>También cumplen un papel muy importante los puntos de transferencia y las zonas de cargue y descargue. Estos espacios permiten organizar el flujo de mercancías, optimizar los tiempos de operación y facilitar la movilización segura de los productos.</w:t>
+              <w:tab/>
+            </w:r>
+            <w:r>
+              <w:t>: Cuando estos espacios están bien planificados, disminuyen las congestiones, mejoran la productividad y favorecen la continuidad de la cadena de suministro.</w:t>
             </w:r>
           </w:p>
           <w:p>
@@ -7729,20 +7828,22 @@
                 <w:b/>
                 <w:bCs/>
               </w:rPr>
-              <w:t>Mujer</w:t>
-            </w:r>
+              <w:t>Hombre</w:t>
+            </w:r>
+            <w:r>
+              <w:t>: Otro aspecto clave es la utilización de listas de chequeo y guías de ruta. Estos instrumentos permiten verificar las condiciones del vehículo, la documentación, el estado de las mercancías y el cumplimiento de los procedimientos antes de iniciar cada operación.</w:t>
+            </w:r>
+          </w:p>
+          <w:p>
             <w:r>
               <w:rPr>
                 <w:b/>
                 <w:bCs/>
               </w:rPr>
-              <w:tab/>
-            </w:r>
-            <w:r>
-              <w:t xml:space="preserve">: </w:t>
-            </w:r>
-            <w:r>
-              <w:t>Cuando estos espacios están bien planificados, disminuyen las congestiones, mejoran la productividad y favorecen la continuidad de la cadena de suministro.</w:t>
+              <w:t>Mujer:</w:t>
+            </w:r>
+            <w:r>
+              <w:t xml:space="preserve"> El manejo de equipos logísticos también resulta determinante. Herramientas como los montacargas, las transpaletas, los apiladores y las plataformas elevadoras facilitan el desplazamiento de mercancías pesadas y aumentan la productividad.</w:t>
             </w:r>
           </w:p>
           <w:p>
@@ -7751,13 +7852,11 @@
                 <w:b/>
                 <w:bCs/>
               </w:rPr>
-              <w:t>Hombre</w:t>
-            </w:r>
-            <w:r>
-              <w:t xml:space="preserve">: </w:t>
-            </w:r>
-            <w:r>
-              <w:t>Otro aspecto clave es la utilización de listas de chequeo y guías de ruta. Estos instrumentos permiten verificar las condiciones del vehículo, la documentación, el estado de las mercancías y el cumplimiento de los procedimientos antes de iniciar cada operación.</w:t>
+              <w:lastRenderedPageBreak/>
+              <w:t>Hombre:</w:t>
+            </w:r>
+            <w:r>
+              <w:t xml:space="preserve"> Sin embargo, su utilización exige capacitación, inspecciones periódicas y el cumplimiento de procedimientos de operación segura. Además, el mantenimiento preventivo permite detectar oportunamente fallas antes de que se conviertan en un riesgo.</w:t>
             </w:r>
           </w:p>
           <w:p>
@@ -7773,17 +7872,10 @@
                 <w:b/>
                 <w:bCs/>
               </w:rPr>
-              <w:t>:</w:t>
-            </w:r>
-            <w:r>
-              <w:t xml:space="preserve"> </w:t>
-            </w:r>
-            <w:r>
-              <w:t xml:space="preserve">El manejo de equipos logísticos también resulta determinante. Herramientas como los montacargas, las transpaletas, los apiladores y las plataformas </w:t>
-            </w:r>
-            <w:r>
-              <w:lastRenderedPageBreak/>
-              <w:t>elevadoras facilitan el desplazamiento de mercancías pesadas y aumentan la productividad.</w:t>
+              <w:tab/>
+            </w:r>
+            <w:r>
+              <w:t>: Y es que la seguridad también depende del compromiso de quienes participan en la operación. El uso adecuado de los elementos de protección personal, el respeto por la capacidad de carga de los equipos y la aplicación de técnicas correctas para el levantamiento y movilización de mercancías ayudan a disminuir la accidentalidad.</w:t>
             </w:r>
           </w:p>
           <w:p>
@@ -7795,17 +7887,19 @@
               <w:t>Hombre</w:t>
             </w:r>
             <w:r>
+              <w:t>: Por eso, en un entorno donde las organizaciones buscan entregas oportunas y procesos cada vez más eficientes, la integración entre procedimientos seguros de cargue y descargue y el manejo responsable de los equipos logísticos se convierte en un verdadero factor diferenciador.</w:t>
+            </w:r>
+          </w:p>
+          <w:p>
+            <w:r>
               <w:rPr>
                 <w:b/>
                 <w:bCs/>
               </w:rPr>
-              <w:t>:</w:t>
-            </w:r>
-            <w:r>
-              <w:t xml:space="preserve"> </w:t>
-            </w:r>
-            <w:r>
-              <w:t>Sin embargo, su utilización exige capacitación, inspecciones periódicas y el cumplimiento de procedimientos de operación segura. Además, el mantenimiento preventivo permite detectar oportunamente fallas antes de que se conviertan en un riesgo.</w:t>
+              <w:t>Mujer</w:t>
+            </w:r>
+            <w:r>
+              <w:t>: Porque, en definitiva, la eficiencia logística no depende únicamente de la tecnología disponible…</w:t>
             </w:r>
           </w:p>
           <w:p>
@@ -7814,96 +7908,34 @@
                 <w:b/>
                 <w:bCs/>
               </w:rPr>
-              <w:t>Mujer</w:t>
-            </w:r>
+              <w:t>Hombre:</w:t>
+            </w:r>
+            <w:r>
+              <w:t xml:space="preserve"> …también requiere procedimientos estandarizados, personal capacitado, controles permanentes y una cultura de seguridad que acompañe cada etapa de la cadena de suministro.</w:t>
+            </w:r>
+          </w:p>
+          <w:p>
             <w:r>
               <w:rPr>
                 <w:b/>
                 <w:bCs/>
               </w:rPr>
-              <w:tab/>
-            </w:r>
-            <w:r>
-              <w:t xml:space="preserve">: </w:t>
-            </w:r>
-            <w:r>
-              <w:t>Y es que la seguridad también depende del compromiso de quienes participan en la operación. El uso adecuado de los elementos de protección personal, el respeto por la capacidad de carga de los equipos y la aplicación de técnicas correctas para el levantamiento y movilización de mercancías ayudan a disminuir la accidentalidad.</w:t>
-            </w:r>
-          </w:p>
-          <w:p>
+              <w:t>Mujer</w:t>
+            </w:r>
             <w:r>
               <w:rPr>
                 <w:b/>
                 <w:bCs/>
               </w:rPr>
-              <w:t>Hombre</w:t>
-            </w:r>
-            <w:r>
-              <w:t xml:space="preserve">: </w:t>
-            </w:r>
-            <w:r>
-              <w:t>Por eso, en un entorno donde las organizaciones buscan entregas oportunas y procesos cada vez más eficientes, la integración entre procedimientos seguros de cargue y descargue y el manejo responsable de los equipos logísticos se convierte en un verdadero factor diferenciador.</w:t>
-            </w:r>
-          </w:p>
-          <w:p>
-            <w:r>
-              <w:rPr>
-                <w:b/>
-                <w:bCs/>
-              </w:rPr>
-              <w:t>Mujer</w:t>
-            </w:r>
-            <w:r>
-              <w:t xml:space="preserve">: </w:t>
-            </w:r>
-            <w:r>
-              <w:t>Porque, en definitiva, la eficiencia logística no depende únicamente de la tecnología disponible…</w:t>
-            </w:r>
-          </w:p>
-          <w:p>
-            <w:r>
-              <w:rPr>
-                <w:b/>
-                <w:bCs/>
-              </w:rPr>
-              <w:t>Hombre</w:t>
-            </w:r>
-            <w:r>
-              <w:rPr>
-                <w:b/>
-                <w:bCs/>
-              </w:rPr>
-              <w:t>:</w:t>
-            </w:r>
-            <w:r>
-              <w:t xml:space="preserve"> </w:t>
-            </w:r>
-            <w:r>
-              <w:t>…también requiere procedimientos estandarizados, personal capacitado, controles permanentes y una cultura de seguridad que acompañe cada etapa de la cadena de suministro.</w:t>
-            </w:r>
-          </w:p>
-          <w:p>
-            <w:r>
-              <w:lastRenderedPageBreak/>
-              <w:t>Mujer</w:t>
-            </w:r>
-            <w:r>
               <w:tab/>
             </w:r>
             <w:r>
-              <w:t>: G</w:t>
-            </w:r>
-            <w:r>
-              <w:t>racias por acompañarnos, ¡nos escuchamos en un próximo episodio!</w:t>
+              <w:t>: Gracias por acompañarnos, ¡nos escuchamos en un próximo episodio!</w:t>
             </w:r>
           </w:p>
         </w:tc>
       </w:tr>
     </w:tbl>
-    <w:p/>
-    <w:p/>
-    <w:p/>
-    <w:p/>
     <w:p/>
     <w:p>
       <w:pPr>
@@ -7913,7 +7945,7 @@
           <w:u w:val="single"/>
         </w:rPr>
       </w:pPr>
-      <w:bookmarkStart w:id="27" w:name="_Toc237692069"/>
+      <w:bookmarkStart w:id="27" w:name="_Toc238715958"/>
       <w:r>
         <w:lastRenderedPageBreak/>
         <w:t>Síntesis</w:t>
@@ -7953,7 +7985,7 @@
                     <pic:cNvPicPr/>
                   </pic:nvPicPr>
                   <pic:blipFill>
-                    <a:blip r:embed="rId25"/>
+                    <a:blip r:embed="rId26"/>
                     <a:stretch>
                       <a:fillRect/>
                     </a:stretch>
@@ -7978,7 +8010,7 @@
       <w:pPr>
         <w:pStyle w:val="Titulosgenerales"/>
       </w:pPr>
-      <w:bookmarkStart w:id="28" w:name="_Toc237692070"/>
+      <w:bookmarkStart w:id="28" w:name="_Toc238715959"/>
       <w:r>
         <w:lastRenderedPageBreak/>
         <w:t>Glosario</w:t>
@@ -8290,7 +8322,7 @@
       <w:pPr>
         <w:pStyle w:val="Titulosgenerales"/>
       </w:pPr>
-      <w:bookmarkStart w:id="29" w:name="_Toc237692071"/>
+      <w:bookmarkStart w:id="29" w:name="_Toc238715960"/>
       <w:r>
         <w:lastRenderedPageBreak/>
         <w:t>Referencias bibliográficas</w:t>
@@ -8314,7 +8346,7 @@
       <w:r>
         <w:t xml:space="preserve">GS1 Colombia. (2024). Estándares GS1 para la identificación de productos y captura automática de datos. </w:t>
       </w:r>
-      <w:hyperlink r:id="rId26" w:history="1">
+      <w:hyperlink r:id="rId27" w:history="1">
         <w:r>
           <w:rPr>
             <w:rStyle w:val="Hipervnculo"/>
@@ -8329,7 +8361,7 @@
       </w:r>
     </w:p>
     <w:p>
-      <w:hyperlink r:id="rId27" w:history="1">
+      <w:hyperlink r:id="rId28" w:history="1">
         <w:r>
           <w:rPr>
             <w:rStyle w:val="Hipervnculo"/>
@@ -8344,7 +8376,7 @@
       </w:r>
     </w:p>
     <w:p>
-      <w:hyperlink r:id="rId28" w:history="1">
+      <w:hyperlink r:id="rId29" w:history="1">
         <w:r>
           <w:rPr>
             <w:rStyle w:val="Hipervnculo"/>
@@ -8359,7 +8391,7 @@
       </w:r>
     </w:p>
     <w:p>
-      <w:hyperlink r:id="rId29" w:history="1">
+      <w:hyperlink r:id="rId30" w:history="1">
         <w:r>
           <w:rPr>
             <w:rStyle w:val="Hipervnculo"/>
@@ -8393,7 +8425,7 @@
       <w:pPr>
         <w:pStyle w:val="Titulosgenerales"/>
       </w:pPr>
-      <w:bookmarkStart w:id="30" w:name="_Toc237692072"/>
+      <w:bookmarkStart w:id="30" w:name="_Toc238715961"/>
       <w:r>
         <w:lastRenderedPageBreak/>
         <w:t>Créditos</w:t>
@@ -8824,23 +8856,7 @@
                 <w:szCs w:val="28"/>
                 <w:lang w:val="es-CO"/>
               </w:rPr>
-              <w:t>Diseñador</w:t>
-            </w:r>
-            <w:r>
-              <w:rPr>
-                <w:sz w:val="28"/>
-                <w:szCs w:val="28"/>
-                <w:lang w:val="es-CO"/>
-              </w:rPr>
-              <w:t xml:space="preserve">a </w:t>
-            </w:r>
-            <w:r>
-              <w:rPr>
-                <w:sz w:val="28"/>
-                <w:szCs w:val="28"/>
-                <w:lang w:val="es-CO"/>
-              </w:rPr>
-              <w:t>de contenidos digitales</w:t>
+              <w:t>Diseñadora de contenidos digitales</w:t>
             </w:r>
           </w:p>
         </w:tc>
@@ -9149,23 +9165,7 @@
                 <w:sz w:val="28"/>
                 <w:szCs w:val="28"/>
               </w:rPr>
-              <w:t>Evaluador</w:t>
-            </w:r>
-            <w:r>
-              <w:rPr>
-                <w:rFonts w:eastAsia="Calibri" w:cs="Calibri"/>
-                <w:sz w:val="28"/>
-                <w:szCs w:val="28"/>
-              </w:rPr>
-              <w:t>a</w:t>
-            </w:r>
-            <w:r>
-              <w:rPr>
-                <w:rFonts w:eastAsia="Calibri" w:cs="Calibri"/>
-                <w:sz w:val="28"/>
-                <w:szCs w:val="28"/>
-              </w:rPr>
-              <w:t xml:space="preserve"> de contenidos inclusivos y accesibles</w:t>
+              <w:t>Evaluadora de contenidos inclusivos y accesibles</w:t>
             </w:r>
           </w:p>
         </w:tc>
@@ -9382,7 +9382,7 @@
                 <w:sz w:val="28"/>
                 <w:szCs w:val="28"/>
               </w:rPr>
-              <w:t>Validador</w:t>
+              <w:t>Validadora y vinculador</w:t>
             </w:r>
             <w:r>
               <w:rPr>
@@ -9398,7 +9398,7 @@
                 <w:sz w:val="28"/>
                 <w:szCs w:val="28"/>
               </w:rPr>
-              <w:t xml:space="preserve"> y vinculador de recursos educativos digitales</w:t>
+              <w:t xml:space="preserve"> de recursos educativos digitales</w:t>
             </w:r>
           </w:p>
         </w:tc>
@@ -9435,8 +9435,8 @@
       </w:pPr>
     </w:p>
     <w:sectPr>
-      <w:headerReference w:type="default" r:id="rId30"/>
-      <w:footerReference w:type="default" r:id="rId31"/>
+      <w:headerReference w:type="default" r:id="rId31"/>
+      <w:footerReference w:type="default" r:id="rId32"/>
       <w:pgSz w:w="12240" w:h="15840"/>
       <w:pgMar w:top="1701" w:right="1134" w:bottom="1134" w:left="1134" w:header="709" w:footer="737" w:gutter="0"/>
       <w:pgNumType w:start="1"/>
@@ -11768,7 +11768,7 @@
   <w:abstractNum w:abstractNumId="20" w15:restartNumberingAfterBreak="0">
     <w:nsid w:val="3B560CD7"/>
     <w:multiLevelType w:val="hybridMultilevel"/>
-    <w:tmpl w:val="C1463AD0"/>
+    <w:tmpl w:val="ED5A25BC"/>
     <w:lvl w:ilvl="0" w:tplc="240A0001">
       <w:start w:val="1"/>
       <w:numFmt w:val="bullet"/>
@@ -13307,6 +13307,119 @@
     </w:lvl>
   </w:abstractNum>
   <w:abstractNum w:abstractNumId="34" w15:restartNumberingAfterBreak="0">
+    <w:nsid w:val="5A610777"/>
+    <w:multiLevelType w:val="hybridMultilevel"/>
+    <w:tmpl w:val="9ED0371A"/>
+    <w:lvl w:ilvl="0" w:tplc="240A0003">
+      <w:start w:val="1"/>
+      <w:numFmt w:val="bullet"/>
+      <w:lvlText w:val="o"/>
+      <w:lvlJc w:val="left"/>
+      <w:pPr>
+        <w:ind w:left="1429" w:hanging="360"/>
+      </w:pPr>
+      <w:rPr>
+        <w:rFonts w:ascii="Courier New" w:hAnsi="Courier New" w:cs="Courier New" w:hint="default"/>
+      </w:rPr>
+    </w:lvl>
+    <w:lvl w:ilvl="1" w:tplc="240A0003" w:tentative="1">
+      <w:start w:val="1"/>
+      <w:numFmt w:val="bullet"/>
+      <w:lvlText w:val="o"/>
+      <w:lvlJc w:val="left"/>
+      <w:pPr>
+        <w:ind w:left="2149" w:hanging="360"/>
+      </w:pPr>
+      <w:rPr>
+        <w:rFonts w:ascii="Courier New" w:hAnsi="Courier New" w:cs="Courier New" w:hint="default"/>
+      </w:rPr>
+    </w:lvl>
+    <w:lvl w:ilvl="2" w:tplc="240A0005" w:tentative="1">
+      <w:start w:val="1"/>
+      <w:numFmt w:val="bullet"/>
+      <w:lvlText w:val=""/>
+      <w:lvlJc w:val="left"/>
+      <w:pPr>
+        <w:ind w:left="2869" w:hanging="360"/>
+      </w:pPr>
+      <w:rPr>
+        <w:rFonts w:ascii="Wingdings" w:hAnsi="Wingdings" w:hint="default"/>
+      </w:rPr>
+    </w:lvl>
+    <w:lvl w:ilvl="3" w:tplc="240A0001" w:tentative="1">
+      <w:start w:val="1"/>
+      <w:numFmt w:val="bullet"/>
+      <w:lvlText w:val=""/>
+      <w:lvlJc w:val="left"/>
+      <w:pPr>
+        <w:ind w:left="3589" w:hanging="360"/>
+      </w:pPr>
+      <w:rPr>
+        <w:rFonts w:ascii="Symbol" w:hAnsi="Symbol" w:hint="default"/>
+      </w:rPr>
+    </w:lvl>
+    <w:lvl w:ilvl="4" w:tplc="240A0003" w:tentative="1">
+      <w:start w:val="1"/>
+      <w:numFmt w:val="bullet"/>
+      <w:lvlText w:val="o"/>
+      <w:lvlJc w:val="left"/>
+      <w:pPr>
+        <w:ind w:left="4309" w:hanging="360"/>
+      </w:pPr>
+      <w:rPr>
+        <w:rFonts w:ascii="Courier New" w:hAnsi="Courier New" w:cs="Courier New" w:hint="default"/>
+      </w:rPr>
+    </w:lvl>
+    <w:lvl w:ilvl="5" w:tplc="240A0005" w:tentative="1">
+      <w:start w:val="1"/>
+      <w:numFmt w:val="bullet"/>
+      <w:lvlText w:val=""/>
+      <w:lvlJc w:val="left"/>
+      <w:pPr>
+        <w:ind w:left="5029" w:hanging="360"/>
+      </w:pPr>
+      <w:rPr>
+        <w:rFonts w:ascii="Wingdings" w:hAnsi="Wingdings" w:hint="default"/>
+      </w:rPr>
+    </w:lvl>
+    <w:lvl w:ilvl="6" w:tplc="240A0001" w:tentative="1">
+      <w:start w:val="1"/>
+      <w:numFmt w:val="bullet"/>
+      <w:lvlText w:val=""/>
+      <w:lvlJc w:val="left"/>
+      <w:pPr>
+        <w:ind w:left="5749" w:hanging="360"/>
+      </w:pPr>
+      <w:rPr>
+        <w:rFonts w:ascii="Symbol" w:hAnsi="Symbol" w:hint="default"/>
+      </w:rPr>
+    </w:lvl>
+    <w:lvl w:ilvl="7" w:tplc="240A0003" w:tentative="1">
+      <w:start w:val="1"/>
+      <w:numFmt w:val="bullet"/>
+      <w:lvlText w:val="o"/>
+      <w:lvlJc w:val="left"/>
+      <w:pPr>
+        <w:ind w:left="6469" w:hanging="360"/>
+      </w:pPr>
+      <w:rPr>
+        <w:rFonts w:ascii="Courier New" w:hAnsi="Courier New" w:cs="Courier New" w:hint="default"/>
+      </w:rPr>
+    </w:lvl>
+    <w:lvl w:ilvl="8" w:tplc="240A0005" w:tentative="1">
+      <w:start w:val="1"/>
+      <w:numFmt w:val="bullet"/>
+      <w:lvlText w:val=""/>
+      <w:lvlJc w:val="left"/>
+      <w:pPr>
+        <w:ind w:left="7189" w:hanging="360"/>
+      </w:pPr>
+      <w:rPr>
+        <w:rFonts w:ascii="Wingdings" w:hAnsi="Wingdings" w:hint="default"/>
+      </w:rPr>
+    </w:lvl>
+  </w:abstractNum>
+  <w:abstractNum w:abstractNumId="35" w15:restartNumberingAfterBreak="0">
     <w:nsid w:val="5ADD17D0"/>
     <w:multiLevelType w:val="hybridMultilevel"/>
     <w:tmpl w:val="85BAD260"/>
@@ -13396,7 +13509,120 @@
       </w:pPr>
     </w:lvl>
   </w:abstractNum>
-  <w:abstractNum w:abstractNumId="35" w15:restartNumberingAfterBreak="0">
+  <w:abstractNum w:abstractNumId="36" w15:restartNumberingAfterBreak="0">
+    <w:nsid w:val="6913514A"/>
+    <w:multiLevelType w:val="hybridMultilevel"/>
+    <w:tmpl w:val="F3860A64"/>
+    <w:lvl w:ilvl="0" w:tplc="240A0001">
+      <w:start w:val="1"/>
+      <w:numFmt w:val="bullet"/>
+      <w:lvlText w:val=""/>
+      <w:lvlJc w:val="left"/>
+      <w:pPr>
+        <w:ind w:left="1429" w:hanging="360"/>
+      </w:pPr>
+      <w:rPr>
+        <w:rFonts w:ascii="Symbol" w:hAnsi="Symbol" w:hint="default"/>
+      </w:rPr>
+    </w:lvl>
+    <w:lvl w:ilvl="1" w:tplc="240A0003" w:tentative="1">
+      <w:start w:val="1"/>
+      <w:numFmt w:val="bullet"/>
+      <w:lvlText w:val="o"/>
+      <w:lvlJc w:val="left"/>
+      <w:pPr>
+        <w:ind w:left="2149" w:hanging="360"/>
+      </w:pPr>
+      <w:rPr>
+        <w:rFonts w:ascii="Courier New" w:hAnsi="Courier New" w:cs="Courier New" w:hint="default"/>
+      </w:rPr>
+    </w:lvl>
+    <w:lvl w:ilvl="2" w:tplc="240A0005" w:tentative="1">
+      <w:start w:val="1"/>
+      <w:numFmt w:val="bullet"/>
+      <w:lvlText w:val=""/>
+      <w:lvlJc w:val="left"/>
+      <w:pPr>
+        <w:ind w:left="2869" w:hanging="360"/>
+      </w:pPr>
+      <w:rPr>
+        <w:rFonts w:ascii="Wingdings" w:hAnsi="Wingdings" w:hint="default"/>
+      </w:rPr>
+    </w:lvl>
+    <w:lvl w:ilvl="3" w:tplc="240A0001" w:tentative="1">
+      <w:start w:val="1"/>
+      <w:numFmt w:val="bullet"/>
+      <w:lvlText w:val=""/>
+      <w:lvlJc w:val="left"/>
+      <w:pPr>
+        <w:ind w:left="3589" w:hanging="360"/>
+      </w:pPr>
+      <w:rPr>
+        <w:rFonts w:ascii="Symbol" w:hAnsi="Symbol" w:hint="default"/>
+      </w:rPr>
+    </w:lvl>
+    <w:lvl w:ilvl="4" w:tplc="240A0003" w:tentative="1">
+      <w:start w:val="1"/>
+      <w:numFmt w:val="bullet"/>
+      <w:lvlText w:val="o"/>
+      <w:lvlJc w:val="left"/>
+      <w:pPr>
+        <w:ind w:left="4309" w:hanging="360"/>
+      </w:pPr>
+      <w:rPr>
+        <w:rFonts w:ascii="Courier New" w:hAnsi="Courier New" w:cs="Courier New" w:hint="default"/>
+      </w:rPr>
+    </w:lvl>
+    <w:lvl w:ilvl="5" w:tplc="240A0005" w:tentative="1">
+      <w:start w:val="1"/>
+      <w:numFmt w:val="bullet"/>
+      <w:lvlText w:val=""/>
+      <w:lvlJc w:val="left"/>
+      <w:pPr>
+        <w:ind w:left="5029" w:hanging="360"/>
+      </w:pPr>
+      <w:rPr>
+        <w:rFonts w:ascii="Wingdings" w:hAnsi="Wingdings" w:hint="default"/>
+      </w:rPr>
+    </w:lvl>
+    <w:lvl w:ilvl="6" w:tplc="240A0001" w:tentative="1">
+      <w:start w:val="1"/>
+      <w:numFmt w:val="bullet"/>
+      <w:lvlText w:val=""/>
+      <w:lvlJc w:val="left"/>
+      <w:pPr>
+        <w:ind w:left="5749" w:hanging="360"/>
+      </w:pPr>
+      <w:rPr>
+        <w:rFonts w:ascii="Symbol" w:hAnsi="Symbol" w:hint="default"/>
+      </w:rPr>
+    </w:lvl>
+    <w:lvl w:ilvl="7" w:tplc="240A0003" w:tentative="1">
+      <w:start w:val="1"/>
+      <w:numFmt w:val="bullet"/>
+      <w:lvlText w:val="o"/>
+      <w:lvlJc w:val="left"/>
+      <w:pPr>
+        <w:ind w:left="6469" w:hanging="360"/>
+      </w:pPr>
+      <w:rPr>
+        <w:rFonts w:ascii="Courier New" w:hAnsi="Courier New" w:cs="Courier New" w:hint="default"/>
+      </w:rPr>
+    </w:lvl>
+    <w:lvl w:ilvl="8" w:tplc="240A0005" w:tentative="1">
+      <w:start w:val="1"/>
+      <w:numFmt w:val="bullet"/>
+      <w:lvlText w:val=""/>
+      <w:lvlJc w:val="left"/>
+      <w:pPr>
+        <w:ind w:left="7189" w:hanging="360"/>
+      </w:pPr>
+      <w:rPr>
+        <w:rFonts w:ascii="Wingdings" w:hAnsi="Wingdings" w:hint="default"/>
+      </w:rPr>
+    </w:lvl>
+  </w:abstractNum>
+  <w:abstractNum w:abstractNumId="37" w15:restartNumberingAfterBreak="0">
     <w:nsid w:val="742D298D"/>
     <w:multiLevelType w:val="hybridMultilevel"/>
     <w:tmpl w:val="D5CEF400"/>
@@ -13509,7 +13735,7 @@
       </w:rPr>
     </w:lvl>
   </w:abstractNum>
-  <w:abstractNum w:abstractNumId="36" w15:restartNumberingAfterBreak="0">
+  <w:abstractNum w:abstractNumId="38" w15:restartNumberingAfterBreak="0">
     <w:nsid w:val="7C4943EE"/>
     <w:multiLevelType w:val="hybridMultilevel"/>
     <w:tmpl w:val="A58EA9AA"/>
@@ -13650,7 +13876,7 @@
     <w:abstractNumId w:val="11"/>
   </w:num>
   <w:num w:numId="10">
-    <w:abstractNumId w:val="36"/>
+    <w:abstractNumId w:val="38"/>
   </w:num>
   <w:num w:numId="11">
     <w:abstractNumId w:val="16"/>
@@ -13683,7 +13909,7 @@
     <w:abstractNumId w:val="29"/>
   </w:num>
   <w:num w:numId="21">
-    <w:abstractNumId w:val="34"/>
+    <w:abstractNumId w:val="35"/>
   </w:num>
   <w:num w:numId="22">
     <w:abstractNumId w:val="1"/>
@@ -13704,7 +13930,7 @@
     <w:abstractNumId w:val="17"/>
   </w:num>
   <w:num w:numId="28">
-    <w:abstractNumId w:val="35"/>
+    <w:abstractNumId w:val="37"/>
   </w:num>
   <w:num w:numId="29">
     <w:abstractNumId w:val="26"/>
@@ -13732,6 +13958,12 @@
   </w:num>
   <w:num w:numId="37">
     <w:abstractNumId w:val="9"/>
+  </w:num>
+  <w:num w:numId="38">
+    <w:abstractNumId w:val="36"/>
+  </w:num>
+  <w:num w:numId="39">
+    <w:abstractNumId w:val="34"/>
   </w:num>
   <w:numIdMacAtCleanup w:val="21"/>
 </w:numbering>
@@ -15483,26 +15715,6 @@
 </file>
 
 <file path=customXml/item2.xml><?xml version="1.0" encoding="utf-8"?>
-<?mso-contentType ?>
-<FormTemplates xmlns="http://schemas.microsoft.com/sharepoint/v3/contenttype/forms">
-  <Display>DocumentLibraryForm</Display>
-  <Edit>DocumentLibraryForm</Edit>
-  <New>DocumentLibraryForm</New>
-</FormTemplates>
-</file>
-
-<file path=customXml/item3.xml><?xml version="1.0" encoding="utf-8"?>
-<p:properties xmlns:p="http://schemas.microsoft.com/office/2006/metadata/properties" xmlns:xsi="http://www.w3.org/2001/XMLSchema-instance" xmlns:pc="http://schemas.microsoft.com/office/infopath/2007/PartnerControls">
-  <documentManagement>
-    <TaxCatchAll xmlns="67a0edcd-0de5-43ed-8c27-e32f38a00c91" xsi:nil="true"/>
-    <lcf76f155ced4ddcb4097134ff3c332f xmlns="42760c81-fd8e-4d59-8953-7cdb9f38b14f">
-      <Terms xmlns="http://schemas.microsoft.com/office/infopath/2007/PartnerControls"/>
-    </lcf76f155ced4ddcb4097134ff3c332f>
-  </documentManagement>
-</p:properties>
-</file>
-
-<file path=customXml/item4.xml><?xml version="1.0" encoding="utf-8"?>
 <ct:contentTypeSchema xmlns:ct="http://schemas.microsoft.com/office/2006/metadata/contentType" xmlns:ma="http://schemas.microsoft.com/office/2006/metadata/properties/metaAttributes" ct:_="" ma:_="" ma:contentTypeName="Documento" ma:contentTypeID="0x01010005252A1EF3BD024F856B47B579AB5244" ma:contentTypeVersion="12" ma:contentTypeDescription="Crear nuevo documento." ma:contentTypeScope="" ma:versionID="32d0e18b85ac20c34eab62df21c0cf58">
   <xsd:schema xmlns:xsd="http://www.w3.org/2001/XMLSchema" xmlns:xs="http://www.w3.org/2001/XMLSchema" xmlns:p="http://schemas.microsoft.com/office/2006/metadata/properties" xmlns:ns2="42760c81-fd8e-4d59-8953-7cdb9f38b14f" xmlns:ns3="67a0edcd-0de5-43ed-8c27-e32f38a00c91" targetNamespace="http://schemas.microsoft.com/office/2006/metadata/properties" ma:root="true" ma:fieldsID="cc2c149e99f10870fd5bc3964e5386d3" ns2:_="" ns3:_="">
     <xsd:import namespace="42760c81-fd8e-4d59-8953-7cdb9f38b14f"/>
@@ -15703,6 +15915,26 @@
 </ct:contentTypeSchema>
 </file>
 
+<file path=customXml/item3.xml><?xml version="1.0" encoding="utf-8"?>
+<p:properties xmlns:p="http://schemas.microsoft.com/office/2006/metadata/properties" xmlns:xsi="http://www.w3.org/2001/XMLSchema-instance" xmlns:pc="http://schemas.microsoft.com/office/infopath/2007/PartnerControls">
+  <documentManagement>
+    <TaxCatchAll xmlns="67a0edcd-0de5-43ed-8c27-e32f38a00c91" xsi:nil="true"/>
+    <lcf76f155ced4ddcb4097134ff3c332f xmlns="42760c81-fd8e-4d59-8953-7cdb9f38b14f">
+      <Terms xmlns="http://schemas.microsoft.com/office/infopath/2007/PartnerControls"/>
+    </lcf76f155ced4ddcb4097134ff3c332f>
+  </documentManagement>
+</p:properties>
+</file>
+
+<file path=customXml/item4.xml><?xml version="1.0" encoding="utf-8"?>
+<?mso-contentType ?>
+<FormTemplates xmlns="http://schemas.microsoft.com/sharepoint/v3/contenttype/forms">
+  <Display>DocumentLibraryForm</Display>
+  <Edit>DocumentLibraryForm</Edit>
+  <New>DocumentLibraryForm</New>
+</FormTemplates>
+</file>
+
 <file path=customXml/itemProps1.xml><?xml version="1.0" encoding="utf-8"?>
 <ds:datastoreItem xmlns:ds="http://schemas.openxmlformats.org/officeDocument/2006/customXml" ds:itemID="{EAE431FD-7059-4C09-804B-C9D69EB7B213}">
   <ds:schemaRefs>
@@ -15712,9 +15944,20 @@
 </file>
 
 <file path=customXml/itemProps2.xml><?xml version="1.0" encoding="utf-8"?>
-<ds:datastoreItem xmlns:ds="http://schemas.openxmlformats.org/officeDocument/2006/customXml" ds:itemID="{10663269-2064-4804-8290-36D4A57F5557}">
+<ds:datastoreItem xmlns:ds="http://schemas.openxmlformats.org/officeDocument/2006/customXml" ds:itemID="{D55B3367-010C-4CDD-9162-6BBD75CF7CF5}">
   <ds:schemaRefs>
-    <ds:schemaRef ds:uri="http://schemas.microsoft.com/sharepoint/v3/contenttype/forms"/>
+    <ds:schemaRef ds:uri="http://schemas.microsoft.com/office/2006/metadata/contentType"/>
+    <ds:schemaRef ds:uri="http://schemas.microsoft.com/office/2006/metadata/properties/metaAttributes"/>
+    <ds:schemaRef ds:uri="http://www.w3.org/2001/XMLSchema"/>
+    <ds:schemaRef ds:uri="http://schemas.microsoft.com/office/2006/metadata/properties"/>
+    <ds:schemaRef ds:uri="42760c81-fd8e-4d59-8953-7cdb9f38b14f"/>
+    <ds:schemaRef ds:uri="67a0edcd-0de5-43ed-8c27-e32f38a00c91"/>
+    <ds:schemaRef ds:uri="http://schemas.microsoft.com/office/2006/documentManagement/types"/>
+    <ds:schemaRef ds:uri="http://schemas.microsoft.com/office/infopath/2007/PartnerControls"/>
+    <ds:schemaRef ds:uri="http://schemas.openxmlformats.org/package/2006/metadata/core-properties"/>
+    <ds:schemaRef ds:uri="http://purl.org/dc/elements/1.1/"/>
+    <ds:schemaRef ds:uri="http://purl.org/dc/terms/"/>
+    <ds:schemaRef ds:uri="http://schemas.microsoft.com/internal/obd"/>
   </ds:schemaRefs>
 </ds:datastoreItem>
 </file>
@@ -15731,20 +15974,9 @@
 </file>
 
 <file path=customXml/itemProps4.xml><?xml version="1.0" encoding="utf-8"?>
-<ds:datastoreItem xmlns:ds="http://schemas.openxmlformats.org/officeDocument/2006/customXml" ds:itemID="{D55B3367-010C-4CDD-9162-6BBD75CF7CF5}">
+<ds:datastoreItem xmlns:ds="http://schemas.openxmlformats.org/officeDocument/2006/customXml" ds:itemID="{10663269-2064-4804-8290-36D4A57F5557}">
   <ds:schemaRefs>
-    <ds:schemaRef ds:uri="http://schemas.microsoft.com/office/2006/metadata/contentType"/>
-    <ds:schemaRef ds:uri="http://schemas.microsoft.com/office/2006/metadata/properties/metaAttributes"/>
-    <ds:schemaRef ds:uri="http://www.w3.org/2001/XMLSchema"/>
-    <ds:schemaRef ds:uri="http://schemas.microsoft.com/office/2006/metadata/properties"/>
-    <ds:schemaRef ds:uri="42760c81-fd8e-4d59-8953-7cdb9f38b14f"/>
-    <ds:schemaRef ds:uri="67a0edcd-0de5-43ed-8c27-e32f38a00c91"/>
-    <ds:schemaRef ds:uri="http://schemas.microsoft.com/office/2006/documentManagement/types"/>
-    <ds:schemaRef ds:uri="http://schemas.microsoft.com/office/infopath/2007/PartnerControls"/>
-    <ds:schemaRef ds:uri="http://schemas.openxmlformats.org/package/2006/metadata/core-properties"/>
-    <ds:schemaRef ds:uri="http://purl.org/dc/elements/1.1/"/>
-    <ds:schemaRef ds:uri="http://purl.org/dc/terms/"/>
-    <ds:schemaRef ds:uri="http://schemas.microsoft.com/internal/obd"/>
+    <ds:schemaRef ds:uri="http://schemas.microsoft.com/sharepoint/v3/contenttype/forms"/>
   </ds:schemaRefs>
 </ds:datastoreItem>
 </file>